--- a/docs/后台使用说明.docx
+++ b/docs/后台使用说明.docx
@@ -4,8 +4,42 @@
   <w:body>
     <w:p>
       <w:pPr>
+        <w:pBdr>
+          <w:bottom w:val="single" w:color="2E75B6" w:sz="12" w:space="4"/>
+        </w:pBdr>
+        <w:spacing w:before="400" w:after="200"/>
+      </w:pPr>
+      <w:r>
+        <w:rPr>
+          <w:rFonts w:ascii="Arial" w:hAnsi="Arial" w:eastAsia="Arial" w:cs="Arial"/>
+          <w:b/>
+          <w:bCs/>
+          <w:color w:val="1F4E79"/>
+          <w:sz w:val="36"/>
+          <w:szCs w:val="36"/>
+        </w:rPr>
+        <w:t>第一部分　专家档案</w:t>
+      </w:r>
+    </w:p>
+    <w:p>
+      <w:pPr>
+        <w:spacing w:after="120"/>
+      </w:pPr>
+      <w:r>
+        <w:rPr>
+          <w:rFonts w:ascii="Arial" w:hAnsi="Arial" w:eastAsia="Arial" w:cs="Arial"/>
+          <w:sz w:val="22"/>
+          <w:szCs w:val="22"/>
+        </w:rPr>
+        <w:t>对应页面：/ops/expert-files　　登录方式：账号 + 密码（不再使用旧 token 链接进入本页）。</w:t>
+      </w:r>
+      <w:bookmarkStart w:id="0" w:name="_GoBack"/>
+      <w:bookmarkEnd w:id="0"/>
+    </w:p>
+    <w:p>
+      <w:pPr>
         <w:pStyle w:val="2"/>
-        <w:spacing w:before="280" w:after="160"/>
+        <w:spacing w:before="320" w:after="160"/>
       </w:pPr>
       <w:r>
         <w:rPr>
@@ -88,7 +122,7 @@
     <w:p>
       <w:pPr>
         <w:pStyle w:val="2"/>
-        <w:spacing w:before="280" w:after="160"/>
+        <w:spacing w:before="320" w:after="160"/>
       </w:pPr>
       <w:r>
         <w:rPr>
@@ -100,13 +134,11 @@
         </w:rPr>
         <w:t>2. 如何进入与登录</w:t>
       </w:r>
-      <w:bookmarkStart w:id="0" w:name="_GoBack"/>
-      <w:bookmarkEnd w:id="0"/>
     </w:p>
     <w:p>
       <w:pPr>
         <w:pStyle w:val="3"/>
-        <w:spacing w:before="220" w:after="120"/>
+        <w:spacing w:before="240" w:after="120"/>
       </w:pPr>
       <w:r>
         <w:rPr>
@@ -129,94 +161,43 @@
           <w:sz w:val="22"/>
           <w:szCs w:val="22"/>
         </w:rPr>
-        <w:t>在浏览器中打开专家档案登录地址（</w:t>
-      </w:r>
-      <w:r>
-        <w:rPr>
-          <w:rFonts w:hint="eastAsia" w:ascii="Arial" w:hAnsi="Arial" w:eastAsia="Arial" w:cs="Arial"/>
-          <w:sz w:val="22"/>
-          <w:szCs w:val="22"/>
-        </w:rPr>
-        <w:fldChar w:fldCharType="begin"/>
-      </w:r>
-      <w:r>
-        <w:rPr>
-          <w:rFonts w:hint="eastAsia" w:ascii="Arial" w:hAnsi="Arial" w:eastAsia="Arial" w:cs="Arial"/>
-          <w:sz w:val="22"/>
-          <w:szCs w:val="22"/>
-        </w:rPr>
-        <w:instrText xml:space="preserve"> HYPERLINK "http://talent.1000help.com/ops/expert-files/login" </w:instrText>
-      </w:r>
-      <w:r>
-        <w:rPr>
-          <w:rFonts w:hint="eastAsia" w:ascii="Arial" w:hAnsi="Arial" w:eastAsia="Arial" w:cs="Arial"/>
-          <w:sz w:val="22"/>
-          <w:szCs w:val="22"/>
-        </w:rPr>
-        <w:fldChar w:fldCharType="separate"/>
-      </w:r>
-      <w:r>
-        <w:rPr>
-          <w:rStyle w:val="14"/>
-          <w:rFonts w:hint="eastAsia" w:ascii="Arial" w:hAnsi="Arial" w:eastAsia="Arial" w:cs="Arial"/>
-          <w:sz w:val="22"/>
-          <w:szCs w:val="22"/>
-        </w:rPr>
-        <w:t>http</w:t>
-      </w:r>
-      <w:r>
-        <w:rPr>
-          <w:rStyle w:val="14"/>
-          <w:rFonts w:hint="eastAsia" w:eastAsia="宋体" w:cs="Arial"/>
-          <w:sz w:val="22"/>
-          <w:szCs w:val="22"/>
-          <w:lang w:val="en-US" w:eastAsia="zh-CN"/>
-        </w:rPr>
-        <w:t>s</w:t>
-      </w:r>
-      <w:r>
-        <w:rPr>
-          <w:rStyle w:val="14"/>
-          <w:rFonts w:hint="eastAsia" w:ascii="Arial" w:hAnsi="Arial" w:eastAsia="Arial" w:cs="Arial"/>
-          <w:sz w:val="22"/>
-          <w:szCs w:val="22"/>
-        </w:rPr>
-        <w:t>://talent.1000help.com/ops/expert-files/login</w:t>
-      </w:r>
-      <w:r>
-        <w:rPr>
-          <w:rFonts w:hint="eastAsia" w:ascii="Arial" w:hAnsi="Arial" w:eastAsia="Arial" w:cs="Arial"/>
-          <w:sz w:val="22"/>
-          <w:szCs w:val="22"/>
-        </w:rPr>
-        <w:fldChar w:fldCharType="end"/>
-      </w:r>
-      <w:r>
-        <w:rPr>
-          <w:rFonts w:ascii="Arial" w:hAnsi="Arial" w:eastAsia="Arial" w:cs="Arial"/>
-          <w:sz w:val="22"/>
-          <w:szCs w:val="22"/>
-        </w:rPr>
-        <w:t>，页面标题一般为「专家档案登录」。</w:t>
+        <w:t>在浏览器中打开专家档案登录地址：</w:t>
       </w:r>
     </w:p>
     <w:p>
       <w:pPr>
         <w:spacing w:after="120"/>
-      </w:pPr>
-      <w:r>
-        <w:rPr>
-          <w:rFonts w:ascii="Arial" w:hAnsi="Arial" w:eastAsia="Arial" w:cs="Arial"/>
-          <w:sz w:val="22"/>
-          <w:szCs w:val="22"/>
-        </w:rPr>
-        <w:t>若直接打开档案主页但尚未登录，系统会自动跳转到登录页。</w:t>
+        <w:rPr>
+          <w:color w:val="0563C1"/>
+        </w:rPr>
+      </w:pPr>
+      <w:r>
+        <w:rPr>
+          <w:rFonts w:ascii="Arial" w:hAnsi="Arial" w:eastAsia="Arial" w:cs="Arial"/>
+          <w:color w:val="0563C1"/>
+          <w:sz w:val="22"/>
+          <w:szCs w:val="22"/>
+        </w:rPr>
+        <w:t>https://talent.1000help.com/ops/expert-files/login</w:t>
+      </w:r>
+    </w:p>
+    <w:p>
+      <w:pPr>
+        <w:spacing w:after="120"/>
+      </w:pPr>
+      <w:r>
+        <w:rPr>
+          <w:rFonts w:ascii="Arial" w:hAnsi="Arial" w:eastAsia="Arial" w:cs="Arial"/>
+          <w:sz w:val="22"/>
+          <w:szCs w:val="22"/>
+        </w:rPr>
+        <w:t>页面标题一般为「专家档案登录」。若直接打开档案主页但尚未登录，系统会自动跳转到登录页。</w:t>
       </w:r>
     </w:p>
     <w:p>
       <w:pPr>
         <w:pStyle w:val="3"/>
-        <w:spacing w:before="220" w:after="120"/>
+        <w:spacing w:before="240" w:after="120"/>
       </w:pPr>
       <w:r>
         <w:rPr>
@@ -299,7 +280,7 @@
     <w:p>
       <w:pPr>
         <w:pStyle w:val="3"/>
-        <w:spacing w:before="220" w:after="120"/>
+        <w:spacing w:before="240" w:after="120"/>
       </w:pPr>
       <w:r>
         <w:rPr>
@@ -317,7 +298,7 @@
         <w:pStyle w:val="17"/>
         <w:numPr>
           <w:ilvl w:val="0"/>
-          <w:numId w:val="3"/>
+          <w:numId w:val="1"/>
         </w:numPr>
         <w:spacing w:after="80"/>
       </w:pPr>
@@ -327,7 +308,7 @@
           <w:sz w:val="22"/>
           <w:szCs w:val="22"/>
         </w:rPr>
-        <w:t>初始账号与初始密码由管理员发放，请登录后尽快修改密码（见下文「修改密码」）。</w:t>
+        <w:t>初始账号与初始密码由管理员发放，请登录后尽快修改密码。</w:t>
       </w:r>
     </w:p>
     <w:p>
@@ -335,7 +316,7 @@
         <w:pStyle w:val="17"/>
         <w:numPr>
           <w:ilvl w:val="0"/>
-          <w:numId w:val="3"/>
+          <w:numId w:val="1"/>
         </w:numPr>
         <w:spacing w:after="80"/>
       </w:pPr>
@@ -351,7 +332,7 @@
     <w:p>
       <w:pPr>
         <w:pStyle w:val="3"/>
-        <w:spacing w:before="220" w:after="120"/>
+        <w:spacing w:before="240" w:after="120"/>
       </w:pPr>
       <w:r>
         <w:rPr>
@@ -380,7 +361,7 @@
     <w:p>
       <w:pPr>
         <w:pStyle w:val="2"/>
-        <w:spacing w:before="280" w:after="160"/>
+        <w:spacing w:before="320" w:after="160"/>
       </w:pPr>
       <w:r>
         <w:rPr>
@@ -405,6 +386,11 @@
         </w:rPr>
         <w:t>主页面大致分为四块：</w:t>
       </w:r>
+    </w:p>
+    <w:p>
+      <w:pPr>
+        <w:spacing w:after="80"/>
+      </w:pPr>
     </w:p>
     <w:tbl>
       <w:tblPr>
@@ -428,8 +414,8 @@
         </w:tblCellMar>
       </w:tblPr>
       <w:tblGrid>
-        <w:gridCol w:w="2400"/>
-        <w:gridCol w:w="6626"/>
+        <w:gridCol w:w="2200"/>
+        <w:gridCol w:w="6826"/>
       </w:tblGrid>
       <w:tr>
         <w:tblPrEx>
@@ -450,14 +436,14 @@
         </w:tblPrEx>
         <w:tc>
           <w:tcPr>
-            <w:tcW w:w="2400" w:type="dxa"/>
-            <w:tcBorders>
-              <w:top w:val="single" w:color="CCCCCC" w:sz="0" w:space="0"/>
-              <w:left w:val="single" w:color="CCCCCC" w:sz="0" w:space="0"/>
-              <w:bottom w:val="single" w:color="CCCCCC" w:sz="0" w:space="0"/>
-              <w:right w:val="single" w:color="CCCCCC" w:sz="0" w:space="0"/>
-            </w:tcBorders>
-            <w:shd w:val="clear" w:color="auto" w:fill="E8F1F8"/>
+            <w:tcW w:w="2200" w:type="dxa"/>
+            <w:tcBorders>
+              <w:top w:val="single" w:color="CCCCCC" w:sz="0" w:space="0"/>
+              <w:left w:val="single" w:color="CCCCCC" w:sz="0" w:space="0"/>
+              <w:bottom w:val="single" w:color="CCCCCC" w:sz="0" w:space="0"/>
+              <w:right w:val="single" w:color="CCCCCC" w:sz="0" w:space="0"/>
+            </w:tcBorders>
+            <w:shd w:val="clear" w:color="auto" w:fill="D9E8F5"/>
             <w:tcMar>
               <w:top w:w="80" w:type="dxa"/>
               <w:left w:w="120" w:type="dxa"/>
@@ -480,14 +466,14 @@
         </w:tc>
         <w:tc>
           <w:tcPr>
-            <w:tcW w:w="6626" w:type="dxa"/>
-            <w:tcBorders>
-              <w:top w:val="single" w:color="CCCCCC" w:sz="0" w:space="0"/>
-              <w:left w:val="single" w:color="CCCCCC" w:sz="0" w:space="0"/>
-              <w:bottom w:val="single" w:color="CCCCCC" w:sz="0" w:space="0"/>
-              <w:right w:val="single" w:color="CCCCCC" w:sz="0" w:space="0"/>
-            </w:tcBorders>
-            <w:shd w:val="clear" w:color="auto" w:fill="E8F1F8"/>
+            <w:tcW w:w="6826" w:type="dxa"/>
+            <w:tcBorders>
+              <w:top w:val="single" w:color="CCCCCC" w:sz="0" w:space="0"/>
+              <w:left w:val="single" w:color="CCCCCC" w:sz="0" w:space="0"/>
+              <w:bottom w:val="single" w:color="CCCCCC" w:sz="0" w:space="0"/>
+              <w:right w:val="single" w:color="CCCCCC" w:sz="0" w:space="0"/>
+            </w:tcBorders>
+            <w:shd w:val="clear" w:color="auto" w:fill="D9E8F5"/>
             <w:tcMar>
               <w:top w:w="80" w:type="dxa"/>
               <w:left w:w="120" w:type="dxa"/>
@@ -528,26 +514,26 @@
         </w:tblPrEx>
         <w:tc>
           <w:tcPr>
-            <w:tcW w:w="2400" w:type="dxa"/>
-            <w:tcBorders>
-              <w:top w:val="single" w:color="CCCCCC" w:sz="0" w:space="0"/>
-              <w:left w:val="single" w:color="CCCCCC" w:sz="0" w:space="0"/>
-              <w:bottom w:val="single" w:color="CCCCCC" w:sz="0" w:space="0"/>
-              <w:right w:val="single" w:color="CCCCCC" w:sz="0" w:space="0"/>
-            </w:tcBorders>
-            <w:tcMar>
-              <w:top w:w="80" w:type="dxa"/>
-              <w:left w:w="120" w:type="dxa"/>
-              <w:bottom w:w="80" w:type="dxa"/>
-              <w:right w:w="120" w:type="dxa"/>
-            </w:tcMar>
-          </w:tcPr>
-          <w:p>
-            <w:r>
-              <w:rPr>
-                <w:rFonts w:ascii="Arial" w:hAnsi="Arial" w:eastAsia="Arial" w:cs="Arial"/>
-                <w:b/>
-                <w:bCs/>
+            <w:tcW w:w="2200" w:type="dxa"/>
+            <w:tcBorders>
+              <w:top w:val="single" w:color="CCCCCC" w:sz="0" w:space="0"/>
+              <w:left w:val="single" w:color="CCCCCC" w:sz="0" w:space="0"/>
+              <w:bottom w:val="single" w:color="CCCCCC" w:sz="0" w:space="0"/>
+              <w:right w:val="single" w:color="CCCCCC" w:sz="0" w:space="0"/>
+            </w:tcBorders>
+            <w:tcMar>
+              <w:top w:w="80" w:type="dxa"/>
+              <w:left w:w="120" w:type="dxa"/>
+              <w:bottom w:w="80" w:type="dxa"/>
+              <w:right w:w="120" w:type="dxa"/>
+            </w:tcMar>
+          </w:tcPr>
+          <w:p>
+            <w:r>
+              <w:rPr>
+                <w:rFonts w:ascii="Arial" w:hAnsi="Arial" w:eastAsia="Arial" w:cs="Arial"/>
+                <w:b w:val="0"/>
+                <w:bCs w:val="0"/>
                 <w:sz w:val="20"/>
                 <w:szCs w:val="20"/>
               </w:rPr>
@@ -557,24 +543,26 @@
         </w:tc>
         <w:tc>
           <w:tcPr>
-            <w:tcW w:w="6626" w:type="dxa"/>
-            <w:tcBorders>
-              <w:top w:val="single" w:color="CCCCCC" w:sz="0" w:space="0"/>
-              <w:left w:val="single" w:color="CCCCCC" w:sz="0" w:space="0"/>
-              <w:bottom w:val="single" w:color="CCCCCC" w:sz="0" w:space="0"/>
-              <w:right w:val="single" w:color="CCCCCC" w:sz="0" w:space="0"/>
-            </w:tcBorders>
-            <w:tcMar>
-              <w:top w:w="80" w:type="dxa"/>
-              <w:left w:w="120" w:type="dxa"/>
-              <w:bottom w:w="80" w:type="dxa"/>
-              <w:right w:w="120" w:type="dxa"/>
-            </w:tcMar>
-          </w:tcPr>
-          <w:p>
-            <w:r>
-              <w:rPr>
-                <w:rFonts w:ascii="Arial" w:hAnsi="Arial" w:eastAsia="Arial" w:cs="Arial"/>
+            <w:tcW w:w="6826" w:type="dxa"/>
+            <w:tcBorders>
+              <w:top w:val="single" w:color="CCCCCC" w:sz="0" w:space="0"/>
+              <w:left w:val="single" w:color="CCCCCC" w:sz="0" w:space="0"/>
+              <w:bottom w:val="single" w:color="CCCCCC" w:sz="0" w:space="0"/>
+              <w:right w:val="single" w:color="CCCCCC" w:sz="0" w:space="0"/>
+            </w:tcBorders>
+            <w:tcMar>
+              <w:top w:w="80" w:type="dxa"/>
+              <w:left w:w="120" w:type="dxa"/>
+              <w:bottom w:w="80" w:type="dxa"/>
+              <w:right w:w="120" w:type="dxa"/>
+            </w:tcMar>
+          </w:tcPr>
+          <w:p>
+            <w:r>
+              <w:rPr>
+                <w:rFonts w:ascii="Arial" w:hAnsi="Arial" w:eastAsia="Arial" w:cs="Arial"/>
+                <w:b w:val="0"/>
+                <w:bCs w:val="0"/>
                 <w:sz w:val="20"/>
                 <w:szCs w:val="20"/>
               </w:rPr>
@@ -602,26 +590,26 @@
         </w:tblPrEx>
         <w:tc>
           <w:tcPr>
-            <w:tcW w:w="2400" w:type="dxa"/>
-            <w:tcBorders>
-              <w:top w:val="single" w:color="CCCCCC" w:sz="0" w:space="0"/>
-              <w:left w:val="single" w:color="CCCCCC" w:sz="0" w:space="0"/>
-              <w:bottom w:val="single" w:color="CCCCCC" w:sz="0" w:space="0"/>
-              <w:right w:val="single" w:color="CCCCCC" w:sz="0" w:space="0"/>
-            </w:tcBorders>
-            <w:tcMar>
-              <w:top w:w="80" w:type="dxa"/>
-              <w:left w:w="120" w:type="dxa"/>
-              <w:bottom w:w="80" w:type="dxa"/>
-              <w:right w:w="120" w:type="dxa"/>
-            </w:tcMar>
-          </w:tcPr>
-          <w:p>
-            <w:r>
-              <w:rPr>
-                <w:rFonts w:ascii="Arial" w:hAnsi="Arial" w:eastAsia="Arial" w:cs="Arial"/>
-                <w:b/>
-                <w:bCs/>
+            <w:tcW w:w="2200" w:type="dxa"/>
+            <w:tcBorders>
+              <w:top w:val="single" w:color="CCCCCC" w:sz="0" w:space="0"/>
+              <w:left w:val="single" w:color="CCCCCC" w:sz="0" w:space="0"/>
+              <w:bottom w:val="single" w:color="CCCCCC" w:sz="0" w:space="0"/>
+              <w:right w:val="single" w:color="CCCCCC" w:sz="0" w:space="0"/>
+            </w:tcBorders>
+            <w:tcMar>
+              <w:top w:w="80" w:type="dxa"/>
+              <w:left w:w="120" w:type="dxa"/>
+              <w:bottom w:w="80" w:type="dxa"/>
+              <w:right w:w="120" w:type="dxa"/>
+            </w:tcMar>
+          </w:tcPr>
+          <w:p>
+            <w:r>
+              <w:rPr>
+                <w:rFonts w:ascii="Arial" w:hAnsi="Arial" w:eastAsia="Arial" w:cs="Arial"/>
+                <w:b w:val="0"/>
+                <w:bCs w:val="0"/>
                 <w:sz w:val="20"/>
                 <w:szCs w:val="20"/>
               </w:rPr>
@@ -631,24 +619,26 @@
         </w:tc>
         <w:tc>
           <w:tcPr>
-            <w:tcW w:w="6626" w:type="dxa"/>
-            <w:tcBorders>
-              <w:top w:val="single" w:color="CCCCCC" w:sz="0" w:space="0"/>
-              <w:left w:val="single" w:color="CCCCCC" w:sz="0" w:space="0"/>
-              <w:bottom w:val="single" w:color="CCCCCC" w:sz="0" w:space="0"/>
-              <w:right w:val="single" w:color="CCCCCC" w:sz="0" w:space="0"/>
-            </w:tcBorders>
-            <w:tcMar>
-              <w:top w:w="80" w:type="dxa"/>
-              <w:left w:w="120" w:type="dxa"/>
-              <w:bottom w:w="80" w:type="dxa"/>
-              <w:right w:w="120" w:type="dxa"/>
-            </w:tcMar>
-          </w:tcPr>
-          <w:p>
-            <w:r>
-              <w:rPr>
-                <w:rFonts w:ascii="Arial" w:hAnsi="Arial" w:eastAsia="Arial" w:cs="Arial"/>
+            <w:tcW w:w="6826" w:type="dxa"/>
+            <w:tcBorders>
+              <w:top w:val="single" w:color="CCCCCC" w:sz="0" w:space="0"/>
+              <w:left w:val="single" w:color="CCCCCC" w:sz="0" w:space="0"/>
+              <w:bottom w:val="single" w:color="CCCCCC" w:sz="0" w:space="0"/>
+              <w:right w:val="single" w:color="CCCCCC" w:sz="0" w:space="0"/>
+            </w:tcBorders>
+            <w:tcMar>
+              <w:top w:w="80" w:type="dxa"/>
+              <w:left w:w="120" w:type="dxa"/>
+              <w:bottom w:w="80" w:type="dxa"/>
+              <w:right w:w="120" w:type="dxa"/>
+            </w:tcMar>
+          </w:tcPr>
+          <w:p>
+            <w:r>
+              <w:rPr>
+                <w:rFonts w:ascii="Arial" w:hAnsi="Arial" w:eastAsia="Arial" w:cs="Arial"/>
+                <w:b w:val="0"/>
+                <w:bCs w:val="0"/>
                 <w:sz w:val="20"/>
                 <w:szCs w:val="20"/>
               </w:rPr>
@@ -676,26 +666,26 @@
         </w:tblPrEx>
         <w:tc>
           <w:tcPr>
-            <w:tcW w:w="2400" w:type="dxa"/>
-            <w:tcBorders>
-              <w:top w:val="single" w:color="CCCCCC" w:sz="0" w:space="0"/>
-              <w:left w:val="single" w:color="CCCCCC" w:sz="0" w:space="0"/>
-              <w:bottom w:val="single" w:color="CCCCCC" w:sz="0" w:space="0"/>
-              <w:right w:val="single" w:color="CCCCCC" w:sz="0" w:space="0"/>
-            </w:tcBorders>
-            <w:tcMar>
-              <w:top w:w="80" w:type="dxa"/>
-              <w:left w:w="120" w:type="dxa"/>
-              <w:bottom w:w="80" w:type="dxa"/>
-              <w:right w:w="120" w:type="dxa"/>
-            </w:tcMar>
-          </w:tcPr>
-          <w:p>
-            <w:r>
-              <w:rPr>
-                <w:rFonts w:ascii="Arial" w:hAnsi="Arial" w:eastAsia="Arial" w:cs="Arial"/>
-                <w:b/>
-                <w:bCs/>
+            <w:tcW w:w="2200" w:type="dxa"/>
+            <w:tcBorders>
+              <w:top w:val="single" w:color="CCCCCC" w:sz="0" w:space="0"/>
+              <w:left w:val="single" w:color="CCCCCC" w:sz="0" w:space="0"/>
+              <w:bottom w:val="single" w:color="CCCCCC" w:sz="0" w:space="0"/>
+              <w:right w:val="single" w:color="CCCCCC" w:sz="0" w:space="0"/>
+            </w:tcBorders>
+            <w:tcMar>
+              <w:top w:w="80" w:type="dxa"/>
+              <w:left w:w="120" w:type="dxa"/>
+              <w:bottom w:w="80" w:type="dxa"/>
+              <w:right w:w="120" w:type="dxa"/>
+            </w:tcMar>
+          </w:tcPr>
+          <w:p>
+            <w:r>
+              <w:rPr>
+                <w:rFonts w:ascii="Arial" w:hAnsi="Arial" w:eastAsia="Arial" w:cs="Arial"/>
+                <w:b w:val="0"/>
+                <w:bCs w:val="0"/>
                 <w:sz w:val="20"/>
                 <w:szCs w:val="20"/>
               </w:rPr>
@@ -705,24 +695,26 @@
         </w:tc>
         <w:tc>
           <w:tcPr>
-            <w:tcW w:w="6626" w:type="dxa"/>
-            <w:tcBorders>
-              <w:top w:val="single" w:color="CCCCCC" w:sz="0" w:space="0"/>
-              <w:left w:val="single" w:color="CCCCCC" w:sz="0" w:space="0"/>
-              <w:bottom w:val="single" w:color="CCCCCC" w:sz="0" w:space="0"/>
-              <w:right w:val="single" w:color="CCCCCC" w:sz="0" w:space="0"/>
-            </w:tcBorders>
-            <w:tcMar>
-              <w:top w:w="80" w:type="dxa"/>
-              <w:left w:w="120" w:type="dxa"/>
-              <w:bottom w:w="80" w:type="dxa"/>
-              <w:right w:w="120" w:type="dxa"/>
-            </w:tcMar>
-          </w:tcPr>
-          <w:p>
-            <w:r>
-              <w:rPr>
-                <w:rFonts w:ascii="Arial" w:hAnsi="Arial" w:eastAsia="Arial" w:cs="Arial"/>
+            <w:tcW w:w="6826" w:type="dxa"/>
+            <w:tcBorders>
+              <w:top w:val="single" w:color="CCCCCC" w:sz="0" w:space="0"/>
+              <w:left w:val="single" w:color="CCCCCC" w:sz="0" w:space="0"/>
+              <w:bottom w:val="single" w:color="CCCCCC" w:sz="0" w:space="0"/>
+              <w:right w:val="single" w:color="CCCCCC" w:sz="0" w:space="0"/>
+            </w:tcBorders>
+            <w:tcMar>
+              <w:top w:w="80" w:type="dxa"/>
+              <w:left w:w="120" w:type="dxa"/>
+              <w:bottom w:w="80" w:type="dxa"/>
+              <w:right w:w="120" w:type="dxa"/>
+            </w:tcMar>
+          </w:tcPr>
+          <w:p>
+            <w:r>
+              <w:rPr>
+                <w:rFonts w:ascii="Arial" w:hAnsi="Arial" w:eastAsia="Arial" w:cs="Arial"/>
+                <w:b w:val="0"/>
+                <w:bCs w:val="0"/>
                 <w:sz w:val="20"/>
                 <w:szCs w:val="20"/>
               </w:rPr>
@@ -750,26 +742,26 @@
         </w:tblPrEx>
         <w:tc>
           <w:tcPr>
-            <w:tcW w:w="2400" w:type="dxa"/>
-            <w:tcBorders>
-              <w:top w:val="single" w:color="CCCCCC" w:sz="0" w:space="0"/>
-              <w:left w:val="single" w:color="CCCCCC" w:sz="0" w:space="0"/>
-              <w:bottom w:val="single" w:color="CCCCCC" w:sz="0" w:space="0"/>
-              <w:right w:val="single" w:color="CCCCCC" w:sz="0" w:space="0"/>
-            </w:tcBorders>
-            <w:tcMar>
-              <w:top w:w="80" w:type="dxa"/>
-              <w:left w:w="120" w:type="dxa"/>
-              <w:bottom w:w="80" w:type="dxa"/>
-              <w:right w:w="120" w:type="dxa"/>
-            </w:tcMar>
-          </w:tcPr>
-          <w:p>
-            <w:r>
-              <w:rPr>
-                <w:rFonts w:ascii="Arial" w:hAnsi="Arial" w:eastAsia="Arial" w:cs="Arial"/>
-                <w:b/>
-                <w:bCs/>
+            <w:tcW w:w="2200" w:type="dxa"/>
+            <w:tcBorders>
+              <w:top w:val="single" w:color="CCCCCC" w:sz="0" w:space="0"/>
+              <w:left w:val="single" w:color="CCCCCC" w:sz="0" w:space="0"/>
+              <w:bottom w:val="single" w:color="CCCCCC" w:sz="0" w:space="0"/>
+              <w:right w:val="single" w:color="CCCCCC" w:sz="0" w:space="0"/>
+            </w:tcBorders>
+            <w:tcMar>
+              <w:top w:w="80" w:type="dxa"/>
+              <w:left w:w="120" w:type="dxa"/>
+              <w:bottom w:w="80" w:type="dxa"/>
+              <w:right w:w="120" w:type="dxa"/>
+            </w:tcMar>
+          </w:tcPr>
+          <w:p>
+            <w:r>
+              <w:rPr>
+                <w:rFonts w:ascii="Arial" w:hAnsi="Arial" w:eastAsia="Arial" w:cs="Arial"/>
+                <w:b w:val="0"/>
+                <w:bCs w:val="0"/>
                 <w:sz w:val="20"/>
                 <w:szCs w:val="20"/>
               </w:rPr>
@@ -779,24 +771,26 @@
         </w:tc>
         <w:tc>
           <w:tcPr>
-            <w:tcW w:w="6626" w:type="dxa"/>
-            <w:tcBorders>
-              <w:top w:val="single" w:color="CCCCCC" w:sz="0" w:space="0"/>
-              <w:left w:val="single" w:color="CCCCCC" w:sz="0" w:space="0"/>
-              <w:bottom w:val="single" w:color="CCCCCC" w:sz="0" w:space="0"/>
-              <w:right w:val="single" w:color="CCCCCC" w:sz="0" w:space="0"/>
-            </w:tcBorders>
-            <w:tcMar>
-              <w:top w:w="80" w:type="dxa"/>
-              <w:left w:w="120" w:type="dxa"/>
-              <w:bottom w:w="80" w:type="dxa"/>
-              <w:right w:w="120" w:type="dxa"/>
-            </w:tcMar>
-          </w:tcPr>
-          <w:p>
-            <w:r>
-              <w:rPr>
-                <w:rFonts w:ascii="Arial" w:hAnsi="Arial" w:eastAsia="Arial" w:cs="Arial"/>
+            <w:tcW w:w="6826" w:type="dxa"/>
+            <w:tcBorders>
+              <w:top w:val="single" w:color="CCCCCC" w:sz="0" w:space="0"/>
+              <w:left w:val="single" w:color="CCCCCC" w:sz="0" w:space="0"/>
+              <w:bottom w:val="single" w:color="CCCCCC" w:sz="0" w:space="0"/>
+              <w:right w:val="single" w:color="CCCCCC" w:sz="0" w:space="0"/>
+            </w:tcBorders>
+            <w:tcMar>
+              <w:top w:w="80" w:type="dxa"/>
+              <w:left w:w="120" w:type="dxa"/>
+              <w:bottom w:w="80" w:type="dxa"/>
+              <w:right w:w="120" w:type="dxa"/>
+            </w:tcMar>
+          </w:tcPr>
+          <w:p>
+            <w:r>
+              <w:rPr>
+                <w:rFonts w:ascii="Arial" w:hAnsi="Arial" w:eastAsia="Arial" w:cs="Arial"/>
+                <w:b w:val="0"/>
+                <w:bCs w:val="0"/>
                 <w:sz w:val="20"/>
                 <w:szCs w:val="20"/>
               </w:rPr>
@@ -809,7 +803,7 @@
     <w:p>
       <w:pPr>
         <w:pStyle w:val="2"/>
-        <w:spacing w:before="280" w:after="160"/>
+        <w:spacing w:before="320" w:after="160"/>
       </w:pPr>
       <w:r>
         <w:rPr>
@@ -820,6 +814,120 @@
           <w:szCs w:val="32"/>
         </w:rPr>
         <w:t>4. 如何搜索专家</w:t>
+      </w:r>
+    </w:p>
+    <w:p>
+      <w:pPr>
+        <w:pStyle w:val="17"/>
+        <w:numPr>
+          <w:ilvl w:val="0"/>
+          <w:numId w:val="3"/>
+        </w:numPr>
+        <w:spacing w:after="80"/>
+      </w:pPr>
+      <w:r>
+        <w:rPr>
+          <w:rFonts w:ascii="Arial" w:hAnsi="Arial" w:eastAsia="Arial" w:cs="Arial"/>
+          <w:sz w:val="22"/>
+          <w:szCs w:val="22"/>
+        </w:rPr>
+        <w:t>（可选）在「姓名 / 邮箱 / 客户编号」中输入关键词</w:t>
+      </w:r>
+    </w:p>
+    <w:p>
+      <w:pPr>
+        <w:pStyle w:val="17"/>
+        <w:numPr>
+          <w:ilvl w:val="0"/>
+          <w:numId w:val="3"/>
+        </w:numPr>
+        <w:spacing w:after="80"/>
+      </w:pPr>
+      <w:r>
+        <w:rPr>
+          <w:rFonts w:ascii="Arial" w:hAnsi="Arial" w:eastAsia="Arial" w:cs="Arial"/>
+          <w:sz w:val="22"/>
+          <w:szCs w:val="22"/>
+        </w:rPr>
+        <w:t>选择状态：全部 / 已提交 / 未提交</w:t>
+      </w:r>
+    </w:p>
+    <w:p>
+      <w:pPr>
+        <w:pStyle w:val="17"/>
+        <w:numPr>
+          <w:ilvl w:val="0"/>
+          <w:numId w:val="3"/>
+        </w:numPr>
+        <w:spacing w:after="80"/>
+      </w:pPr>
+      <w:r>
+        <w:rPr>
+          <w:rFonts w:ascii="Arial" w:hAnsi="Arial" w:eastAsia="Arial" w:cs="Arial"/>
+          <w:sz w:val="22"/>
+          <w:szCs w:val="22"/>
+        </w:rPr>
+        <w:t>选择填写时间起 / 止（按专家开始填写的时间筛选；默认一般是最近 7 天）</w:t>
+      </w:r>
+    </w:p>
+    <w:p>
+      <w:pPr>
+        <w:pStyle w:val="17"/>
+        <w:numPr>
+          <w:ilvl w:val="0"/>
+          <w:numId w:val="3"/>
+        </w:numPr>
+        <w:spacing w:after="80"/>
+      </w:pPr>
+      <w:r>
+        <w:rPr>
+          <w:rFonts w:ascii="Arial" w:hAnsi="Arial" w:eastAsia="Arial" w:cs="Arial"/>
+          <w:sz w:val="22"/>
+          <w:szCs w:val="22"/>
+        </w:rPr>
+        <w:t>点击搜索</w:t>
+      </w:r>
+    </w:p>
+    <w:p>
+      <w:pPr>
+        <w:spacing w:after="120"/>
+      </w:pPr>
+      <w:r>
+        <w:rPr>
+          <w:rFonts w:ascii="Arial" w:hAnsi="Arial" w:eastAsia="Arial" w:cs="Arial"/>
+          <w:sz w:val="22"/>
+          <w:szCs w:val="22"/>
+        </w:rPr>
+        <w:t>列表会显示匹配结果数量与当前页码。可用「上一页 / 下一页」翻页。</w:t>
+      </w:r>
+    </w:p>
+    <w:p>
+      <w:pPr>
+        <w:spacing w:after="120"/>
+      </w:pPr>
+      <w:r>
+        <w:rPr>
+          <w:rFonts w:ascii="Arial" w:hAnsi="Arial" w:eastAsia="Arial" w:cs="Arial"/>
+          <w:sz w:val="22"/>
+          <w:szCs w:val="22"/>
+        </w:rPr>
+        <w:t>若提示「该范围内暂无申请记录」，可放宽时间范围或清空关键词后再试。</w:t>
+      </w:r>
+    </w:p>
+    <w:p>
+      <w:pPr>
+        <w:pStyle w:val="2"/>
+        <w:spacing w:before="320" w:after="160"/>
+      </w:pPr>
+      <w:r>
+        <w:rPr>
+          <w:rFonts w:ascii="Arial" w:hAnsi="Arial" w:eastAsia="Arial" w:cs="Arial"/>
+          <w:b/>
+          <w:bCs/>
+          <w:sz w:val="32"/>
+          <w:szCs w:val="32"/>
+        </w:rPr>
+        <w:t>5. 如何查看某位专家的档案详情</w:t>
       </w:r>
     </w:p>
     <w:p>
@@ -837,7 +945,7 @@
           <w:sz w:val="22"/>
           <w:szCs w:val="22"/>
         </w:rPr>
-        <w:t>（可选）在「姓名 / 邮箱 / 客户编号」中输入关键词</w:t>
+        <w:t>在结果表格中找到对应专家</w:t>
       </w:r>
     </w:p>
     <w:p>
@@ -855,7 +963,7 @@
           <w:sz w:val="22"/>
           <w:szCs w:val="22"/>
         </w:rPr>
-        <w:t>选择状态：全部 / 已提交 / 未提交</w:t>
+        <w:t>点击该行的「查看」</w:t>
       </w:r>
     </w:p>
     <w:p>
@@ -873,7 +981,7 @@
           <w:sz w:val="22"/>
           <w:szCs w:val="22"/>
         </w:rPr>
-        <w:t>选择填写时间起 / 止（按专家开始填写的时间筛选；默认一般是最近 7 天）</w:t>
+        <w:t>右侧会打开只读详情，包括：</w:t>
       </w:r>
     </w:p>
     <w:p>
@@ -881,7 +989,7 @@
         <w:pStyle w:val="17"/>
         <w:numPr>
           <w:ilvl w:val="0"/>
-          <w:numId w:val="4"/>
+          <w:numId w:val="1"/>
         </w:numPr>
         <w:spacing w:after="80"/>
       </w:pPr>
@@ -891,7 +999,43 @@
           <w:sz w:val="22"/>
           <w:szCs w:val="22"/>
         </w:rPr>
-        <w:t>点击搜索</w:t>
+        <w:t>姓名、邮箱、状态、填写时间、提交时间</w:t>
+      </w:r>
+    </w:p>
+    <w:p>
+      <w:pPr>
+        <w:pStyle w:val="17"/>
+        <w:numPr>
+          <w:ilvl w:val="0"/>
+          <w:numId w:val="1"/>
+        </w:numPr>
+        <w:spacing w:after="80"/>
+      </w:pPr>
+      <w:r>
+        <w:rPr>
+          <w:rFonts w:ascii="Arial" w:hAnsi="Arial" w:eastAsia="Arial" w:cs="Arial"/>
+          <w:sz w:val="22"/>
+          <w:szCs w:val="22"/>
+        </w:rPr>
+        <w:t>文件夹汇总（各目录下有多少文件）</w:t>
+      </w:r>
+    </w:p>
+    <w:p>
+      <w:pPr>
+        <w:pStyle w:val="17"/>
+        <w:numPr>
+          <w:ilvl w:val="0"/>
+          <w:numId w:val="1"/>
+        </w:numPr>
+        <w:spacing w:after="80"/>
+      </w:pPr>
+      <w:r>
+        <w:rPr>
+          <w:rFonts w:ascii="Arial" w:hAnsi="Arial" w:eastAsia="Arial" w:cs="Arial"/>
+          <w:sz w:val="22"/>
+          <w:szCs w:val="22"/>
+        </w:rPr>
+        <w:t>文件清单（文件名、大小等）</w:t>
       </w:r>
     </w:p>
     <w:p>
@@ -904,26 +1048,13 @@
           <w:sz w:val="22"/>
           <w:szCs w:val="22"/>
         </w:rPr>
-        <w:t>列表会显示匹配结果数量与当前页码。可用「上一页 / 下一页」翻页。</w:t>
-      </w:r>
-    </w:p>
-    <w:p>
-      <w:pPr>
-        <w:spacing w:after="120"/>
-      </w:pPr>
-      <w:r>
-        <w:rPr>
-          <w:rFonts w:ascii="Arial" w:hAnsi="Arial" w:eastAsia="Arial" w:cs="Arial"/>
-          <w:sz w:val="22"/>
-          <w:szCs w:val="22"/>
-        </w:rPr>
-        <w:t>若提示「该范围内暂无申请记录」，可放宽时间范围或清空关键词后再试。</w:t>
+        <w:t>说明：详情里不能单独下载某一个文件；如需本地审阅，请使用下方的「导出」功能打成压缩包。</w:t>
       </w:r>
     </w:p>
     <w:p>
       <w:pPr>
         <w:pStyle w:val="2"/>
-        <w:spacing w:before="280" w:after="160"/>
+        <w:spacing w:before="320" w:after="160"/>
       </w:pPr>
       <w:r>
         <w:rPr>
@@ -933,115 +1064,7 @@
           <w:sz w:val="32"/>
           <w:szCs w:val="32"/>
         </w:rPr>
-        <w:t>5. 如何查看某位专家的档案详情</w:t>
-      </w:r>
-    </w:p>
-    <w:p>
-      <w:pPr>
-        <w:pStyle w:val="17"/>
-        <w:numPr>
-          <w:ilvl w:val="0"/>
-          <w:numId w:val="5"/>
-        </w:numPr>
-        <w:spacing w:after="80"/>
-      </w:pPr>
-      <w:r>
-        <w:rPr>
-          <w:rFonts w:ascii="Arial" w:hAnsi="Arial" w:eastAsia="Arial" w:cs="Arial"/>
-          <w:sz w:val="22"/>
-          <w:szCs w:val="22"/>
-        </w:rPr>
-        <w:t>在结果表格中找到对应专家</w:t>
-      </w:r>
-    </w:p>
-    <w:p>
-      <w:pPr>
-        <w:pStyle w:val="17"/>
-        <w:numPr>
-          <w:ilvl w:val="0"/>
-          <w:numId w:val="5"/>
-        </w:numPr>
-        <w:spacing w:after="80"/>
-      </w:pPr>
-      <w:r>
-        <w:rPr>
-          <w:rFonts w:ascii="Arial" w:hAnsi="Arial" w:eastAsia="Arial" w:cs="Arial"/>
-          <w:sz w:val="22"/>
-          <w:szCs w:val="22"/>
-        </w:rPr>
-        <w:t>点击该行的「查看」</w:t>
-      </w:r>
-    </w:p>
-    <w:p>
-      <w:pPr>
-        <w:pStyle w:val="17"/>
-        <w:numPr>
-          <w:ilvl w:val="0"/>
-          <w:numId w:val="5"/>
-        </w:numPr>
-        <w:spacing w:after="80"/>
-      </w:pPr>
-      <w:r>
-        <w:rPr>
-          <w:rFonts w:ascii="Arial" w:hAnsi="Arial" w:eastAsia="Arial" w:cs="Arial"/>
-          <w:sz w:val="22"/>
-          <w:szCs w:val="22"/>
-        </w:rPr>
-        <w:t>右侧会打开只读详情，包括：</w:t>
-      </w:r>
-    </w:p>
-    <w:p>
-      <w:pPr>
-        <w:pStyle w:val="17"/>
-        <w:numPr>
-          <w:ilvl w:val="0"/>
-          <w:numId w:val="6"/>
-        </w:numPr>
-        <w:spacing w:after="80"/>
-      </w:pPr>
-      <w:r>
-        <w:rPr>
-          <w:rFonts w:ascii="Arial" w:hAnsi="Arial" w:eastAsia="Arial" w:cs="Arial"/>
-          <w:sz w:val="22"/>
-          <w:szCs w:val="22"/>
-        </w:rPr>
-        <w:t>姓名、邮箱、状态、填写时间、提交时间</w:t>
-      </w:r>
-    </w:p>
-    <w:p>
-      <w:pPr>
-        <w:pStyle w:val="17"/>
-        <w:numPr>
-          <w:ilvl w:val="0"/>
-          <w:numId w:val="6"/>
-        </w:numPr>
-        <w:spacing w:after="80"/>
-      </w:pPr>
-      <w:r>
-        <w:rPr>
-          <w:rFonts w:ascii="Arial" w:hAnsi="Arial" w:eastAsia="Arial" w:cs="Arial"/>
-          <w:sz w:val="22"/>
-          <w:szCs w:val="22"/>
-        </w:rPr>
-        <w:t>文件夹汇总（各目录下有多少文件）</w:t>
-      </w:r>
-    </w:p>
-    <w:p>
-      <w:pPr>
-        <w:pStyle w:val="17"/>
-        <w:numPr>
-          <w:ilvl w:val="0"/>
-          <w:numId w:val="6"/>
-        </w:numPr>
-        <w:spacing w:after="80"/>
-      </w:pPr>
-      <w:r>
-        <w:rPr>
-          <w:rFonts w:ascii="Arial" w:hAnsi="Arial" w:eastAsia="Arial" w:cs="Arial"/>
-          <w:sz w:val="22"/>
-          <w:szCs w:val="22"/>
-        </w:rPr>
-        <w:t>文件清单（文件名、大小等）</w:t>
+        <w:t>6. 如何导出 ZIP 压缩包</w:t>
       </w:r>
     </w:p>
     <w:p>
@@ -1054,42 +1077,13 @@
           <w:sz w:val="22"/>
           <w:szCs w:val="22"/>
         </w:rPr>
-        <w:t>说明：详情里不能单独下载某一个文件；如需本地审阅，请使用下方的「导出」功能打成压缩包。</w:t>
-      </w:r>
-    </w:p>
-    <w:p>
-      <w:pPr>
-        <w:pStyle w:val="2"/>
-        <w:spacing w:before="280" w:after="160"/>
-      </w:pPr>
-      <w:r>
-        <w:rPr>
-          <w:rFonts w:ascii="Arial" w:hAnsi="Arial" w:eastAsia="Arial" w:cs="Arial"/>
-          <w:b/>
-          <w:bCs/>
-          <w:sz w:val="32"/>
-          <w:szCs w:val="32"/>
-        </w:rPr>
-        <w:t>6. 如何导出 ZIP 压缩包</w:t>
-      </w:r>
-    </w:p>
-    <w:p>
-      <w:pPr>
-        <w:spacing w:after="120"/>
-      </w:pPr>
-      <w:r>
-        <w:rPr>
-          <w:rFonts w:ascii="Arial" w:hAnsi="Arial" w:eastAsia="Arial" w:cs="Arial"/>
-          <w:sz w:val="22"/>
-          <w:szCs w:val="22"/>
-        </w:rPr>
         <w:t>导出是异步任务：点击确认后，系统在后台打包，完成后可在「导出任务」区域下载。</w:t>
       </w:r>
     </w:p>
     <w:p>
       <w:pPr>
         <w:pStyle w:val="3"/>
-        <w:spacing w:before="220" w:after="120"/>
+        <w:spacing w:before="240" w:after="120"/>
       </w:pPr>
       <w:r>
         <w:rPr>
@@ -1124,8 +1118,8 @@
         </w:tblCellMar>
       </w:tblPr>
       <w:tblGrid>
-        <w:gridCol w:w="2400"/>
-        <w:gridCol w:w="6626"/>
+        <w:gridCol w:w="2800"/>
+        <w:gridCol w:w="6226"/>
       </w:tblGrid>
       <w:tr>
         <w:tblPrEx>
@@ -1137,23 +1131,17 @@
             <w:insideH w:val="single" w:color="auto" w:sz="4" w:space="0"/>
             <w:insideV w:val="single" w:color="auto" w:sz="4" w:space="0"/>
           </w:tblBorders>
-          <w:tblCellMar>
-            <w:top w:w="0" w:type="dxa"/>
-            <w:left w:w="10" w:type="dxa"/>
-            <w:bottom w:w="0" w:type="dxa"/>
-            <w:right w:w="10" w:type="dxa"/>
-          </w:tblCellMar>
         </w:tblPrEx>
         <w:tc>
           <w:tcPr>
-            <w:tcW w:w="2400" w:type="dxa"/>
-            <w:tcBorders>
-              <w:top w:val="single" w:color="CCCCCC" w:sz="0" w:space="0"/>
-              <w:left w:val="single" w:color="CCCCCC" w:sz="0" w:space="0"/>
-              <w:bottom w:val="single" w:color="CCCCCC" w:sz="0" w:space="0"/>
-              <w:right w:val="single" w:color="CCCCCC" w:sz="0" w:space="0"/>
-            </w:tcBorders>
-            <w:shd w:val="clear" w:color="auto" w:fill="E8F1F8"/>
+            <w:tcW w:w="2800" w:type="dxa"/>
+            <w:tcBorders>
+              <w:top w:val="single" w:color="CCCCCC" w:sz="0" w:space="0"/>
+              <w:left w:val="single" w:color="CCCCCC" w:sz="0" w:space="0"/>
+              <w:bottom w:val="single" w:color="CCCCCC" w:sz="0" w:space="0"/>
+              <w:right w:val="single" w:color="CCCCCC" w:sz="0" w:space="0"/>
+            </w:tcBorders>
+            <w:shd w:val="clear" w:color="auto" w:fill="D9E8F5"/>
             <w:tcMar>
               <w:top w:w="80" w:type="dxa"/>
               <w:left w:w="120" w:type="dxa"/>
@@ -1176,14 +1164,14 @@
         </w:tc>
         <w:tc>
           <w:tcPr>
-            <w:tcW w:w="6626" w:type="dxa"/>
-            <w:tcBorders>
-              <w:top w:val="single" w:color="CCCCCC" w:sz="0" w:space="0"/>
-              <w:left w:val="single" w:color="CCCCCC" w:sz="0" w:space="0"/>
-              <w:bottom w:val="single" w:color="CCCCCC" w:sz="0" w:space="0"/>
-              <w:right w:val="single" w:color="CCCCCC" w:sz="0" w:space="0"/>
-            </w:tcBorders>
-            <w:shd w:val="clear" w:color="auto" w:fill="E8F1F8"/>
+            <w:tcW w:w="6226" w:type="dxa"/>
+            <w:tcBorders>
+              <w:top w:val="single" w:color="CCCCCC" w:sz="0" w:space="0"/>
+              <w:left w:val="single" w:color="CCCCCC" w:sz="0" w:space="0"/>
+              <w:bottom w:val="single" w:color="CCCCCC" w:sz="0" w:space="0"/>
+              <w:right w:val="single" w:color="CCCCCC" w:sz="0" w:space="0"/>
+            </w:tcBorders>
+            <w:shd w:val="clear" w:color="auto" w:fill="D9E8F5"/>
             <w:tcMar>
               <w:top w:w="80" w:type="dxa"/>
               <w:left w:w="120" w:type="dxa"/>
@@ -1224,26 +1212,26 @@
         </w:tblPrEx>
         <w:tc>
           <w:tcPr>
-            <w:tcW w:w="2400" w:type="dxa"/>
-            <w:tcBorders>
-              <w:top w:val="single" w:color="CCCCCC" w:sz="0" w:space="0"/>
-              <w:left w:val="single" w:color="CCCCCC" w:sz="0" w:space="0"/>
-              <w:bottom w:val="single" w:color="CCCCCC" w:sz="0" w:space="0"/>
-              <w:right w:val="single" w:color="CCCCCC" w:sz="0" w:space="0"/>
-            </w:tcBorders>
-            <w:tcMar>
-              <w:top w:w="80" w:type="dxa"/>
-              <w:left w:w="120" w:type="dxa"/>
-              <w:bottom w:w="80" w:type="dxa"/>
-              <w:right w:w="120" w:type="dxa"/>
-            </w:tcMar>
-          </w:tcPr>
-          <w:p>
-            <w:r>
-              <w:rPr>
-                <w:rFonts w:ascii="Arial" w:hAnsi="Arial" w:eastAsia="Arial" w:cs="Arial"/>
-                <w:b/>
-                <w:bCs/>
+            <w:tcW w:w="2800" w:type="dxa"/>
+            <w:tcBorders>
+              <w:top w:val="single" w:color="CCCCCC" w:sz="0" w:space="0"/>
+              <w:left w:val="single" w:color="CCCCCC" w:sz="0" w:space="0"/>
+              <w:bottom w:val="single" w:color="CCCCCC" w:sz="0" w:space="0"/>
+              <w:right w:val="single" w:color="CCCCCC" w:sz="0" w:space="0"/>
+            </w:tcBorders>
+            <w:tcMar>
+              <w:top w:w="80" w:type="dxa"/>
+              <w:left w:w="120" w:type="dxa"/>
+              <w:bottom w:w="80" w:type="dxa"/>
+              <w:right w:w="120" w:type="dxa"/>
+            </w:tcMar>
+          </w:tcPr>
+          <w:p>
+            <w:r>
+              <w:rPr>
+                <w:rFonts w:ascii="Arial" w:hAnsi="Arial" w:eastAsia="Arial" w:cs="Arial"/>
+                <w:b w:val="0"/>
+                <w:bCs w:val="0"/>
                 <w:sz w:val="20"/>
                 <w:szCs w:val="20"/>
               </w:rPr>
@@ -1253,24 +1241,26 @@
         </w:tc>
         <w:tc>
           <w:tcPr>
-            <w:tcW w:w="6626" w:type="dxa"/>
-            <w:tcBorders>
-              <w:top w:val="single" w:color="CCCCCC" w:sz="0" w:space="0"/>
-              <w:left w:val="single" w:color="CCCCCC" w:sz="0" w:space="0"/>
-              <w:bottom w:val="single" w:color="CCCCCC" w:sz="0" w:space="0"/>
-              <w:right w:val="single" w:color="CCCCCC" w:sz="0" w:space="0"/>
-            </w:tcBorders>
-            <w:tcMar>
-              <w:top w:w="80" w:type="dxa"/>
-              <w:left w:w="120" w:type="dxa"/>
-              <w:bottom w:w="80" w:type="dxa"/>
-              <w:right w:w="120" w:type="dxa"/>
-            </w:tcMar>
-          </w:tcPr>
-          <w:p>
-            <w:r>
-              <w:rPr>
-                <w:rFonts w:ascii="Arial" w:hAnsi="Arial" w:eastAsia="Arial" w:cs="Arial"/>
+            <w:tcW w:w="6226" w:type="dxa"/>
+            <w:tcBorders>
+              <w:top w:val="single" w:color="CCCCCC" w:sz="0" w:space="0"/>
+              <w:left w:val="single" w:color="CCCCCC" w:sz="0" w:space="0"/>
+              <w:bottom w:val="single" w:color="CCCCCC" w:sz="0" w:space="0"/>
+              <w:right w:val="single" w:color="CCCCCC" w:sz="0" w:space="0"/>
+            </w:tcBorders>
+            <w:tcMar>
+              <w:top w:w="80" w:type="dxa"/>
+              <w:left w:w="120" w:type="dxa"/>
+              <w:bottom w:w="80" w:type="dxa"/>
+              <w:right w:w="120" w:type="dxa"/>
+            </w:tcMar>
+          </w:tcPr>
+          <w:p>
+            <w:r>
+              <w:rPr>
+                <w:rFonts w:ascii="Arial" w:hAnsi="Arial" w:eastAsia="Arial" w:cs="Arial"/>
+                <w:b w:val="0"/>
+                <w:bCs w:val="0"/>
                 <w:sz w:val="20"/>
                 <w:szCs w:val="20"/>
               </w:rPr>
@@ -1298,26 +1288,26 @@
         </w:tblPrEx>
         <w:tc>
           <w:tcPr>
-            <w:tcW w:w="2400" w:type="dxa"/>
-            <w:tcBorders>
-              <w:top w:val="single" w:color="CCCCCC" w:sz="0" w:space="0"/>
-              <w:left w:val="single" w:color="CCCCCC" w:sz="0" w:space="0"/>
-              <w:bottom w:val="single" w:color="CCCCCC" w:sz="0" w:space="0"/>
-              <w:right w:val="single" w:color="CCCCCC" w:sz="0" w:space="0"/>
-            </w:tcBorders>
-            <w:tcMar>
-              <w:top w:w="80" w:type="dxa"/>
-              <w:left w:w="120" w:type="dxa"/>
-              <w:bottom w:w="80" w:type="dxa"/>
-              <w:right w:w="120" w:type="dxa"/>
-            </w:tcMar>
-          </w:tcPr>
-          <w:p>
-            <w:r>
-              <w:rPr>
-                <w:rFonts w:ascii="Arial" w:hAnsi="Arial" w:eastAsia="Arial" w:cs="Arial"/>
-                <w:b/>
-                <w:bCs/>
+            <w:tcW w:w="2800" w:type="dxa"/>
+            <w:tcBorders>
+              <w:top w:val="single" w:color="CCCCCC" w:sz="0" w:space="0"/>
+              <w:left w:val="single" w:color="CCCCCC" w:sz="0" w:space="0"/>
+              <w:bottom w:val="single" w:color="CCCCCC" w:sz="0" w:space="0"/>
+              <w:right w:val="single" w:color="CCCCCC" w:sz="0" w:space="0"/>
+            </w:tcBorders>
+            <w:tcMar>
+              <w:top w:w="80" w:type="dxa"/>
+              <w:left w:w="120" w:type="dxa"/>
+              <w:bottom w:w="80" w:type="dxa"/>
+              <w:right w:w="120" w:type="dxa"/>
+            </w:tcMar>
+          </w:tcPr>
+          <w:p>
+            <w:r>
+              <w:rPr>
+                <w:rFonts w:ascii="Arial" w:hAnsi="Arial" w:eastAsia="Arial" w:cs="Arial"/>
+                <w:b w:val="0"/>
+                <w:bCs w:val="0"/>
                 <w:sz w:val="20"/>
                 <w:szCs w:val="20"/>
               </w:rPr>
@@ -1327,24 +1317,26 @@
         </w:tc>
         <w:tc>
           <w:tcPr>
-            <w:tcW w:w="6626" w:type="dxa"/>
-            <w:tcBorders>
-              <w:top w:val="single" w:color="CCCCCC" w:sz="0" w:space="0"/>
-              <w:left w:val="single" w:color="CCCCCC" w:sz="0" w:space="0"/>
-              <w:bottom w:val="single" w:color="CCCCCC" w:sz="0" w:space="0"/>
-              <w:right w:val="single" w:color="CCCCCC" w:sz="0" w:space="0"/>
-            </w:tcBorders>
-            <w:tcMar>
-              <w:top w:w="80" w:type="dxa"/>
-              <w:left w:w="120" w:type="dxa"/>
-              <w:bottom w:w="80" w:type="dxa"/>
-              <w:right w:w="120" w:type="dxa"/>
-            </w:tcMar>
-          </w:tcPr>
-          <w:p>
-            <w:r>
-              <w:rPr>
-                <w:rFonts w:ascii="Arial" w:hAnsi="Arial" w:eastAsia="Arial" w:cs="Arial"/>
+            <w:tcW w:w="6226" w:type="dxa"/>
+            <w:tcBorders>
+              <w:top w:val="single" w:color="CCCCCC" w:sz="0" w:space="0"/>
+              <w:left w:val="single" w:color="CCCCCC" w:sz="0" w:space="0"/>
+              <w:bottom w:val="single" w:color="CCCCCC" w:sz="0" w:space="0"/>
+              <w:right w:val="single" w:color="CCCCCC" w:sz="0" w:space="0"/>
+            </w:tcBorders>
+            <w:tcMar>
+              <w:top w:w="80" w:type="dxa"/>
+              <w:left w:w="120" w:type="dxa"/>
+              <w:bottom w:w="80" w:type="dxa"/>
+              <w:right w:w="120" w:type="dxa"/>
+            </w:tcMar>
+          </w:tcPr>
+          <w:p>
+            <w:r>
+              <w:rPr>
+                <w:rFonts w:ascii="Arial" w:hAnsi="Arial" w:eastAsia="Arial" w:cs="Arial"/>
+                <w:b w:val="0"/>
+                <w:bCs w:val="0"/>
                 <w:sz w:val="20"/>
                 <w:szCs w:val="20"/>
               </w:rPr>
@@ -1357,7 +1349,7 @@
     <w:p>
       <w:pPr>
         <w:pStyle w:val="3"/>
-        <w:spacing w:before="220" w:after="120"/>
+        <w:spacing w:before="240" w:after="120"/>
       </w:pPr>
       <w:r>
         <w:rPr>
@@ -1375,7 +1367,7 @@
         <w:pStyle w:val="17"/>
         <w:numPr>
           <w:ilvl w:val="0"/>
-          <w:numId w:val="7"/>
+          <w:numId w:val="5"/>
         </w:numPr>
         <w:spacing w:after="80"/>
       </w:pPr>
@@ -1393,7 +1385,7 @@
         <w:pStyle w:val="17"/>
         <w:numPr>
           <w:ilvl w:val="0"/>
-          <w:numId w:val="7"/>
+          <w:numId w:val="5"/>
         </w:numPr>
         <w:spacing w:after="80"/>
       </w:pPr>
@@ -1411,7 +1403,7 @@
         <w:pStyle w:val="17"/>
         <w:numPr>
           <w:ilvl w:val="0"/>
-          <w:numId w:val="7"/>
+          <w:numId w:val="5"/>
         </w:numPr>
         <w:spacing w:after="80"/>
       </w:pPr>
@@ -1429,7 +1421,7 @@
         <w:pStyle w:val="17"/>
         <w:numPr>
           <w:ilvl w:val="0"/>
-          <w:numId w:val="8"/>
+          <w:numId w:val="1"/>
         </w:numPr>
         <w:spacing w:after="80"/>
       </w:pPr>
@@ -1447,7 +1439,7 @@
         <w:pStyle w:val="17"/>
         <w:numPr>
           <w:ilvl w:val="0"/>
-          <w:numId w:val="8"/>
+          <w:numId w:val="1"/>
         </w:numPr>
         <w:spacing w:after="80"/>
       </w:pPr>
@@ -1465,7 +1457,7 @@
         <w:pStyle w:val="17"/>
         <w:numPr>
           <w:ilvl w:val="0"/>
-          <w:numId w:val="8"/>
+          <w:numId w:val="1"/>
         </w:numPr>
         <w:spacing w:after="80"/>
       </w:pPr>
@@ -1483,7 +1475,7 @@
         <w:pStyle w:val="17"/>
         <w:numPr>
           <w:ilvl w:val="0"/>
-          <w:numId w:val="8"/>
+          <w:numId w:val="1"/>
         </w:numPr>
         <w:spacing w:after="80"/>
       </w:pPr>
@@ -1501,7 +1493,7 @@
         <w:pStyle w:val="17"/>
         <w:numPr>
           <w:ilvl w:val="0"/>
-          <w:numId w:val="7"/>
+          <w:numId w:val="6"/>
         </w:numPr>
         <w:spacing w:after="80"/>
       </w:pPr>
@@ -1519,7 +1511,7 @@
         <w:pStyle w:val="17"/>
         <w:numPr>
           <w:ilvl w:val="0"/>
-          <w:numId w:val="7"/>
+          <w:numId w:val="6"/>
         </w:numPr>
         <w:spacing w:after="80"/>
       </w:pPr>
@@ -1535,7 +1527,7 @@
     <w:p>
       <w:pPr>
         <w:pStyle w:val="3"/>
-        <w:spacing w:before="220" w:after="120"/>
+        <w:spacing w:before="240" w:after="120"/>
       </w:pPr>
       <w:r>
         <w:rPr>
@@ -1553,7 +1545,7 @@
         <w:pStyle w:val="17"/>
         <w:numPr>
           <w:ilvl w:val="0"/>
-          <w:numId w:val="9"/>
+          <w:numId w:val="1"/>
         </w:numPr>
         <w:spacing w:after="80"/>
       </w:pPr>
@@ -1571,7 +1563,7 @@
         <w:pStyle w:val="17"/>
         <w:numPr>
           <w:ilvl w:val="0"/>
-          <w:numId w:val="9"/>
+          <w:numId w:val="1"/>
         </w:numPr>
         <w:spacing w:after="80"/>
       </w:pPr>
@@ -1589,7 +1581,7 @@
         <w:pStyle w:val="17"/>
         <w:numPr>
           <w:ilvl w:val="0"/>
-          <w:numId w:val="9"/>
+          <w:numId w:val="1"/>
         </w:numPr>
         <w:spacing w:after="80"/>
       </w:pPr>
@@ -1618,7 +1610,7 @@
     <w:p>
       <w:pPr>
         <w:pStyle w:val="3"/>
-        <w:spacing w:before="220" w:after="120"/>
+        <w:spacing w:before="240" w:after="120"/>
       </w:pPr>
       <w:r>
         <w:rPr>
@@ -1649,7 +1641,7 @@
         <w:pStyle w:val="17"/>
         <w:numPr>
           <w:ilvl w:val="0"/>
-          <w:numId w:val="10"/>
+          <w:numId w:val="1"/>
         </w:numPr>
         <w:spacing w:after="80"/>
       </w:pPr>
@@ -1659,50 +1651,7 @@
           <w:sz w:val="22"/>
           <w:szCs w:val="22"/>
         </w:rPr>
-        <w:t>单次可导出专家人数有上限（当前约 50</w:t>
-      </w:r>
-      <w:r>
-        <w:rPr>
-          <w:rFonts w:hint="eastAsia" w:eastAsia="宋体" w:cs="Arial"/>
-          <w:sz w:val="22"/>
-          <w:szCs w:val="22"/>
-          <w:lang w:val="en-US" w:eastAsia="zh-CN"/>
-        </w:rPr>
-        <w:t>0</w:t>
-      </w:r>
-      <w:r>
-        <w:rPr>
-          <w:rFonts w:ascii="Arial" w:hAnsi="Arial" w:eastAsia="Arial" w:cs="Arial"/>
-          <w:sz w:val="22"/>
-          <w:szCs w:val="22"/>
-        </w:rPr>
-        <w:t xml:space="preserve"> 人</w:t>
-      </w:r>
-      <w:r>
-        <w:rPr>
-          <w:rFonts w:hint="eastAsia" w:eastAsia="宋体" w:cs="Arial"/>
-          <w:sz w:val="22"/>
-          <w:szCs w:val="22"/>
-          <w:lang w:eastAsia="zh-CN"/>
-        </w:rPr>
-        <w:t>，</w:t>
-      </w:r>
-      <w:r>
-        <w:rPr>
-          <w:rFonts w:hint="eastAsia" w:eastAsia="宋体" w:cs="Arial"/>
-          <w:sz w:val="22"/>
-          <w:szCs w:val="22"/>
-          <w:lang w:val="en-US" w:eastAsia="zh-CN"/>
-        </w:rPr>
-        <w:t>这个值可以修改</w:t>
-      </w:r>
-      <w:r>
-        <w:rPr>
-          <w:rFonts w:ascii="Arial" w:hAnsi="Arial" w:eastAsia="Arial" w:cs="Arial"/>
-          <w:sz w:val="22"/>
-          <w:szCs w:val="22"/>
-        </w:rPr>
-        <w:t>）</w:t>
+        <w:t>单次可导出专家人数有上限（当前约 500 人，这个值可以修改）</w:t>
       </w:r>
     </w:p>
     <w:p>
@@ -1710,7 +1659,7 @@
         <w:pStyle w:val="17"/>
         <w:numPr>
           <w:ilvl w:val="0"/>
-          <w:numId w:val="10"/>
+          <w:numId w:val="1"/>
         </w:numPr>
         <w:spacing w:after="80"/>
       </w:pPr>
@@ -1728,7 +1677,7 @@
         <w:pStyle w:val="17"/>
         <w:numPr>
           <w:ilvl w:val="0"/>
-          <w:numId w:val="10"/>
+          <w:numId w:val="1"/>
         </w:numPr>
         <w:spacing w:after="80"/>
       </w:pPr>
@@ -1757,7 +1706,7 @@
     <w:p>
       <w:pPr>
         <w:pStyle w:val="3"/>
-        <w:spacing w:before="220" w:after="120"/>
+        <w:spacing w:before="240" w:after="120"/>
       </w:pPr>
       <w:r>
         <w:rPr>
@@ -1788,7 +1737,7 @@
         <w:pStyle w:val="17"/>
         <w:numPr>
           <w:ilvl w:val="0"/>
-          <w:numId w:val="11"/>
+          <w:numId w:val="1"/>
         </w:numPr>
         <w:spacing w:after="80"/>
       </w:pPr>
@@ -1806,7 +1755,7 @@
         <w:pStyle w:val="17"/>
         <w:numPr>
           <w:ilvl w:val="0"/>
-          <w:numId w:val="11"/>
+          <w:numId w:val="1"/>
         </w:numPr>
         <w:spacing w:after="80"/>
       </w:pPr>
@@ -1824,7 +1773,7 @@
         <w:pStyle w:val="17"/>
         <w:numPr>
           <w:ilvl w:val="0"/>
-          <w:numId w:val="11"/>
+          <w:numId w:val="1"/>
         </w:numPr>
         <w:spacing w:after="80"/>
       </w:pPr>
@@ -1842,7 +1791,7 @@
         <w:pStyle w:val="17"/>
         <w:numPr>
           <w:ilvl w:val="0"/>
-          <w:numId w:val="11"/>
+          <w:numId w:val="1"/>
         </w:numPr>
         <w:spacing w:after="80"/>
       </w:pPr>
@@ -1860,7 +1809,7 @@
         <w:pStyle w:val="17"/>
         <w:numPr>
           <w:ilvl w:val="0"/>
-          <w:numId w:val="11"/>
+          <w:numId w:val="1"/>
         </w:numPr>
         <w:spacing w:after="80"/>
       </w:pPr>
@@ -1878,7 +1827,7 @@
         <w:pStyle w:val="17"/>
         <w:numPr>
           <w:ilvl w:val="0"/>
-          <w:numId w:val="11"/>
+          <w:numId w:val="1"/>
         </w:numPr>
         <w:spacing w:after="80"/>
       </w:pPr>
@@ -1907,7 +1856,7 @@
     <w:p>
       <w:pPr>
         <w:pStyle w:val="2"/>
-        <w:spacing w:before="280" w:after="160"/>
+        <w:spacing w:before="320" w:after="160"/>
       </w:pPr>
       <w:r>
         <w:rPr>
@@ -1972,7 +1921,7 @@
               <w:bottom w:val="single" w:color="CCCCCC" w:sz="0" w:space="0"/>
               <w:right w:val="single" w:color="CCCCCC" w:sz="0" w:space="0"/>
             </w:tcBorders>
-            <w:shd w:val="clear" w:color="auto" w:fill="E8F1F8"/>
+            <w:shd w:val="clear" w:color="auto" w:fill="D9E8F5"/>
             <w:tcMar>
               <w:top w:w="80" w:type="dxa"/>
               <w:left w:w="120" w:type="dxa"/>
@@ -2002,7 +1951,7 @@
               <w:bottom w:val="single" w:color="CCCCCC" w:sz="0" w:space="0"/>
               <w:right w:val="single" w:color="CCCCCC" w:sz="0" w:space="0"/>
             </w:tcBorders>
-            <w:shd w:val="clear" w:color="auto" w:fill="E8F1F8"/>
+            <w:shd w:val="clear" w:color="auto" w:fill="D9E8F5"/>
             <w:tcMar>
               <w:top w:w="80" w:type="dxa"/>
               <w:left w:w="120" w:type="dxa"/>
@@ -2032,7 +1981,7 @@
               <w:bottom w:val="single" w:color="CCCCCC" w:sz="0" w:space="0"/>
               <w:right w:val="single" w:color="CCCCCC" w:sz="0" w:space="0"/>
             </w:tcBorders>
-            <w:shd w:val="clear" w:color="auto" w:fill="E8F1F8"/>
+            <w:shd w:val="clear" w:color="auto" w:fill="D9E8F5"/>
             <w:tcMar>
               <w:top w:w="80" w:type="dxa"/>
               <w:left w:w="120" w:type="dxa"/>
@@ -2091,8 +2040,8 @@
             <w:r>
               <w:rPr>
                 <w:rFonts w:ascii="Arial" w:hAnsi="Arial" w:eastAsia="Arial" w:cs="Arial"/>
-                <w:b/>
-                <w:bCs/>
+                <w:b w:val="0"/>
+                <w:bCs w:val="0"/>
                 <w:sz w:val="20"/>
                 <w:szCs w:val="20"/>
               </w:rPr>
@@ -2120,6 +2069,8 @@
             <w:r>
               <w:rPr>
                 <w:rFonts w:ascii="Arial" w:hAnsi="Arial" w:eastAsia="Arial" w:cs="Arial"/>
+                <w:b w:val="0"/>
+                <w:bCs w:val="0"/>
                 <w:sz w:val="20"/>
                 <w:szCs w:val="20"/>
               </w:rPr>
@@ -2147,6 +2098,8 @@
             <w:r>
               <w:rPr>
                 <w:rFonts w:ascii="Arial" w:hAnsi="Arial" w:eastAsia="Arial" w:cs="Arial"/>
+                <w:b w:val="0"/>
+                <w:bCs w:val="0"/>
                 <w:sz w:val="20"/>
                 <w:szCs w:val="20"/>
               </w:rPr>
@@ -2192,8 +2145,8 @@
             <w:r>
               <w:rPr>
                 <w:rFonts w:ascii="Arial" w:hAnsi="Arial" w:eastAsia="Arial" w:cs="Arial"/>
-                <w:b/>
-                <w:bCs/>
+                <w:b w:val="0"/>
+                <w:bCs w:val="0"/>
                 <w:sz w:val="20"/>
                 <w:szCs w:val="20"/>
               </w:rPr>
@@ -2221,6 +2174,8 @@
             <w:r>
               <w:rPr>
                 <w:rFonts w:ascii="Arial" w:hAnsi="Arial" w:eastAsia="Arial" w:cs="Arial"/>
+                <w:b w:val="0"/>
+                <w:bCs w:val="0"/>
                 <w:sz w:val="20"/>
                 <w:szCs w:val="20"/>
               </w:rPr>
@@ -2248,6 +2203,8 @@
             <w:r>
               <w:rPr>
                 <w:rFonts w:ascii="Arial" w:hAnsi="Arial" w:eastAsia="Arial" w:cs="Arial"/>
+                <w:b w:val="0"/>
+                <w:bCs w:val="0"/>
                 <w:sz w:val="20"/>
                 <w:szCs w:val="20"/>
               </w:rPr>
@@ -2293,8 +2250,8 @@
             <w:r>
               <w:rPr>
                 <w:rFonts w:ascii="Arial" w:hAnsi="Arial" w:eastAsia="Arial" w:cs="Arial"/>
-                <w:b/>
-                <w:bCs/>
+                <w:b w:val="0"/>
+                <w:bCs w:val="0"/>
                 <w:sz w:val="20"/>
                 <w:szCs w:val="20"/>
               </w:rPr>
@@ -2322,6 +2279,8 @@
             <w:r>
               <w:rPr>
                 <w:rFonts w:ascii="Arial" w:hAnsi="Arial" w:eastAsia="Arial" w:cs="Arial"/>
+                <w:b w:val="0"/>
+                <w:bCs w:val="0"/>
                 <w:sz w:val="20"/>
                 <w:szCs w:val="20"/>
               </w:rPr>
@@ -2349,6 +2308,8 @@
             <w:r>
               <w:rPr>
                 <w:rFonts w:ascii="Arial" w:hAnsi="Arial" w:eastAsia="Arial" w:cs="Arial"/>
+                <w:b w:val="0"/>
+                <w:bCs w:val="0"/>
                 <w:sz w:val="20"/>
                 <w:szCs w:val="20"/>
               </w:rPr>
@@ -2394,8 +2355,8 @@
             <w:r>
               <w:rPr>
                 <w:rFonts w:ascii="Arial" w:hAnsi="Arial" w:eastAsia="Arial" w:cs="Arial"/>
-                <w:b/>
-                <w:bCs/>
+                <w:b w:val="0"/>
+                <w:bCs w:val="0"/>
                 <w:sz w:val="20"/>
                 <w:szCs w:val="20"/>
               </w:rPr>
@@ -2423,6 +2384,8 @@
             <w:r>
               <w:rPr>
                 <w:rFonts w:ascii="Arial" w:hAnsi="Arial" w:eastAsia="Arial" w:cs="Arial"/>
+                <w:b w:val="0"/>
+                <w:bCs w:val="0"/>
                 <w:sz w:val="20"/>
                 <w:szCs w:val="20"/>
               </w:rPr>
@@ -2450,6 +2413,8 @@
             <w:r>
               <w:rPr>
                 <w:rFonts w:ascii="Arial" w:hAnsi="Arial" w:eastAsia="Arial" w:cs="Arial"/>
+                <w:b w:val="0"/>
+                <w:bCs w:val="0"/>
                 <w:sz w:val="20"/>
                 <w:szCs w:val="20"/>
               </w:rPr>
@@ -2495,8 +2460,8 @@
             <w:r>
               <w:rPr>
                 <w:rFonts w:ascii="Arial" w:hAnsi="Arial" w:eastAsia="Arial" w:cs="Arial"/>
-                <w:b/>
-                <w:bCs/>
+                <w:b w:val="0"/>
+                <w:bCs w:val="0"/>
                 <w:sz w:val="20"/>
                 <w:szCs w:val="20"/>
               </w:rPr>
@@ -2524,6 +2489,8 @@
             <w:r>
               <w:rPr>
                 <w:rFonts w:ascii="Arial" w:hAnsi="Arial" w:eastAsia="Arial" w:cs="Arial"/>
+                <w:b w:val="0"/>
+                <w:bCs w:val="0"/>
                 <w:sz w:val="20"/>
                 <w:szCs w:val="20"/>
               </w:rPr>
@@ -2551,6 +2518,8 @@
             <w:r>
               <w:rPr>
                 <w:rFonts w:ascii="Arial" w:hAnsi="Arial" w:eastAsia="Arial" w:cs="Arial"/>
+                <w:b w:val="0"/>
+                <w:bCs w:val="0"/>
                 <w:sz w:val="20"/>
                 <w:szCs w:val="20"/>
               </w:rPr>
@@ -2562,13 +2531,13 @@
     </w:tbl>
     <w:p>
       <w:pPr>
+        <w:spacing w:after="80"/>
+      </w:pPr>
+    </w:p>
+    <w:p>
+      <w:pPr>
         <w:spacing w:after="120"/>
       </w:pPr>
-    </w:p>
-    <w:p>
-      <w:pPr>
-        <w:spacing w:after="120"/>
-      </w:pPr>
       <w:r>
         <w:rPr>
           <w:rFonts w:ascii="Arial" w:hAnsi="Arial" w:eastAsia="Arial" w:cs="Arial"/>
@@ -2581,7 +2550,7 @@
     <w:p>
       <w:pPr>
         <w:pStyle w:val="2"/>
-        <w:spacing w:before="280" w:after="160"/>
+        <w:spacing w:before="320" w:after="160"/>
       </w:pPr>
       <w:r>
         <w:rPr>
@@ -2599,7 +2568,7 @@
         <w:pStyle w:val="17"/>
         <w:numPr>
           <w:ilvl w:val="0"/>
-          <w:numId w:val="12"/>
+          <w:numId w:val="7"/>
         </w:numPr>
         <w:spacing w:after="80"/>
       </w:pPr>
@@ -2617,7 +2586,7 @@
         <w:pStyle w:val="17"/>
         <w:numPr>
           <w:ilvl w:val="0"/>
-          <w:numId w:val="12"/>
+          <w:numId w:val="7"/>
         </w:numPr>
         <w:spacing w:after="80"/>
       </w:pPr>
@@ -2627,7 +2596,7 @@
           <w:sz w:val="22"/>
           <w:szCs w:val="22"/>
         </w:rPr>
-        <w:t>填写：</w:t>
+        <w:t>填写：当前密码、新密码（至少 8 位）、确认新密码</w:t>
       </w:r>
     </w:p>
     <w:p>
@@ -2635,7 +2604,7 @@
         <w:pStyle w:val="17"/>
         <w:numPr>
           <w:ilvl w:val="0"/>
-          <w:numId w:val="13"/>
+          <w:numId w:val="7"/>
         </w:numPr>
         <w:spacing w:after="80"/>
       </w:pPr>
@@ -2645,60 +2614,6 @@
           <w:sz w:val="22"/>
           <w:szCs w:val="22"/>
         </w:rPr>
-        <w:t>当前密码</w:t>
-      </w:r>
-    </w:p>
-    <w:p>
-      <w:pPr>
-        <w:pStyle w:val="17"/>
-        <w:numPr>
-          <w:ilvl w:val="0"/>
-          <w:numId w:val="13"/>
-        </w:numPr>
-        <w:spacing w:after="80"/>
-      </w:pPr>
-      <w:r>
-        <w:rPr>
-          <w:rFonts w:ascii="Arial" w:hAnsi="Arial" w:eastAsia="Arial" w:cs="Arial"/>
-          <w:sz w:val="22"/>
-          <w:szCs w:val="22"/>
-        </w:rPr>
-        <w:t>新密码（至少 8 位）</w:t>
-      </w:r>
-    </w:p>
-    <w:p>
-      <w:pPr>
-        <w:pStyle w:val="17"/>
-        <w:numPr>
-          <w:ilvl w:val="0"/>
-          <w:numId w:val="13"/>
-        </w:numPr>
-        <w:spacing w:after="80"/>
-      </w:pPr>
-      <w:r>
-        <w:rPr>
-          <w:rFonts w:ascii="Arial" w:hAnsi="Arial" w:eastAsia="Arial" w:cs="Arial"/>
-          <w:sz w:val="22"/>
-          <w:szCs w:val="22"/>
-        </w:rPr>
-        <w:t>确认新密码（需与新密码一致）</w:t>
-      </w:r>
-    </w:p>
-    <w:p>
-      <w:pPr>
-        <w:pStyle w:val="17"/>
-        <w:numPr>
-          <w:ilvl w:val="0"/>
-          <w:numId w:val="12"/>
-        </w:numPr>
-        <w:spacing w:after="80"/>
-      </w:pPr>
-      <w:r>
-        <w:rPr>
-          <w:rFonts w:ascii="Arial" w:hAnsi="Arial" w:eastAsia="Arial" w:cs="Arial"/>
-          <w:sz w:val="22"/>
-          <w:szCs w:val="22"/>
-        </w:rPr>
         <w:t>点击「保存」</w:t>
       </w:r>
     </w:p>
@@ -2712,49 +2627,13 @@
           <w:sz w:val="22"/>
           <w:szCs w:val="22"/>
         </w:rPr>
-        <w:t>修改成功后：</w:t>
-      </w:r>
-    </w:p>
-    <w:p>
-      <w:pPr>
-        <w:pStyle w:val="17"/>
-        <w:numPr>
-          <w:ilvl w:val="0"/>
-          <w:numId w:val="14"/>
-        </w:numPr>
-        <w:spacing w:after="80"/>
-      </w:pPr>
-      <w:r>
-        <w:rPr>
-          <w:rFonts w:ascii="Arial" w:hAnsi="Arial" w:eastAsia="Arial" w:cs="Arial"/>
-          <w:sz w:val="22"/>
-          <w:szCs w:val="22"/>
-        </w:rPr>
-        <w:t>当前浏览器会话会刷新并继续可用</w:t>
-      </w:r>
-    </w:p>
-    <w:p>
-      <w:pPr>
-        <w:pStyle w:val="17"/>
-        <w:numPr>
-          <w:ilvl w:val="0"/>
-          <w:numId w:val="14"/>
-        </w:numPr>
-        <w:spacing w:after="80"/>
-      </w:pPr>
-      <w:r>
-        <w:rPr>
-          <w:rFonts w:ascii="Arial" w:hAnsi="Arial" w:eastAsia="Arial" w:cs="Arial"/>
-          <w:sz w:val="22"/>
-          <w:szCs w:val="22"/>
-        </w:rPr>
-        <w:t>其他已登录的地方会失效，需用新密码重新登录</w:t>
+        <w:t>修改成功后：当前浏览器会话会刷新并继续可用；其他已登录的地方会失效，需用新密码重新登录。</w:t>
       </w:r>
     </w:p>
     <w:p>
       <w:pPr>
         <w:pStyle w:val="2"/>
-        <w:spacing w:before="280" w:after="160"/>
+        <w:spacing w:before="320" w:after="160"/>
       </w:pPr>
       <w:r>
         <w:rPr>
@@ -2764,12 +2643,12 @@
           <w:sz w:val="32"/>
           <w:szCs w:val="32"/>
         </w:rPr>
-        <w:t>9. 常见问题</w:t>
-      </w:r>
-    </w:p>
-    <w:p>
-      <w:pPr>
-        <w:spacing w:after="120"/>
+        <w:t>9. 常见问题（专家档案）</w:t>
+      </w:r>
+    </w:p>
+    <w:p>
+      <w:pPr>
+        <w:spacing w:before="160" w:after="60"/>
       </w:pPr>
       <w:r>
         <w:rPr>
@@ -2779,7 +2658,7 @@
           <w:sz w:val="22"/>
           <w:szCs w:val="22"/>
         </w:rPr>
-        <w:t>Q：为什么搜不到某位专家？</w:t>
+        <w:t>Q：为什么导出时人数变少了？</w:t>
       </w:r>
     </w:p>
     <w:p>
@@ -2792,12 +2671,12 @@
           <w:sz w:val="22"/>
           <w:szCs w:val="22"/>
         </w:rPr>
-        <w:t>常见原因：尚未分配客户编号；填写时间不在筛选范围内；姓名/邮箱拼写不一致；状态筛选选错（已提交 / 未提交）。</w:t>
-      </w:r>
-    </w:p>
-    <w:p>
-      <w:pPr>
-        <w:spacing w:after="120"/>
+        <w:t>确认窗口里的「已排除空档案」表示这些专家当前没有可打包文件，系统会自动跳过。</w:t>
+      </w:r>
+    </w:p>
+    <w:p>
+      <w:pPr>
+        <w:spacing w:before="160" w:after="60"/>
       </w:pPr>
       <w:r>
         <w:rPr>
@@ -2807,7 +2686,7 @@
           <w:sz w:val="22"/>
           <w:szCs w:val="22"/>
         </w:rPr>
-        <w:t>Q：为什么导出时人数变少了？</w:t>
+        <w:t>Q：下载按钮点了没反应或提示不可下载？</w:t>
       </w:r>
     </w:p>
     <w:p>
@@ -2820,12 +2699,12 @@
           <w:sz w:val="22"/>
           <w:szCs w:val="22"/>
         </w:rPr>
-        <w:t>确认窗口里的「已排除空档案」表示这些专家当前没有可打包文件，系统会自动跳过。</w:t>
-      </w:r>
-    </w:p>
-    <w:p>
-      <w:pPr>
-        <w:spacing w:after="120"/>
+        <w:t>可能链接已过期，或任务尚未成功。请刷新导出任务列表；若包已过期，可对同一任务点「重试」或重新发起导出。</w:t>
+      </w:r>
+    </w:p>
+    <w:p>
+      <w:pPr>
+        <w:spacing w:before="160" w:after="60"/>
       </w:pPr>
       <w:r>
         <w:rPr>
@@ -2835,7 +2714,7 @@
           <w:sz w:val="22"/>
           <w:szCs w:val="22"/>
         </w:rPr>
-        <w:t>Q：下载按钮点了没反应或提示不可下载？</w:t>
+        <w:t>Q：这和「审计后台 / 邀约后台」是同一个登录吗？</w:t>
       </w:r>
     </w:p>
     <w:p>
@@ -2848,14 +2727,4733 @@
           <w:sz w:val="22"/>
           <w:szCs w:val="22"/>
         </w:rPr>
-        <w:t>可能链接已过期，或任务尚未成功。请刷新导出任务列表；若包已过期，可对同一任务点「重试」或重新发起导出。</w:t>
-      </w:r>
+        <w:t>与邀请令牌生成器是同一套账号密码（登录后可互通）。审计后台仍使用独立 Token 链接，与本账号无关。</w:t>
+      </w:r>
+    </w:p>
+    <w:p>
+      <w:pPr>
+        <w:pBdr>
+          <w:bottom w:val="single" w:color="2E75B6" w:sz="12" w:space="4"/>
+        </w:pBdr>
+        <w:spacing w:before="400" w:after="200"/>
+      </w:pPr>
+      <w:r>
+        <w:rPr>
+          <w:rFonts w:ascii="Arial" w:hAnsi="Arial" w:eastAsia="Arial" w:cs="Arial"/>
+          <w:b/>
+          <w:bCs/>
+          <w:color w:val="1F4E79"/>
+          <w:sz w:val="36"/>
+          <w:szCs w:val="36"/>
+        </w:rPr>
+        <w:t>第二部分　邀请令牌生成器</w:t>
+      </w:r>
+    </w:p>
+    <w:p>
+      <w:pPr>
+        <w:spacing w:after="120"/>
+      </w:pPr>
+      <w:r>
+        <w:rPr>
+          <w:rFonts w:ascii="Arial" w:hAnsi="Arial" w:eastAsia="Arial" w:cs="Arial"/>
+          <w:sz w:val="22"/>
+          <w:szCs w:val="22"/>
+        </w:rPr>
+        <w:t>对应页面：/ops/invitations　　登录方式：账号 + 密码（与专家档案共用同一运营账号）。</w:t>
+      </w:r>
+    </w:p>
+    <w:p>
+      <w:pPr>
+        <w:pStyle w:val="2"/>
+        <w:spacing w:before="320" w:after="160"/>
+      </w:pPr>
+      <w:r>
+        <w:rPr>
+          <w:rFonts w:ascii="Arial" w:hAnsi="Arial" w:eastAsia="Arial" w:cs="Arial"/>
+          <w:b/>
+          <w:bCs/>
+          <w:sz w:val="32"/>
+          <w:szCs w:val="32"/>
+        </w:rPr>
+        <w:t>1. 这个页面是做什么的？</w:t>
+      </w:r>
+    </w:p>
+    <w:p>
+      <w:pPr>
+        <w:spacing w:after="120"/>
+      </w:pPr>
+      <w:r>
+        <w:rPr>
+          <w:rFonts w:ascii="Arial" w:hAnsi="Arial" w:eastAsia="Arial" w:cs="Arial"/>
+          <w:sz w:val="22"/>
+          <w:szCs w:val="22"/>
+        </w:rPr>
+        <w:t>邀请令牌生成器用于批量生成专家邀约链接/令牌，供邮件运营投放使用。页面标题为「邀请令牌生成器」，角标为「运维受保护」。</w:t>
+      </w:r>
+    </w:p>
+    <w:p>
+      <w:pPr>
+        <w:spacing w:after="120"/>
+      </w:pPr>
+      <w:r>
+        <w:rPr>
+          <w:rFonts w:ascii="Arial" w:hAnsi="Arial" w:eastAsia="Arial" w:cs="Arial"/>
+          <w:sz w:val="22"/>
+          <w:szCs w:val="22"/>
+        </w:rPr>
+        <w:t>核心能力：</w:t>
+      </w:r>
+    </w:p>
+    <w:p>
+      <w:pPr>
+        <w:pStyle w:val="17"/>
+        <w:numPr>
+          <w:ilvl w:val="0"/>
+          <w:numId w:val="1"/>
+        </w:numPr>
+        <w:spacing w:after="80"/>
+      </w:pPr>
+      <w:r>
+        <w:rPr>
+          <w:rFonts w:ascii="Arial" w:hAnsi="Arial" w:eastAsia="Arial" w:cs="Arial"/>
+          <w:sz w:val="22"/>
+          <w:szCs w:val="22"/>
+        </w:rPr>
+        <w:t>按指定数量、有效期、哈希算法，一次性生成一批邀请令牌</w:t>
+      </w:r>
+    </w:p>
+    <w:p>
+      <w:pPr>
+        <w:pStyle w:val="17"/>
+        <w:numPr>
+          <w:ilvl w:val="0"/>
+          <w:numId w:val="1"/>
+        </w:numPr>
+        <w:spacing w:after="80"/>
+      </w:pPr>
+      <w:r>
+        <w:rPr>
+          <w:rFonts w:ascii="Arial" w:hAnsi="Arial" w:eastAsia="Arial" w:cs="Arial"/>
+          <w:sz w:val="22"/>
+          <w:szCs w:val="22"/>
+        </w:rPr>
+        <w:t>每条令牌对应一条可访问的申报链接（/apply?t=…）</w:t>
+      </w:r>
+    </w:p>
+    <w:p>
+      <w:pPr>
+        <w:pStyle w:val="17"/>
+        <w:numPr>
+          <w:ilvl w:val="0"/>
+          <w:numId w:val="1"/>
+        </w:numPr>
+        <w:spacing w:after="80"/>
+      </w:pPr>
+      <w:r>
+        <w:rPr>
+          <w:rFonts w:ascii="Arial" w:hAnsi="Arial" w:eastAsia="Arial" w:cs="Arial"/>
+          <w:sz w:val="22"/>
+          <w:szCs w:val="22"/>
+        </w:rPr>
+        <w:t>支持幂等键：同一幂等键重复提交会返回同一批次，不会重复造新令牌</w:t>
+      </w:r>
+    </w:p>
+    <w:p>
+      <w:pPr>
+        <w:pStyle w:val="17"/>
+        <w:numPr>
+          <w:ilvl w:val="0"/>
+          <w:numId w:val="1"/>
+        </w:numPr>
+        <w:spacing w:after="80"/>
+      </w:pPr>
+      <w:r>
+        <w:rPr>
+          <w:rFonts w:ascii="Arial" w:hAnsi="Arial" w:eastAsia="Arial" w:cs="Arial"/>
+          <w:sz w:val="22"/>
+          <w:szCs w:val="22"/>
+        </w:rPr>
+        <w:t>生成后可预览前 8 条、复制单条令牌、导出完整 Excel</w:t>
+      </w:r>
+    </w:p>
+    <w:p>
+      <w:pPr>
+        <w:spacing w:after="80"/>
+      </w:pPr>
+    </w:p>
+    <w:p>
+      <w:pPr>
+        <w:spacing w:after="120"/>
+        <w:rPr>
+          <w:b/>
+          <w:bCs/>
+        </w:rPr>
+      </w:pPr>
+      <w:r>
+        <w:rPr>
+          <w:rFonts w:ascii="Arial" w:hAnsi="Arial" w:eastAsia="Arial" w:cs="Arial"/>
+          <w:b/>
+          <w:bCs/>
+          <w:sz w:val="22"/>
+          <w:szCs w:val="22"/>
+        </w:rPr>
+        <w:t>注意：</w:t>
+      </w:r>
+    </w:p>
+    <w:p>
+      <w:pPr>
+        <w:pStyle w:val="17"/>
+        <w:numPr>
+          <w:ilvl w:val="0"/>
+          <w:numId w:val="1"/>
+        </w:numPr>
+        <w:spacing w:after="80"/>
+      </w:pPr>
+      <w:r>
+        <w:rPr>
+          <w:rFonts w:ascii="Arial" w:hAnsi="Arial" w:eastAsia="Arial" w:cs="Arial"/>
+          <w:sz w:val="22"/>
+          <w:szCs w:val="22"/>
+        </w:rPr>
+        <w:t>本页没有专家搜索、筛选、历史批次列表；每次生成后只展示当前这一次的批次结果。</w:t>
+      </w:r>
+    </w:p>
+    <w:p>
+      <w:pPr>
+        <w:pStyle w:val="17"/>
+        <w:numPr>
+          <w:ilvl w:val="0"/>
+          <w:numId w:val="1"/>
+        </w:numPr>
+        <w:spacing w:after="80"/>
+      </w:pPr>
+      <w:r>
+        <w:rPr>
+          <w:rFonts w:ascii="Arial" w:hAnsi="Arial" w:eastAsia="Arial" w:cs="Arial"/>
+          <w:sz w:val="22"/>
+          <w:szCs w:val="22"/>
+        </w:rPr>
+        <w:t>原始令牌会保留在受保护的生成批次中；导出的 Excel 含明文令牌，请妥善保管。</w:t>
+      </w:r>
+    </w:p>
+    <w:p>
+      <w:pPr>
+        <w:pStyle w:val="17"/>
+        <w:numPr>
+          <w:ilvl w:val="0"/>
+          <w:numId w:val="1"/>
+        </w:numPr>
+        <w:spacing w:after="80"/>
+      </w:pPr>
+      <w:r>
+        <w:rPr>
+          <w:rFonts w:ascii="Arial" w:hAnsi="Arial" w:eastAsia="Arial" w:cs="Arial"/>
+          <w:sz w:val="22"/>
+          <w:szCs w:val="22"/>
+        </w:rPr>
+        <w:t>本页不能吊销、续期或禁用已发出的邀请链接。</w:t>
+      </w:r>
+    </w:p>
+    <w:p>
+      <w:pPr>
+        <w:pStyle w:val="2"/>
+        <w:spacing w:before="320" w:after="160"/>
+      </w:pPr>
+      <w:r>
+        <w:rPr>
+          <w:rFonts w:ascii="Arial" w:hAnsi="Arial" w:eastAsia="Arial" w:cs="Arial"/>
+          <w:b/>
+          <w:bCs/>
+          <w:sz w:val="32"/>
+          <w:szCs w:val="32"/>
+        </w:rPr>
+        <w:t>2. 如何进入与登录</w:t>
+      </w:r>
+    </w:p>
+    <w:p>
+      <w:pPr>
+        <w:pStyle w:val="3"/>
+        <w:spacing w:before="240" w:after="120"/>
+      </w:pPr>
+      <w:r>
+        <w:rPr>
+          <w:rFonts w:ascii="Arial" w:hAnsi="Arial" w:eastAsia="Arial" w:cs="Arial"/>
+          <w:b/>
+          <w:bCs/>
+          <w:sz w:val="26"/>
+          <w:szCs w:val="26"/>
+        </w:rPr>
+        <w:t>2.1 打开登录页</w:t>
+      </w:r>
+    </w:p>
+    <w:p>
+      <w:pPr>
+        <w:spacing w:after="120"/>
+      </w:pPr>
+      <w:r>
+        <w:rPr>
+          <w:rFonts w:ascii="Arial" w:hAnsi="Arial" w:eastAsia="Arial" w:cs="Arial"/>
+          <w:sz w:val="22"/>
+          <w:szCs w:val="22"/>
+        </w:rPr>
+        <w:t>在浏览器中打开邀请令牌登录地址：</w:t>
+      </w:r>
+    </w:p>
+    <w:p>
+      <w:pPr>
+        <w:spacing w:after="120"/>
+        <w:rPr>
+          <w:color w:val="0563C1"/>
+        </w:rPr>
+      </w:pPr>
+      <w:r>
+        <w:rPr>
+          <w:rFonts w:ascii="Arial" w:hAnsi="Arial" w:eastAsia="Arial" w:cs="Arial"/>
+          <w:color w:val="0563C1"/>
+          <w:sz w:val="22"/>
+          <w:szCs w:val="22"/>
+        </w:rPr>
+        <w:fldChar w:fldCharType="begin"/>
+      </w:r>
+      <w:r>
+        <w:rPr>
+          <w:rFonts w:ascii="Arial" w:hAnsi="Arial" w:eastAsia="Arial" w:cs="Arial"/>
+          <w:color w:val="0563C1"/>
+          <w:sz w:val="22"/>
+          <w:szCs w:val="22"/>
+        </w:rPr>
+        <w:instrText xml:space="preserve"> HYPERLINK "https://talent.1000help.com/ops/invitations/login" </w:instrText>
+      </w:r>
+      <w:r>
+        <w:rPr>
+          <w:rFonts w:ascii="Arial" w:hAnsi="Arial" w:eastAsia="Arial" w:cs="Arial"/>
+          <w:color w:val="0563C1"/>
+          <w:sz w:val="22"/>
+          <w:szCs w:val="22"/>
+        </w:rPr>
+        <w:fldChar w:fldCharType="separate"/>
+      </w:r>
+      <w:r>
+        <w:rPr>
+          <w:rStyle w:val="14"/>
+          <w:rFonts w:ascii="Arial" w:hAnsi="Arial" w:eastAsia="Arial" w:cs="Arial"/>
+          <w:sz w:val="22"/>
+          <w:szCs w:val="22"/>
+        </w:rPr>
+        <w:t>https://talent.1000help.com/ops/invitations/login</w:t>
+      </w:r>
+      <w:r>
+        <w:rPr>
+          <w:rFonts w:ascii="Arial" w:hAnsi="Arial" w:eastAsia="Arial" w:cs="Arial"/>
+          <w:color w:val="0563C1"/>
+          <w:sz w:val="22"/>
+          <w:szCs w:val="22"/>
+        </w:rPr>
+        <w:fldChar w:fldCharType="end"/>
+      </w:r>
+    </w:p>
+    <w:p>
+      <w:pPr>
+        <w:spacing w:after="120"/>
+      </w:pPr>
+      <w:r>
+        <w:rPr>
+          <w:rFonts w:ascii="Arial" w:hAnsi="Arial" w:eastAsia="Arial" w:cs="Arial"/>
+          <w:sz w:val="22"/>
+          <w:szCs w:val="22"/>
+        </w:rPr>
+        <w:t>页面标题一般为「邀请令牌登录」。若直接打开主页但尚未登录，系统会自动跳转到登录页。也可使用专家档案登录页进入（同一账号）。</w:t>
+      </w:r>
+    </w:p>
+    <w:p>
+      <w:pPr>
+        <w:pStyle w:val="3"/>
+        <w:spacing w:before="240" w:after="120"/>
+      </w:pPr>
+      <w:r>
+        <w:rPr>
+          <w:rFonts w:ascii="Arial" w:hAnsi="Arial" w:eastAsia="Arial" w:cs="Arial"/>
+          <w:b/>
+          <w:bCs/>
+          <w:sz w:val="26"/>
+          <w:szCs w:val="26"/>
+        </w:rPr>
+        <w:t>2.2 登录</w:t>
+      </w:r>
+    </w:p>
+    <w:p>
+      <w:pPr>
+        <w:pStyle w:val="17"/>
+        <w:numPr>
+          <w:ilvl w:val="0"/>
+          <w:numId w:val="8"/>
+        </w:numPr>
+        <w:spacing w:after="80"/>
+      </w:pPr>
+      <w:r>
+        <w:rPr>
+          <w:rFonts w:ascii="Arial" w:hAnsi="Arial" w:eastAsia="Arial" w:cs="Arial"/>
+          <w:sz w:val="22"/>
+          <w:szCs w:val="22"/>
+        </w:rPr>
+        <w:t>输入分配给您的用户名</w:t>
+      </w:r>
+    </w:p>
+    <w:p>
+      <w:pPr>
+        <w:pStyle w:val="17"/>
+        <w:numPr>
+          <w:ilvl w:val="0"/>
+          <w:numId w:val="8"/>
+        </w:numPr>
+        <w:spacing w:after="80"/>
+      </w:pPr>
+      <w:r>
+        <w:rPr>
+          <w:rFonts w:ascii="Arial" w:hAnsi="Arial" w:eastAsia="Arial" w:cs="Arial"/>
+          <w:sz w:val="22"/>
+          <w:szCs w:val="22"/>
+        </w:rPr>
+        <w:t>输入密码</w:t>
+      </w:r>
+    </w:p>
+    <w:p>
+      <w:pPr>
+        <w:pStyle w:val="17"/>
+        <w:numPr>
+          <w:ilvl w:val="0"/>
+          <w:numId w:val="8"/>
+        </w:numPr>
+        <w:spacing w:after="80"/>
+      </w:pPr>
+      <w:r>
+        <w:rPr>
+          <w:rFonts w:ascii="Arial" w:hAnsi="Arial" w:eastAsia="Arial" w:cs="Arial"/>
+          <w:sz w:val="22"/>
+          <w:szCs w:val="22"/>
+        </w:rPr>
+        <w:t>点击登录</w:t>
+      </w:r>
+    </w:p>
+    <w:p>
+      <w:pPr>
+        <w:spacing w:after="120"/>
+      </w:pPr>
+      <w:r>
+        <w:rPr>
+          <w:rFonts w:ascii="Arial" w:hAnsi="Arial" w:eastAsia="Arial" w:cs="Arial"/>
+          <w:sz w:val="22"/>
+          <w:szCs w:val="22"/>
+        </w:rPr>
+        <w:t>登录成功后进入「邀请令牌生成器」主页面。</w:t>
+      </w:r>
+    </w:p>
+    <w:p>
+      <w:pPr>
+        <w:pStyle w:val="3"/>
+        <w:spacing w:before="240" w:after="120"/>
+      </w:pPr>
+      <w:r>
+        <w:rPr>
+          <w:rFonts w:ascii="Arial" w:hAnsi="Arial" w:eastAsia="Arial" w:cs="Arial"/>
+          <w:b/>
+          <w:bCs/>
+          <w:sz w:val="26"/>
+          <w:szCs w:val="26"/>
+        </w:rPr>
+        <w:t>2.3 退出</w:t>
+      </w:r>
+    </w:p>
+    <w:p>
+      <w:pPr>
+        <w:spacing w:after="120"/>
+      </w:pPr>
+      <w:r>
+        <w:rPr>
+          <w:rFonts w:ascii="Arial" w:hAnsi="Arial" w:eastAsia="Arial" w:cs="Arial"/>
+          <w:sz w:val="22"/>
+          <w:szCs w:val="22"/>
+        </w:rPr>
+        <w:t>页面右上角点击「退出」，即可安全离开。再次使用需重新登录。</w:t>
+      </w:r>
+    </w:p>
+    <w:p>
+      <w:pPr>
+        <w:pStyle w:val="3"/>
+        <w:spacing w:before="240" w:after="120"/>
+      </w:pPr>
+      <w:r>
+        <w:rPr>
+          <w:rFonts w:ascii="Arial" w:hAnsi="Arial" w:eastAsia="Arial" w:cs="Arial"/>
+          <w:b/>
+          <w:bCs/>
+          <w:sz w:val="26"/>
+          <w:szCs w:val="26"/>
+        </w:rPr>
+        <w:t>2.4 与其他运营入口的关系</w:t>
+      </w:r>
+    </w:p>
+    <w:p>
+      <w:pPr>
+        <w:spacing w:after="80"/>
+      </w:pPr>
+    </w:p>
+    <w:tbl>
+      <w:tblPr>
+        <w:tblStyle w:val="11"/>
+        <w:tblW w:w="9026" w:type="dxa"/>
+        <w:tblInd w:w="0" w:type="dxa"/>
+        <w:tblBorders>
+          <w:top w:val="single" w:color="auto" w:sz="4" w:space="0"/>
+          <w:left w:val="single" w:color="auto" w:sz="4" w:space="0"/>
+          <w:bottom w:val="single" w:color="auto" w:sz="4" w:space="0"/>
+          <w:right w:val="single" w:color="auto" w:sz="4" w:space="0"/>
+          <w:insideH w:val="single" w:color="auto" w:sz="4" w:space="0"/>
+          <w:insideV w:val="single" w:color="auto" w:sz="4" w:space="0"/>
+        </w:tblBorders>
+        <w:tblLayout w:type="autofit"/>
+        <w:tblCellMar>
+          <w:top w:w="0" w:type="dxa"/>
+          <w:left w:w="10" w:type="dxa"/>
+          <w:bottom w:w="0" w:type="dxa"/>
+          <w:right w:w="10" w:type="dxa"/>
+        </w:tblCellMar>
+      </w:tblPr>
+      <w:tblGrid>
+        <w:gridCol w:w="2400"/>
+        <w:gridCol w:w="3200"/>
+        <w:gridCol w:w="3426"/>
+      </w:tblGrid>
+      <w:tr>
+        <w:tblPrEx>
+          <w:tblBorders>
+            <w:top w:val="single" w:color="auto" w:sz="4" w:space="0"/>
+            <w:left w:val="single" w:color="auto" w:sz="4" w:space="0"/>
+            <w:bottom w:val="single" w:color="auto" w:sz="4" w:space="0"/>
+            <w:right w:val="single" w:color="auto" w:sz="4" w:space="0"/>
+            <w:insideH w:val="single" w:color="auto" w:sz="4" w:space="0"/>
+            <w:insideV w:val="single" w:color="auto" w:sz="4" w:space="0"/>
+          </w:tblBorders>
+          <w:tblCellMar>
+            <w:top w:w="0" w:type="dxa"/>
+            <w:left w:w="10" w:type="dxa"/>
+            <w:bottom w:w="0" w:type="dxa"/>
+            <w:right w:w="10" w:type="dxa"/>
+          </w:tblCellMar>
+        </w:tblPrEx>
+        <w:tc>
+          <w:tcPr>
+            <w:tcW w:w="2400" w:type="dxa"/>
+            <w:tcBorders>
+              <w:top w:val="single" w:color="CCCCCC" w:sz="0" w:space="0"/>
+              <w:left w:val="single" w:color="CCCCCC" w:sz="0" w:space="0"/>
+              <w:bottom w:val="single" w:color="CCCCCC" w:sz="0" w:space="0"/>
+              <w:right w:val="single" w:color="CCCCCC" w:sz="0" w:space="0"/>
+            </w:tcBorders>
+            <w:shd w:val="clear" w:color="auto" w:fill="D9E8F5"/>
+            <w:tcMar>
+              <w:top w:w="80" w:type="dxa"/>
+              <w:left w:w="120" w:type="dxa"/>
+              <w:bottom w:w="80" w:type="dxa"/>
+              <w:right w:w="120" w:type="dxa"/>
+            </w:tcMar>
+          </w:tcPr>
+          <w:p>
+            <w:r>
+              <w:rPr>
+                <w:rFonts w:ascii="Arial" w:hAnsi="Arial" w:eastAsia="Arial" w:cs="Arial"/>
+                <w:b/>
+                <w:bCs/>
+                <w:sz w:val="20"/>
+                <w:szCs w:val="20"/>
+              </w:rPr>
+              <w:t>运营入口</w:t>
+            </w:r>
+          </w:p>
+        </w:tc>
+        <w:tc>
+          <w:tcPr>
+            <w:tcW w:w="3200" w:type="dxa"/>
+            <w:tcBorders>
+              <w:top w:val="single" w:color="CCCCCC" w:sz="0" w:space="0"/>
+              <w:left w:val="single" w:color="CCCCCC" w:sz="0" w:space="0"/>
+              <w:bottom w:val="single" w:color="CCCCCC" w:sz="0" w:space="0"/>
+              <w:right w:val="single" w:color="CCCCCC" w:sz="0" w:space="0"/>
+            </w:tcBorders>
+            <w:shd w:val="clear" w:color="auto" w:fill="D9E8F5"/>
+            <w:tcMar>
+              <w:top w:w="80" w:type="dxa"/>
+              <w:left w:w="120" w:type="dxa"/>
+              <w:bottom w:w="80" w:type="dxa"/>
+              <w:right w:w="120" w:type="dxa"/>
+            </w:tcMar>
+          </w:tcPr>
+          <w:p>
+            <w:r>
+              <w:rPr>
+                <w:rFonts w:ascii="Arial" w:hAnsi="Arial" w:eastAsia="Arial" w:cs="Arial"/>
+                <w:b/>
+                <w:bCs/>
+                <w:sz w:val="20"/>
+                <w:szCs w:val="20"/>
+              </w:rPr>
+              <w:t>认证方式</w:t>
+            </w:r>
+          </w:p>
+        </w:tc>
+        <w:tc>
+          <w:tcPr>
+            <w:tcW w:w="3426" w:type="dxa"/>
+            <w:tcBorders>
+              <w:top w:val="single" w:color="CCCCCC" w:sz="0" w:space="0"/>
+              <w:left w:val="single" w:color="CCCCCC" w:sz="0" w:space="0"/>
+              <w:bottom w:val="single" w:color="CCCCCC" w:sz="0" w:space="0"/>
+              <w:right w:val="single" w:color="CCCCCC" w:sz="0" w:space="0"/>
+            </w:tcBorders>
+            <w:shd w:val="clear" w:color="auto" w:fill="D9E8F5"/>
+            <w:tcMar>
+              <w:top w:w="80" w:type="dxa"/>
+              <w:left w:w="120" w:type="dxa"/>
+              <w:bottom w:w="80" w:type="dxa"/>
+              <w:right w:w="120" w:type="dxa"/>
+            </w:tcMar>
+          </w:tcPr>
+          <w:p>
+            <w:r>
+              <w:rPr>
+                <w:rFonts w:ascii="Arial" w:hAnsi="Arial" w:eastAsia="Arial" w:cs="Arial"/>
+                <w:b/>
+                <w:bCs/>
+                <w:sz w:val="20"/>
+                <w:szCs w:val="20"/>
+              </w:rPr>
+              <w:t>是否共用登录</w:t>
+            </w:r>
+          </w:p>
+        </w:tc>
+      </w:tr>
+      <w:tr>
+        <w:tblPrEx>
+          <w:tblBorders>
+            <w:top w:val="single" w:color="auto" w:sz="4" w:space="0"/>
+            <w:left w:val="single" w:color="auto" w:sz="4" w:space="0"/>
+            <w:bottom w:val="single" w:color="auto" w:sz="4" w:space="0"/>
+            <w:right w:val="single" w:color="auto" w:sz="4" w:space="0"/>
+            <w:insideH w:val="single" w:color="auto" w:sz="4" w:space="0"/>
+            <w:insideV w:val="single" w:color="auto" w:sz="4" w:space="0"/>
+          </w:tblBorders>
+          <w:tblCellMar>
+            <w:top w:w="0" w:type="dxa"/>
+            <w:left w:w="10" w:type="dxa"/>
+            <w:bottom w:w="0" w:type="dxa"/>
+            <w:right w:w="10" w:type="dxa"/>
+          </w:tblCellMar>
+        </w:tblPrEx>
+        <w:tc>
+          <w:tcPr>
+            <w:tcW w:w="2400" w:type="dxa"/>
+            <w:tcBorders>
+              <w:top w:val="single" w:color="CCCCCC" w:sz="0" w:space="0"/>
+              <w:left w:val="single" w:color="CCCCCC" w:sz="0" w:space="0"/>
+              <w:bottom w:val="single" w:color="CCCCCC" w:sz="0" w:space="0"/>
+              <w:right w:val="single" w:color="CCCCCC" w:sz="0" w:space="0"/>
+            </w:tcBorders>
+            <w:tcMar>
+              <w:top w:w="80" w:type="dxa"/>
+              <w:left w:w="120" w:type="dxa"/>
+              <w:bottom w:w="80" w:type="dxa"/>
+              <w:right w:w="120" w:type="dxa"/>
+            </w:tcMar>
+          </w:tcPr>
+          <w:p>
+            <w:r>
+              <w:rPr>
+                <w:rFonts w:ascii="Arial" w:hAnsi="Arial" w:eastAsia="Arial" w:cs="Arial"/>
+                <w:b w:val="0"/>
+                <w:bCs w:val="0"/>
+                <w:sz w:val="20"/>
+                <w:szCs w:val="20"/>
+              </w:rPr>
+              <w:t>邀请令牌生成器</w:t>
+            </w:r>
+          </w:p>
+        </w:tc>
+        <w:tc>
+          <w:tcPr>
+            <w:tcW w:w="3200" w:type="dxa"/>
+            <w:tcBorders>
+              <w:top w:val="single" w:color="CCCCCC" w:sz="0" w:space="0"/>
+              <w:left w:val="single" w:color="CCCCCC" w:sz="0" w:space="0"/>
+              <w:bottom w:val="single" w:color="CCCCCC" w:sz="0" w:space="0"/>
+              <w:right w:val="single" w:color="CCCCCC" w:sz="0" w:space="0"/>
+            </w:tcBorders>
+            <w:tcMar>
+              <w:top w:w="80" w:type="dxa"/>
+              <w:left w:w="120" w:type="dxa"/>
+              <w:bottom w:w="80" w:type="dxa"/>
+              <w:right w:w="120" w:type="dxa"/>
+            </w:tcMar>
+          </w:tcPr>
+          <w:p>
+            <w:r>
+              <w:rPr>
+                <w:rFonts w:ascii="Arial" w:hAnsi="Arial" w:eastAsia="Arial" w:cs="Arial"/>
+                <w:b w:val="0"/>
+                <w:bCs w:val="0"/>
+                <w:sz w:val="20"/>
+                <w:szCs w:val="20"/>
+              </w:rPr>
+              <w:t>账号 + 密码</w:t>
+            </w:r>
+          </w:p>
+        </w:tc>
+        <w:tc>
+          <w:tcPr>
+            <w:tcW w:w="3426" w:type="dxa"/>
+            <w:tcBorders>
+              <w:top w:val="single" w:color="CCCCCC" w:sz="0" w:space="0"/>
+              <w:left w:val="single" w:color="CCCCCC" w:sz="0" w:space="0"/>
+              <w:bottom w:val="single" w:color="CCCCCC" w:sz="0" w:space="0"/>
+              <w:right w:val="single" w:color="CCCCCC" w:sz="0" w:space="0"/>
+            </w:tcBorders>
+            <w:tcMar>
+              <w:top w:w="80" w:type="dxa"/>
+              <w:left w:w="120" w:type="dxa"/>
+              <w:bottom w:w="80" w:type="dxa"/>
+              <w:right w:w="120" w:type="dxa"/>
+            </w:tcMar>
+          </w:tcPr>
+          <w:p>
+            <w:r>
+              <w:rPr>
+                <w:rFonts w:ascii="Arial" w:hAnsi="Arial" w:eastAsia="Arial" w:cs="Arial"/>
+                <w:b w:val="0"/>
+                <w:bCs w:val="0"/>
+                <w:sz w:val="20"/>
+                <w:szCs w:val="20"/>
+              </w:rPr>
+              <w:t>与专家档案共用</w:t>
+            </w:r>
+          </w:p>
+        </w:tc>
+      </w:tr>
+      <w:tr>
+        <w:tblPrEx>
+          <w:tblBorders>
+            <w:top w:val="single" w:color="auto" w:sz="4" w:space="0"/>
+            <w:left w:val="single" w:color="auto" w:sz="4" w:space="0"/>
+            <w:bottom w:val="single" w:color="auto" w:sz="4" w:space="0"/>
+            <w:right w:val="single" w:color="auto" w:sz="4" w:space="0"/>
+            <w:insideH w:val="single" w:color="auto" w:sz="4" w:space="0"/>
+            <w:insideV w:val="single" w:color="auto" w:sz="4" w:space="0"/>
+          </w:tblBorders>
+          <w:tblCellMar>
+            <w:top w:w="0" w:type="dxa"/>
+            <w:left w:w="10" w:type="dxa"/>
+            <w:bottom w:w="0" w:type="dxa"/>
+            <w:right w:w="10" w:type="dxa"/>
+          </w:tblCellMar>
+        </w:tblPrEx>
+        <w:tc>
+          <w:tcPr>
+            <w:tcW w:w="2400" w:type="dxa"/>
+            <w:tcBorders>
+              <w:top w:val="single" w:color="CCCCCC" w:sz="0" w:space="0"/>
+              <w:left w:val="single" w:color="CCCCCC" w:sz="0" w:space="0"/>
+              <w:bottom w:val="single" w:color="CCCCCC" w:sz="0" w:space="0"/>
+              <w:right w:val="single" w:color="CCCCCC" w:sz="0" w:space="0"/>
+            </w:tcBorders>
+            <w:tcMar>
+              <w:top w:w="80" w:type="dxa"/>
+              <w:left w:w="120" w:type="dxa"/>
+              <w:bottom w:w="80" w:type="dxa"/>
+              <w:right w:w="120" w:type="dxa"/>
+            </w:tcMar>
+          </w:tcPr>
+          <w:p>
+            <w:r>
+              <w:rPr>
+                <w:rFonts w:ascii="Arial" w:hAnsi="Arial" w:eastAsia="Arial" w:cs="Arial"/>
+                <w:b w:val="0"/>
+                <w:bCs w:val="0"/>
+                <w:sz w:val="20"/>
+                <w:szCs w:val="20"/>
+              </w:rPr>
+              <w:t>专家档案</w:t>
+            </w:r>
+          </w:p>
+        </w:tc>
+        <w:tc>
+          <w:tcPr>
+            <w:tcW w:w="3200" w:type="dxa"/>
+            <w:tcBorders>
+              <w:top w:val="single" w:color="CCCCCC" w:sz="0" w:space="0"/>
+              <w:left w:val="single" w:color="CCCCCC" w:sz="0" w:space="0"/>
+              <w:bottom w:val="single" w:color="CCCCCC" w:sz="0" w:space="0"/>
+              <w:right w:val="single" w:color="CCCCCC" w:sz="0" w:space="0"/>
+            </w:tcBorders>
+            <w:tcMar>
+              <w:top w:w="80" w:type="dxa"/>
+              <w:left w:w="120" w:type="dxa"/>
+              <w:bottom w:w="80" w:type="dxa"/>
+              <w:right w:w="120" w:type="dxa"/>
+            </w:tcMar>
+          </w:tcPr>
+          <w:p>
+            <w:r>
+              <w:rPr>
+                <w:rFonts w:ascii="Arial" w:hAnsi="Arial" w:eastAsia="Arial" w:cs="Arial"/>
+                <w:b w:val="0"/>
+                <w:bCs w:val="0"/>
+                <w:sz w:val="20"/>
+                <w:szCs w:val="20"/>
+              </w:rPr>
+              <w:t>账号 + 密码</w:t>
+            </w:r>
+          </w:p>
+        </w:tc>
+        <w:tc>
+          <w:tcPr>
+            <w:tcW w:w="3426" w:type="dxa"/>
+            <w:tcBorders>
+              <w:top w:val="single" w:color="CCCCCC" w:sz="0" w:space="0"/>
+              <w:left w:val="single" w:color="CCCCCC" w:sz="0" w:space="0"/>
+              <w:bottom w:val="single" w:color="CCCCCC" w:sz="0" w:space="0"/>
+              <w:right w:val="single" w:color="CCCCCC" w:sz="0" w:space="0"/>
+            </w:tcBorders>
+            <w:tcMar>
+              <w:top w:w="80" w:type="dxa"/>
+              <w:left w:w="120" w:type="dxa"/>
+              <w:bottom w:w="80" w:type="dxa"/>
+              <w:right w:w="120" w:type="dxa"/>
+            </w:tcMar>
+          </w:tcPr>
+          <w:p>
+            <w:r>
+              <w:rPr>
+                <w:rFonts w:ascii="Arial" w:hAnsi="Arial" w:eastAsia="Arial" w:cs="Arial"/>
+                <w:b w:val="0"/>
+                <w:bCs w:val="0"/>
+                <w:sz w:val="20"/>
+                <w:szCs w:val="20"/>
+              </w:rPr>
+              <w:t>与邀请页共用</w:t>
+            </w:r>
+          </w:p>
+        </w:tc>
+      </w:tr>
+      <w:tr>
+        <w:tblPrEx>
+          <w:tblBorders>
+            <w:top w:val="single" w:color="auto" w:sz="4" w:space="0"/>
+            <w:left w:val="single" w:color="auto" w:sz="4" w:space="0"/>
+            <w:bottom w:val="single" w:color="auto" w:sz="4" w:space="0"/>
+            <w:right w:val="single" w:color="auto" w:sz="4" w:space="0"/>
+            <w:insideH w:val="single" w:color="auto" w:sz="4" w:space="0"/>
+            <w:insideV w:val="single" w:color="auto" w:sz="4" w:space="0"/>
+          </w:tblBorders>
+          <w:tblCellMar>
+            <w:top w:w="0" w:type="dxa"/>
+            <w:left w:w="10" w:type="dxa"/>
+            <w:bottom w:w="0" w:type="dxa"/>
+            <w:right w:w="10" w:type="dxa"/>
+          </w:tblCellMar>
+        </w:tblPrEx>
+        <w:tc>
+          <w:tcPr>
+            <w:tcW w:w="2400" w:type="dxa"/>
+            <w:tcBorders>
+              <w:top w:val="single" w:color="CCCCCC" w:sz="0" w:space="0"/>
+              <w:left w:val="single" w:color="CCCCCC" w:sz="0" w:space="0"/>
+              <w:bottom w:val="single" w:color="CCCCCC" w:sz="0" w:space="0"/>
+              <w:right w:val="single" w:color="CCCCCC" w:sz="0" w:space="0"/>
+            </w:tcBorders>
+            <w:tcMar>
+              <w:top w:w="80" w:type="dxa"/>
+              <w:left w:w="120" w:type="dxa"/>
+              <w:bottom w:w="80" w:type="dxa"/>
+              <w:right w:w="120" w:type="dxa"/>
+            </w:tcMar>
+          </w:tcPr>
+          <w:p>
+            <w:r>
+              <w:rPr>
+                <w:rFonts w:ascii="Arial" w:hAnsi="Arial" w:eastAsia="Arial" w:cs="Arial"/>
+                <w:b w:val="0"/>
+                <w:bCs w:val="0"/>
+                <w:sz w:val="20"/>
+                <w:szCs w:val="20"/>
+              </w:rPr>
+              <w:t>审计后台</w:t>
+            </w:r>
+          </w:p>
+        </w:tc>
+        <w:tc>
+          <w:tcPr>
+            <w:tcW w:w="3200" w:type="dxa"/>
+            <w:tcBorders>
+              <w:top w:val="single" w:color="CCCCCC" w:sz="0" w:space="0"/>
+              <w:left w:val="single" w:color="CCCCCC" w:sz="0" w:space="0"/>
+              <w:bottom w:val="single" w:color="CCCCCC" w:sz="0" w:space="0"/>
+              <w:right w:val="single" w:color="CCCCCC" w:sz="0" w:space="0"/>
+            </w:tcBorders>
+            <w:tcMar>
+              <w:top w:w="80" w:type="dxa"/>
+              <w:left w:w="120" w:type="dxa"/>
+              <w:bottom w:w="80" w:type="dxa"/>
+              <w:right w:w="120" w:type="dxa"/>
+            </w:tcMar>
+          </w:tcPr>
+          <w:p>
+            <w:r>
+              <w:rPr>
+                <w:rFonts w:ascii="Arial" w:hAnsi="Arial" w:eastAsia="Arial" w:cs="Arial"/>
+                <w:b w:val="0"/>
+                <w:bCs w:val="0"/>
+                <w:sz w:val="20"/>
+                <w:szCs w:val="20"/>
+              </w:rPr>
+              <w:t>Token 链接</w:t>
+            </w:r>
+          </w:p>
+        </w:tc>
+        <w:tc>
+          <w:tcPr>
+            <w:tcW w:w="3426" w:type="dxa"/>
+            <w:tcBorders>
+              <w:top w:val="single" w:color="CCCCCC" w:sz="0" w:space="0"/>
+              <w:left w:val="single" w:color="CCCCCC" w:sz="0" w:space="0"/>
+              <w:bottom w:val="single" w:color="CCCCCC" w:sz="0" w:space="0"/>
+              <w:right w:val="single" w:color="CCCCCC" w:sz="0" w:space="0"/>
+            </w:tcBorders>
+            <w:tcMar>
+              <w:top w:w="80" w:type="dxa"/>
+              <w:left w:w="120" w:type="dxa"/>
+              <w:bottom w:w="80" w:type="dxa"/>
+              <w:right w:w="120" w:type="dxa"/>
+            </w:tcMar>
+          </w:tcPr>
+          <w:p>
+            <w:r>
+              <w:rPr>
+                <w:rFonts w:ascii="Arial" w:hAnsi="Arial" w:eastAsia="Arial" w:cs="Arial"/>
+                <w:b w:val="0"/>
+                <w:bCs w:val="0"/>
+                <w:sz w:val="20"/>
+                <w:szCs w:val="20"/>
+              </w:rPr>
+              <w:t>不共用</w:t>
+            </w:r>
+          </w:p>
+        </w:tc>
+      </w:tr>
+    </w:tbl>
+    <w:p>
+      <w:pPr>
+        <w:pStyle w:val="2"/>
+        <w:spacing w:before="320" w:after="160"/>
+      </w:pPr>
+      <w:r>
+        <w:rPr>
+          <w:rFonts w:ascii="Arial" w:hAnsi="Arial" w:eastAsia="Arial" w:cs="Arial"/>
+          <w:b/>
+          <w:bCs/>
+          <w:sz w:val="32"/>
+          <w:szCs w:val="32"/>
+        </w:rPr>
+        <w:t>3. 页面功能一览</w:t>
+      </w:r>
+    </w:p>
+    <w:p>
+      <w:pPr>
+        <w:spacing w:after="120"/>
+      </w:pPr>
+      <w:r>
+        <w:rPr>
+          <w:rFonts w:ascii="Arial" w:hAnsi="Arial" w:eastAsia="Arial" w:cs="Arial"/>
+          <w:sz w:val="22"/>
+          <w:szCs w:val="22"/>
+        </w:rPr>
+        <w:t>主页面自上而下分为两块（有生成结果时才出现第二块）：</w:t>
+      </w:r>
+    </w:p>
+    <w:p>
+      <w:pPr>
+        <w:spacing w:after="80"/>
+      </w:pPr>
+    </w:p>
+    <w:tbl>
+      <w:tblPr>
+        <w:tblStyle w:val="11"/>
+        <w:tblW w:w="9026" w:type="dxa"/>
+        <w:tblInd w:w="0" w:type="dxa"/>
+        <w:tblBorders>
+          <w:top w:val="single" w:color="auto" w:sz="4" w:space="0"/>
+          <w:left w:val="single" w:color="auto" w:sz="4" w:space="0"/>
+          <w:bottom w:val="single" w:color="auto" w:sz="4" w:space="0"/>
+          <w:right w:val="single" w:color="auto" w:sz="4" w:space="0"/>
+          <w:insideH w:val="single" w:color="auto" w:sz="4" w:space="0"/>
+          <w:insideV w:val="single" w:color="auto" w:sz="4" w:space="0"/>
+        </w:tblBorders>
+        <w:tblLayout w:type="autofit"/>
+        <w:tblCellMar>
+          <w:top w:w="0" w:type="dxa"/>
+          <w:left w:w="10" w:type="dxa"/>
+          <w:bottom w:w="0" w:type="dxa"/>
+          <w:right w:w="10" w:type="dxa"/>
+        </w:tblCellMar>
+      </w:tblPr>
+      <w:tblGrid>
+        <w:gridCol w:w="2800"/>
+        <w:gridCol w:w="6226"/>
+      </w:tblGrid>
+      <w:tr>
+        <w:tblPrEx>
+          <w:tblBorders>
+            <w:top w:val="single" w:color="auto" w:sz="4" w:space="0"/>
+            <w:left w:val="single" w:color="auto" w:sz="4" w:space="0"/>
+            <w:bottom w:val="single" w:color="auto" w:sz="4" w:space="0"/>
+            <w:right w:val="single" w:color="auto" w:sz="4" w:space="0"/>
+            <w:insideH w:val="single" w:color="auto" w:sz="4" w:space="0"/>
+            <w:insideV w:val="single" w:color="auto" w:sz="4" w:space="0"/>
+          </w:tblBorders>
+          <w:tblCellMar>
+            <w:top w:w="0" w:type="dxa"/>
+            <w:left w:w="10" w:type="dxa"/>
+            <w:bottom w:w="0" w:type="dxa"/>
+            <w:right w:w="10" w:type="dxa"/>
+          </w:tblCellMar>
+        </w:tblPrEx>
+        <w:tc>
+          <w:tcPr>
+            <w:tcW w:w="2800" w:type="dxa"/>
+            <w:tcBorders>
+              <w:top w:val="single" w:color="CCCCCC" w:sz="0" w:space="0"/>
+              <w:left w:val="single" w:color="CCCCCC" w:sz="0" w:space="0"/>
+              <w:bottom w:val="single" w:color="CCCCCC" w:sz="0" w:space="0"/>
+              <w:right w:val="single" w:color="CCCCCC" w:sz="0" w:space="0"/>
+            </w:tcBorders>
+            <w:shd w:val="clear" w:color="auto" w:fill="D9E8F5"/>
+            <w:tcMar>
+              <w:top w:w="80" w:type="dxa"/>
+              <w:left w:w="120" w:type="dxa"/>
+              <w:bottom w:w="80" w:type="dxa"/>
+              <w:right w:w="120" w:type="dxa"/>
+            </w:tcMar>
+          </w:tcPr>
+          <w:p>
+            <w:r>
+              <w:rPr>
+                <w:rFonts w:ascii="Arial" w:hAnsi="Arial" w:eastAsia="Arial" w:cs="Arial"/>
+                <w:b/>
+                <w:bCs/>
+                <w:sz w:val="20"/>
+                <w:szCs w:val="20"/>
+              </w:rPr>
+              <w:t>区域</w:t>
+            </w:r>
+          </w:p>
+        </w:tc>
+        <w:tc>
+          <w:tcPr>
+            <w:tcW w:w="6226" w:type="dxa"/>
+            <w:tcBorders>
+              <w:top w:val="single" w:color="CCCCCC" w:sz="0" w:space="0"/>
+              <w:left w:val="single" w:color="CCCCCC" w:sz="0" w:space="0"/>
+              <w:bottom w:val="single" w:color="CCCCCC" w:sz="0" w:space="0"/>
+              <w:right w:val="single" w:color="CCCCCC" w:sz="0" w:space="0"/>
+            </w:tcBorders>
+            <w:shd w:val="clear" w:color="auto" w:fill="D9E8F5"/>
+            <w:tcMar>
+              <w:top w:w="80" w:type="dxa"/>
+              <w:left w:w="120" w:type="dxa"/>
+              <w:bottom w:w="80" w:type="dxa"/>
+              <w:right w:w="120" w:type="dxa"/>
+            </w:tcMar>
+          </w:tcPr>
+          <w:p>
+            <w:r>
+              <w:rPr>
+                <w:rFonts w:ascii="Arial" w:hAnsi="Arial" w:eastAsia="Arial" w:cs="Arial"/>
+                <w:b/>
+                <w:bCs/>
+                <w:sz w:val="20"/>
+                <w:szCs w:val="20"/>
+              </w:rPr>
+              <w:t>作用</w:t>
+            </w:r>
+          </w:p>
+        </w:tc>
+      </w:tr>
+      <w:tr>
+        <w:tblPrEx>
+          <w:tblBorders>
+            <w:top w:val="single" w:color="auto" w:sz="4" w:space="0"/>
+            <w:left w:val="single" w:color="auto" w:sz="4" w:space="0"/>
+            <w:bottom w:val="single" w:color="auto" w:sz="4" w:space="0"/>
+            <w:right w:val="single" w:color="auto" w:sz="4" w:space="0"/>
+            <w:insideH w:val="single" w:color="auto" w:sz="4" w:space="0"/>
+            <w:insideV w:val="single" w:color="auto" w:sz="4" w:space="0"/>
+          </w:tblBorders>
+          <w:tblCellMar>
+            <w:top w:w="0" w:type="dxa"/>
+            <w:left w:w="10" w:type="dxa"/>
+            <w:bottom w:w="0" w:type="dxa"/>
+            <w:right w:w="10" w:type="dxa"/>
+          </w:tblCellMar>
+        </w:tblPrEx>
+        <w:tc>
+          <w:tcPr>
+            <w:tcW w:w="2800" w:type="dxa"/>
+            <w:tcBorders>
+              <w:top w:val="single" w:color="CCCCCC" w:sz="0" w:space="0"/>
+              <w:left w:val="single" w:color="CCCCCC" w:sz="0" w:space="0"/>
+              <w:bottom w:val="single" w:color="CCCCCC" w:sz="0" w:space="0"/>
+              <w:right w:val="single" w:color="CCCCCC" w:sz="0" w:space="0"/>
+            </w:tcBorders>
+            <w:tcMar>
+              <w:top w:w="80" w:type="dxa"/>
+              <w:left w:w="120" w:type="dxa"/>
+              <w:bottom w:w="80" w:type="dxa"/>
+              <w:right w:w="120" w:type="dxa"/>
+            </w:tcMar>
+          </w:tcPr>
+          <w:p>
+            <w:r>
+              <w:rPr>
+                <w:rFonts w:ascii="Arial" w:hAnsi="Arial" w:eastAsia="Arial" w:cs="Arial"/>
+                <w:b w:val="0"/>
+                <w:bCs w:val="0"/>
+                <w:sz w:val="20"/>
+                <w:szCs w:val="20"/>
+              </w:rPr>
+              <w:t>生成表单区（邀请令牌生成器）</w:t>
+            </w:r>
+          </w:p>
+        </w:tc>
+        <w:tc>
+          <w:tcPr>
+            <w:tcW w:w="6226" w:type="dxa"/>
+            <w:tcBorders>
+              <w:top w:val="single" w:color="CCCCCC" w:sz="0" w:space="0"/>
+              <w:left w:val="single" w:color="CCCCCC" w:sz="0" w:space="0"/>
+              <w:bottom w:val="single" w:color="CCCCCC" w:sz="0" w:space="0"/>
+              <w:right w:val="single" w:color="CCCCCC" w:sz="0" w:space="0"/>
+            </w:tcBorders>
+            <w:tcMar>
+              <w:top w:w="80" w:type="dxa"/>
+              <w:left w:w="120" w:type="dxa"/>
+              <w:bottom w:w="80" w:type="dxa"/>
+              <w:right w:w="120" w:type="dxa"/>
+            </w:tcMar>
+          </w:tcPr>
+          <w:p>
+            <w:r>
+              <w:rPr>
+                <w:rFonts w:ascii="Arial" w:hAnsi="Arial" w:eastAsia="Arial" w:cs="Arial"/>
+                <w:b w:val="0"/>
+                <w:bCs w:val="0"/>
+                <w:sz w:val="20"/>
+                <w:szCs w:val="20"/>
+              </w:rPr>
+              <w:t>配置参数并点击「生成」</w:t>
+            </w:r>
+          </w:p>
+        </w:tc>
+      </w:tr>
+      <w:tr>
+        <w:tblPrEx>
+          <w:tblBorders>
+            <w:top w:val="single" w:color="auto" w:sz="4" w:space="0"/>
+            <w:left w:val="single" w:color="auto" w:sz="4" w:space="0"/>
+            <w:bottom w:val="single" w:color="auto" w:sz="4" w:space="0"/>
+            <w:right w:val="single" w:color="auto" w:sz="4" w:space="0"/>
+            <w:insideH w:val="single" w:color="auto" w:sz="4" w:space="0"/>
+            <w:insideV w:val="single" w:color="auto" w:sz="4" w:space="0"/>
+          </w:tblBorders>
+          <w:tblCellMar>
+            <w:top w:w="0" w:type="dxa"/>
+            <w:left w:w="10" w:type="dxa"/>
+            <w:bottom w:w="0" w:type="dxa"/>
+            <w:right w:w="10" w:type="dxa"/>
+          </w:tblCellMar>
+        </w:tblPrEx>
+        <w:tc>
+          <w:tcPr>
+            <w:tcW w:w="2800" w:type="dxa"/>
+            <w:tcBorders>
+              <w:top w:val="single" w:color="CCCCCC" w:sz="0" w:space="0"/>
+              <w:left w:val="single" w:color="CCCCCC" w:sz="0" w:space="0"/>
+              <w:bottom w:val="single" w:color="CCCCCC" w:sz="0" w:space="0"/>
+              <w:right w:val="single" w:color="CCCCCC" w:sz="0" w:space="0"/>
+            </w:tcBorders>
+            <w:tcMar>
+              <w:top w:w="80" w:type="dxa"/>
+              <w:left w:w="120" w:type="dxa"/>
+              <w:bottom w:w="80" w:type="dxa"/>
+              <w:right w:w="120" w:type="dxa"/>
+            </w:tcMar>
+          </w:tcPr>
+          <w:p>
+            <w:r>
+              <w:rPr>
+                <w:rFonts w:ascii="Arial" w:hAnsi="Arial" w:eastAsia="Arial" w:cs="Arial"/>
+                <w:b w:val="0"/>
+                <w:bCs w:val="0"/>
+                <w:sz w:val="20"/>
+                <w:szCs w:val="20"/>
+              </w:rPr>
+              <w:t>结果区（已生成批次）</w:t>
+            </w:r>
+          </w:p>
+        </w:tc>
+        <w:tc>
+          <w:tcPr>
+            <w:tcW w:w="6226" w:type="dxa"/>
+            <w:tcBorders>
+              <w:top w:val="single" w:color="CCCCCC" w:sz="0" w:space="0"/>
+              <w:left w:val="single" w:color="CCCCCC" w:sz="0" w:space="0"/>
+              <w:bottom w:val="single" w:color="CCCCCC" w:sz="0" w:space="0"/>
+              <w:right w:val="single" w:color="CCCCCC" w:sz="0" w:space="0"/>
+            </w:tcBorders>
+            <w:tcMar>
+              <w:top w:w="80" w:type="dxa"/>
+              <w:left w:w="120" w:type="dxa"/>
+              <w:bottom w:w="80" w:type="dxa"/>
+              <w:right w:w="120" w:type="dxa"/>
+            </w:tcMar>
+          </w:tcPr>
+          <w:p>
+            <w:r>
+              <w:rPr>
+                <w:rFonts w:ascii="Arial" w:hAnsi="Arial" w:eastAsia="Arial" w:cs="Arial"/>
+                <w:b w:val="0"/>
+                <w:bCs w:val="0"/>
+                <w:sz w:val="20"/>
+                <w:szCs w:val="20"/>
+              </w:rPr>
+              <w:t>查看批次摘要、预览表格、「导出 Excel」</w:t>
+            </w:r>
+          </w:p>
+        </w:tc>
+      </w:tr>
+    </w:tbl>
+    <w:p>
+      <w:pPr>
+        <w:pStyle w:val="2"/>
+        <w:spacing w:before="320" w:after="160"/>
+      </w:pPr>
+      <w:r>
+        <w:rPr>
+          <w:rFonts w:ascii="Arial" w:hAnsi="Arial" w:eastAsia="Arial" w:cs="Arial"/>
+          <w:b/>
+          <w:bCs/>
+          <w:sz w:val="32"/>
+          <w:szCs w:val="32"/>
+        </w:rPr>
+        <w:t>4. 如何配置并生成邀请令牌</w:t>
+      </w:r>
+    </w:p>
+    <w:p>
+      <w:pPr>
+        <w:pStyle w:val="3"/>
+        <w:spacing w:before="240" w:after="120"/>
+      </w:pPr>
+      <w:r>
+        <w:rPr>
+          <w:rFonts w:ascii="Arial" w:hAnsi="Arial" w:eastAsia="Arial" w:cs="Arial"/>
+          <w:b/>
+          <w:bCs/>
+          <w:sz w:val="26"/>
+          <w:szCs w:val="26"/>
+        </w:rPr>
+        <w:t>4.1 表单字段说明</w:t>
+      </w:r>
+    </w:p>
+    <w:p>
+      <w:pPr>
+        <w:spacing w:after="80"/>
+      </w:pPr>
+    </w:p>
+    <w:tbl>
+      <w:tblPr>
+        <w:tblStyle w:val="11"/>
+        <w:tblW w:w="9026" w:type="dxa"/>
+        <w:tblInd w:w="0" w:type="dxa"/>
+        <w:tblBorders>
+          <w:top w:val="single" w:color="auto" w:sz="4" w:space="0"/>
+          <w:left w:val="single" w:color="auto" w:sz="4" w:space="0"/>
+          <w:bottom w:val="single" w:color="auto" w:sz="4" w:space="0"/>
+          <w:right w:val="single" w:color="auto" w:sz="4" w:space="0"/>
+          <w:insideH w:val="single" w:color="auto" w:sz="4" w:space="0"/>
+          <w:insideV w:val="single" w:color="auto" w:sz="4" w:space="0"/>
+        </w:tblBorders>
+        <w:tblLayout w:type="autofit"/>
+        <w:tblCellMar>
+          <w:top w:w="0" w:type="dxa"/>
+          <w:left w:w="10" w:type="dxa"/>
+          <w:bottom w:w="0" w:type="dxa"/>
+          <w:right w:w="10" w:type="dxa"/>
+        </w:tblCellMar>
+      </w:tblPr>
+      <w:tblGrid>
+        <w:gridCol w:w="1800"/>
+        <w:gridCol w:w="1600"/>
+        <w:gridCol w:w="5626"/>
+      </w:tblGrid>
+      <w:tr>
+        <w:tblPrEx>
+          <w:tblBorders>
+            <w:top w:val="single" w:color="auto" w:sz="4" w:space="0"/>
+            <w:left w:val="single" w:color="auto" w:sz="4" w:space="0"/>
+            <w:bottom w:val="single" w:color="auto" w:sz="4" w:space="0"/>
+            <w:right w:val="single" w:color="auto" w:sz="4" w:space="0"/>
+            <w:insideH w:val="single" w:color="auto" w:sz="4" w:space="0"/>
+            <w:insideV w:val="single" w:color="auto" w:sz="4" w:space="0"/>
+          </w:tblBorders>
+          <w:tblCellMar>
+            <w:top w:w="0" w:type="dxa"/>
+            <w:left w:w="10" w:type="dxa"/>
+            <w:bottom w:w="0" w:type="dxa"/>
+            <w:right w:w="10" w:type="dxa"/>
+          </w:tblCellMar>
+        </w:tblPrEx>
+        <w:tc>
+          <w:tcPr>
+            <w:tcW w:w="1800" w:type="dxa"/>
+            <w:tcBorders>
+              <w:top w:val="single" w:color="CCCCCC" w:sz="0" w:space="0"/>
+              <w:left w:val="single" w:color="CCCCCC" w:sz="0" w:space="0"/>
+              <w:bottom w:val="single" w:color="CCCCCC" w:sz="0" w:space="0"/>
+              <w:right w:val="single" w:color="CCCCCC" w:sz="0" w:space="0"/>
+            </w:tcBorders>
+            <w:shd w:val="clear" w:color="auto" w:fill="D9E8F5"/>
+            <w:tcMar>
+              <w:top w:w="80" w:type="dxa"/>
+              <w:left w:w="120" w:type="dxa"/>
+              <w:bottom w:w="80" w:type="dxa"/>
+              <w:right w:w="120" w:type="dxa"/>
+            </w:tcMar>
+          </w:tcPr>
+          <w:p>
+            <w:r>
+              <w:rPr>
+                <w:rFonts w:ascii="Arial" w:hAnsi="Arial" w:eastAsia="Arial" w:cs="Arial"/>
+                <w:b/>
+                <w:bCs/>
+                <w:sz w:val="20"/>
+                <w:szCs w:val="20"/>
+              </w:rPr>
+              <w:t>界面标签</w:t>
+            </w:r>
+          </w:p>
+        </w:tc>
+        <w:tc>
+          <w:tcPr>
+            <w:tcW w:w="1600" w:type="dxa"/>
+            <w:tcBorders>
+              <w:top w:val="single" w:color="CCCCCC" w:sz="0" w:space="0"/>
+              <w:left w:val="single" w:color="CCCCCC" w:sz="0" w:space="0"/>
+              <w:bottom w:val="single" w:color="CCCCCC" w:sz="0" w:space="0"/>
+              <w:right w:val="single" w:color="CCCCCC" w:sz="0" w:space="0"/>
+            </w:tcBorders>
+            <w:shd w:val="clear" w:color="auto" w:fill="D9E8F5"/>
+            <w:tcMar>
+              <w:top w:w="80" w:type="dxa"/>
+              <w:left w:w="120" w:type="dxa"/>
+              <w:bottom w:w="80" w:type="dxa"/>
+              <w:right w:w="120" w:type="dxa"/>
+            </w:tcMar>
+          </w:tcPr>
+          <w:p>
+            <w:r>
+              <w:rPr>
+                <w:rFonts w:ascii="Arial" w:hAnsi="Arial" w:eastAsia="Arial" w:cs="Arial"/>
+                <w:b/>
+                <w:bCs/>
+                <w:sz w:val="20"/>
+                <w:szCs w:val="20"/>
+              </w:rPr>
+              <w:t>默认值</w:t>
+            </w:r>
+          </w:p>
+        </w:tc>
+        <w:tc>
+          <w:tcPr>
+            <w:tcW w:w="5626" w:type="dxa"/>
+            <w:tcBorders>
+              <w:top w:val="single" w:color="CCCCCC" w:sz="0" w:space="0"/>
+              <w:left w:val="single" w:color="CCCCCC" w:sz="0" w:space="0"/>
+              <w:bottom w:val="single" w:color="CCCCCC" w:sz="0" w:space="0"/>
+              <w:right w:val="single" w:color="CCCCCC" w:sz="0" w:space="0"/>
+            </w:tcBorders>
+            <w:shd w:val="clear" w:color="auto" w:fill="D9E8F5"/>
+            <w:tcMar>
+              <w:top w:w="80" w:type="dxa"/>
+              <w:left w:w="120" w:type="dxa"/>
+              <w:bottom w:w="80" w:type="dxa"/>
+              <w:right w:w="120" w:type="dxa"/>
+            </w:tcMar>
+          </w:tcPr>
+          <w:p>
+            <w:r>
+              <w:rPr>
+                <w:rFonts w:ascii="Arial" w:hAnsi="Arial" w:eastAsia="Arial" w:cs="Arial"/>
+                <w:b/>
+                <w:bCs/>
+                <w:sz w:val="20"/>
+                <w:szCs w:val="20"/>
+              </w:rPr>
+              <w:t>说明</w:t>
+            </w:r>
+          </w:p>
+        </w:tc>
+      </w:tr>
+      <w:tr>
+        <w:tblPrEx>
+          <w:tblBorders>
+            <w:top w:val="single" w:color="auto" w:sz="4" w:space="0"/>
+            <w:left w:val="single" w:color="auto" w:sz="4" w:space="0"/>
+            <w:bottom w:val="single" w:color="auto" w:sz="4" w:space="0"/>
+            <w:right w:val="single" w:color="auto" w:sz="4" w:space="0"/>
+            <w:insideH w:val="single" w:color="auto" w:sz="4" w:space="0"/>
+            <w:insideV w:val="single" w:color="auto" w:sz="4" w:space="0"/>
+          </w:tblBorders>
+          <w:tblCellMar>
+            <w:top w:w="0" w:type="dxa"/>
+            <w:left w:w="10" w:type="dxa"/>
+            <w:bottom w:w="0" w:type="dxa"/>
+            <w:right w:w="10" w:type="dxa"/>
+          </w:tblCellMar>
+        </w:tblPrEx>
+        <w:tc>
+          <w:tcPr>
+            <w:tcW w:w="1800" w:type="dxa"/>
+            <w:tcBorders>
+              <w:top w:val="single" w:color="CCCCCC" w:sz="0" w:space="0"/>
+              <w:left w:val="single" w:color="CCCCCC" w:sz="0" w:space="0"/>
+              <w:bottom w:val="single" w:color="CCCCCC" w:sz="0" w:space="0"/>
+              <w:right w:val="single" w:color="CCCCCC" w:sz="0" w:space="0"/>
+            </w:tcBorders>
+            <w:tcMar>
+              <w:top w:w="80" w:type="dxa"/>
+              <w:left w:w="120" w:type="dxa"/>
+              <w:bottom w:w="80" w:type="dxa"/>
+              <w:right w:w="120" w:type="dxa"/>
+            </w:tcMar>
+          </w:tcPr>
+          <w:p>
+            <w:r>
+              <w:rPr>
+                <w:rFonts w:ascii="Arial" w:hAnsi="Arial" w:eastAsia="Arial" w:cs="Arial"/>
+                <w:b w:val="0"/>
+                <w:bCs w:val="0"/>
+                <w:sz w:val="20"/>
+                <w:szCs w:val="20"/>
+              </w:rPr>
+              <w:t>哈希算法</w:t>
+            </w:r>
+          </w:p>
+        </w:tc>
+        <w:tc>
+          <w:tcPr>
+            <w:tcW w:w="1600" w:type="dxa"/>
+            <w:tcBorders>
+              <w:top w:val="single" w:color="CCCCCC" w:sz="0" w:space="0"/>
+              <w:left w:val="single" w:color="CCCCCC" w:sz="0" w:space="0"/>
+              <w:bottom w:val="single" w:color="CCCCCC" w:sz="0" w:space="0"/>
+              <w:right w:val="single" w:color="CCCCCC" w:sz="0" w:space="0"/>
+            </w:tcBorders>
+            <w:tcMar>
+              <w:top w:w="80" w:type="dxa"/>
+              <w:left w:w="120" w:type="dxa"/>
+              <w:bottom w:w="80" w:type="dxa"/>
+              <w:right w:w="120" w:type="dxa"/>
+            </w:tcMar>
+          </w:tcPr>
+          <w:p>
+            <w:r>
+              <w:rPr>
+                <w:rFonts w:ascii="Arial" w:hAnsi="Arial" w:eastAsia="Arial" w:cs="Arial"/>
+                <w:b w:val="0"/>
+                <w:bCs w:val="0"/>
+                <w:sz w:val="20"/>
+                <w:szCs w:val="20"/>
+              </w:rPr>
+              <w:t>SHA-256</w:t>
+            </w:r>
+          </w:p>
+        </w:tc>
+        <w:tc>
+          <w:tcPr>
+            <w:tcW w:w="5626" w:type="dxa"/>
+            <w:tcBorders>
+              <w:top w:val="single" w:color="CCCCCC" w:sz="0" w:space="0"/>
+              <w:left w:val="single" w:color="CCCCCC" w:sz="0" w:space="0"/>
+              <w:bottom w:val="single" w:color="CCCCCC" w:sz="0" w:space="0"/>
+              <w:right w:val="single" w:color="CCCCCC" w:sz="0" w:space="0"/>
+            </w:tcBorders>
+            <w:tcMar>
+              <w:top w:w="80" w:type="dxa"/>
+              <w:left w:w="120" w:type="dxa"/>
+              <w:bottom w:w="80" w:type="dxa"/>
+              <w:right w:w="120" w:type="dxa"/>
+            </w:tcMar>
+          </w:tcPr>
+          <w:p>
+            <w:r>
+              <w:rPr>
+                <w:rFonts w:ascii="Arial" w:hAnsi="Arial" w:eastAsia="Arial" w:cs="Arial"/>
+                <w:b w:val="0"/>
+                <w:bCs w:val="0"/>
+                <w:sz w:val="20"/>
+                <w:szCs w:val="20"/>
+              </w:rPr>
+              <w:t>SHA-256 兼容现有邀请链接；也可选 SHA-384 / SHA-512</w:t>
+            </w:r>
+          </w:p>
+        </w:tc>
+      </w:tr>
+      <w:tr>
+        <w:tblPrEx>
+          <w:tblBorders>
+            <w:top w:val="single" w:color="auto" w:sz="4" w:space="0"/>
+            <w:left w:val="single" w:color="auto" w:sz="4" w:space="0"/>
+            <w:bottom w:val="single" w:color="auto" w:sz="4" w:space="0"/>
+            <w:right w:val="single" w:color="auto" w:sz="4" w:space="0"/>
+            <w:insideH w:val="single" w:color="auto" w:sz="4" w:space="0"/>
+            <w:insideV w:val="single" w:color="auto" w:sz="4" w:space="0"/>
+          </w:tblBorders>
+          <w:tblCellMar>
+            <w:top w:w="0" w:type="dxa"/>
+            <w:left w:w="10" w:type="dxa"/>
+            <w:bottom w:w="0" w:type="dxa"/>
+            <w:right w:w="10" w:type="dxa"/>
+          </w:tblCellMar>
+        </w:tblPrEx>
+        <w:tc>
+          <w:tcPr>
+            <w:tcW w:w="1800" w:type="dxa"/>
+            <w:tcBorders>
+              <w:top w:val="single" w:color="CCCCCC" w:sz="0" w:space="0"/>
+              <w:left w:val="single" w:color="CCCCCC" w:sz="0" w:space="0"/>
+              <w:bottom w:val="single" w:color="CCCCCC" w:sz="0" w:space="0"/>
+              <w:right w:val="single" w:color="CCCCCC" w:sz="0" w:space="0"/>
+            </w:tcBorders>
+            <w:tcMar>
+              <w:top w:w="80" w:type="dxa"/>
+              <w:left w:w="120" w:type="dxa"/>
+              <w:bottom w:w="80" w:type="dxa"/>
+              <w:right w:w="120" w:type="dxa"/>
+            </w:tcMar>
+          </w:tcPr>
+          <w:p>
+            <w:r>
+              <w:rPr>
+                <w:rFonts w:ascii="Arial" w:hAnsi="Arial" w:eastAsia="Arial" w:cs="Arial"/>
+                <w:b w:val="0"/>
+                <w:bCs w:val="0"/>
+                <w:sz w:val="20"/>
+                <w:szCs w:val="20"/>
+              </w:rPr>
+              <w:t>数量</w:t>
+            </w:r>
+          </w:p>
+        </w:tc>
+        <w:tc>
+          <w:tcPr>
+            <w:tcW w:w="1600" w:type="dxa"/>
+            <w:tcBorders>
+              <w:top w:val="single" w:color="CCCCCC" w:sz="0" w:space="0"/>
+              <w:left w:val="single" w:color="CCCCCC" w:sz="0" w:space="0"/>
+              <w:bottom w:val="single" w:color="CCCCCC" w:sz="0" w:space="0"/>
+              <w:right w:val="single" w:color="CCCCCC" w:sz="0" w:space="0"/>
+            </w:tcBorders>
+            <w:tcMar>
+              <w:top w:w="80" w:type="dxa"/>
+              <w:left w:w="120" w:type="dxa"/>
+              <w:bottom w:w="80" w:type="dxa"/>
+              <w:right w:w="120" w:type="dxa"/>
+            </w:tcMar>
+          </w:tcPr>
+          <w:p>
+            <w:r>
+              <w:rPr>
+                <w:rFonts w:ascii="Arial" w:hAnsi="Arial" w:eastAsia="Arial" w:cs="Arial"/>
+                <w:b w:val="0"/>
+                <w:bCs w:val="0"/>
+                <w:sz w:val="20"/>
+                <w:szCs w:val="20"/>
+              </w:rPr>
+              <w:t>100</w:t>
+            </w:r>
+          </w:p>
+        </w:tc>
+        <w:tc>
+          <w:tcPr>
+            <w:tcW w:w="5626" w:type="dxa"/>
+            <w:tcBorders>
+              <w:top w:val="single" w:color="CCCCCC" w:sz="0" w:space="0"/>
+              <w:left w:val="single" w:color="CCCCCC" w:sz="0" w:space="0"/>
+              <w:bottom w:val="single" w:color="CCCCCC" w:sz="0" w:space="0"/>
+              <w:right w:val="single" w:color="CCCCCC" w:sz="0" w:space="0"/>
+            </w:tcBorders>
+            <w:tcMar>
+              <w:top w:w="80" w:type="dxa"/>
+              <w:left w:w="120" w:type="dxa"/>
+              <w:bottom w:w="80" w:type="dxa"/>
+              <w:right w:w="120" w:type="dxa"/>
+            </w:tcMar>
+          </w:tcPr>
+          <w:p>
+            <w:r>
+              <w:rPr>
+                <w:rFonts w:ascii="Arial" w:hAnsi="Arial" w:eastAsia="Arial" w:cs="Arial"/>
+                <w:b w:val="0"/>
+                <w:bCs w:val="0"/>
+                <w:sz w:val="20"/>
+                <w:szCs w:val="20"/>
+              </w:rPr>
+              <w:t>每批 1～100,000 个</w:t>
+            </w:r>
+          </w:p>
+        </w:tc>
+      </w:tr>
+      <w:tr>
+        <w:tblPrEx>
+          <w:tblBorders>
+            <w:top w:val="single" w:color="auto" w:sz="4" w:space="0"/>
+            <w:left w:val="single" w:color="auto" w:sz="4" w:space="0"/>
+            <w:bottom w:val="single" w:color="auto" w:sz="4" w:space="0"/>
+            <w:right w:val="single" w:color="auto" w:sz="4" w:space="0"/>
+            <w:insideH w:val="single" w:color="auto" w:sz="4" w:space="0"/>
+            <w:insideV w:val="single" w:color="auto" w:sz="4" w:space="0"/>
+          </w:tblBorders>
+          <w:tblCellMar>
+            <w:top w:w="0" w:type="dxa"/>
+            <w:left w:w="10" w:type="dxa"/>
+            <w:bottom w:w="0" w:type="dxa"/>
+            <w:right w:w="10" w:type="dxa"/>
+          </w:tblCellMar>
+        </w:tblPrEx>
+        <w:tc>
+          <w:tcPr>
+            <w:tcW w:w="1800" w:type="dxa"/>
+            <w:tcBorders>
+              <w:top w:val="single" w:color="CCCCCC" w:sz="0" w:space="0"/>
+              <w:left w:val="single" w:color="CCCCCC" w:sz="0" w:space="0"/>
+              <w:bottom w:val="single" w:color="CCCCCC" w:sz="0" w:space="0"/>
+              <w:right w:val="single" w:color="CCCCCC" w:sz="0" w:space="0"/>
+            </w:tcBorders>
+            <w:tcMar>
+              <w:top w:w="80" w:type="dxa"/>
+              <w:left w:w="120" w:type="dxa"/>
+              <w:bottom w:w="80" w:type="dxa"/>
+              <w:right w:w="120" w:type="dxa"/>
+            </w:tcMar>
+          </w:tcPr>
+          <w:p>
+            <w:r>
+              <w:rPr>
+                <w:rFonts w:ascii="Arial" w:hAnsi="Arial" w:eastAsia="Arial" w:cs="Arial"/>
+                <w:b w:val="0"/>
+                <w:bCs w:val="0"/>
+                <w:sz w:val="20"/>
+                <w:szCs w:val="20"/>
+              </w:rPr>
+              <w:t>有效期（天）</w:t>
+            </w:r>
+          </w:p>
+        </w:tc>
+        <w:tc>
+          <w:tcPr>
+            <w:tcW w:w="1600" w:type="dxa"/>
+            <w:tcBorders>
+              <w:top w:val="single" w:color="CCCCCC" w:sz="0" w:space="0"/>
+              <w:left w:val="single" w:color="CCCCCC" w:sz="0" w:space="0"/>
+              <w:bottom w:val="single" w:color="CCCCCC" w:sz="0" w:space="0"/>
+              <w:right w:val="single" w:color="CCCCCC" w:sz="0" w:space="0"/>
+            </w:tcBorders>
+            <w:tcMar>
+              <w:top w:w="80" w:type="dxa"/>
+              <w:left w:w="120" w:type="dxa"/>
+              <w:bottom w:w="80" w:type="dxa"/>
+              <w:right w:w="120" w:type="dxa"/>
+            </w:tcMar>
+          </w:tcPr>
+          <w:p>
+            <w:r>
+              <w:rPr>
+                <w:rFonts w:ascii="Arial" w:hAnsi="Arial" w:eastAsia="Arial" w:cs="Arial"/>
+                <w:b w:val="0"/>
+                <w:bCs w:val="0"/>
+                <w:sz w:val="20"/>
+                <w:szCs w:val="20"/>
+              </w:rPr>
+              <w:t>90</w:t>
+            </w:r>
+          </w:p>
+        </w:tc>
+        <w:tc>
+          <w:tcPr>
+            <w:tcW w:w="5626" w:type="dxa"/>
+            <w:tcBorders>
+              <w:top w:val="single" w:color="CCCCCC" w:sz="0" w:space="0"/>
+              <w:left w:val="single" w:color="CCCCCC" w:sz="0" w:space="0"/>
+              <w:bottom w:val="single" w:color="CCCCCC" w:sz="0" w:space="0"/>
+              <w:right w:val="single" w:color="CCCCCC" w:sz="0" w:space="0"/>
+            </w:tcBorders>
+            <w:tcMar>
+              <w:top w:w="80" w:type="dxa"/>
+              <w:left w:w="120" w:type="dxa"/>
+              <w:bottom w:w="80" w:type="dxa"/>
+              <w:right w:w="120" w:type="dxa"/>
+            </w:tcMar>
+          </w:tcPr>
+          <w:p>
+            <w:r>
+              <w:rPr>
+                <w:rFonts w:ascii="Arial" w:hAnsi="Arial" w:eastAsia="Arial" w:cs="Arial"/>
+                <w:b w:val="0"/>
+                <w:bCs w:val="0"/>
+                <w:sz w:val="20"/>
+                <w:szCs w:val="20"/>
+              </w:rPr>
+              <w:t>0～3650；设为 0 后可改用小时/分钟</w:t>
+            </w:r>
+          </w:p>
+        </w:tc>
+      </w:tr>
+      <w:tr>
+        <w:tblPrEx>
+          <w:tblBorders>
+            <w:top w:val="single" w:color="auto" w:sz="4" w:space="0"/>
+            <w:left w:val="single" w:color="auto" w:sz="4" w:space="0"/>
+            <w:bottom w:val="single" w:color="auto" w:sz="4" w:space="0"/>
+            <w:right w:val="single" w:color="auto" w:sz="4" w:space="0"/>
+            <w:insideH w:val="single" w:color="auto" w:sz="4" w:space="0"/>
+            <w:insideV w:val="single" w:color="auto" w:sz="4" w:space="0"/>
+          </w:tblBorders>
+          <w:tblCellMar>
+            <w:top w:w="0" w:type="dxa"/>
+            <w:left w:w="10" w:type="dxa"/>
+            <w:bottom w:w="0" w:type="dxa"/>
+            <w:right w:w="10" w:type="dxa"/>
+          </w:tblCellMar>
+        </w:tblPrEx>
+        <w:tc>
+          <w:tcPr>
+            <w:tcW w:w="1800" w:type="dxa"/>
+            <w:tcBorders>
+              <w:top w:val="single" w:color="CCCCCC" w:sz="0" w:space="0"/>
+              <w:left w:val="single" w:color="CCCCCC" w:sz="0" w:space="0"/>
+              <w:bottom w:val="single" w:color="CCCCCC" w:sz="0" w:space="0"/>
+              <w:right w:val="single" w:color="CCCCCC" w:sz="0" w:space="0"/>
+            </w:tcBorders>
+            <w:tcMar>
+              <w:top w:w="80" w:type="dxa"/>
+              <w:left w:w="120" w:type="dxa"/>
+              <w:bottom w:w="80" w:type="dxa"/>
+              <w:right w:w="120" w:type="dxa"/>
+            </w:tcMar>
+          </w:tcPr>
+          <w:p>
+            <w:r>
+              <w:rPr>
+                <w:rFonts w:ascii="Arial" w:hAnsi="Arial" w:eastAsia="Arial" w:cs="Arial"/>
+                <w:b w:val="0"/>
+                <w:bCs w:val="0"/>
+                <w:sz w:val="20"/>
+                <w:szCs w:val="20"/>
+              </w:rPr>
+              <w:t>有效期（小时）</w:t>
+            </w:r>
+          </w:p>
+        </w:tc>
+        <w:tc>
+          <w:tcPr>
+            <w:tcW w:w="1600" w:type="dxa"/>
+            <w:tcBorders>
+              <w:top w:val="single" w:color="CCCCCC" w:sz="0" w:space="0"/>
+              <w:left w:val="single" w:color="CCCCCC" w:sz="0" w:space="0"/>
+              <w:bottom w:val="single" w:color="CCCCCC" w:sz="0" w:space="0"/>
+              <w:right w:val="single" w:color="CCCCCC" w:sz="0" w:space="0"/>
+            </w:tcBorders>
+            <w:tcMar>
+              <w:top w:w="80" w:type="dxa"/>
+              <w:left w:w="120" w:type="dxa"/>
+              <w:bottom w:w="80" w:type="dxa"/>
+              <w:right w:w="120" w:type="dxa"/>
+            </w:tcMar>
+          </w:tcPr>
+          <w:p>
+            <w:r>
+              <w:rPr>
+                <w:rFonts w:ascii="Arial" w:hAnsi="Arial" w:eastAsia="Arial" w:cs="Arial"/>
+                <w:b w:val="0"/>
+                <w:bCs w:val="0"/>
+                <w:sz w:val="20"/>
+                <w:szCs w:val="20"/>
+              </w:rPr>
+              <w:t>0</w:t>
+            </w:r>
+          </w:p>
+        </w:tc>
+        <w:tc>
+          <w:tcPr>
+            <w:tcW w:w="5626" w:type="dxa"/>
+            <w:tcBorders>
+              <w:top w:val="single" w:color="CCCCCC" w:sz="0" w:space="0"/>
+              <w:left w:val="single" w:color="CCCCCC" w:sz="0" w:space="0"/>
+              <w:bottom w:val="single" w:color="CCCCCC" w:sz="0" w:space="0"/>
+              <w:right w:val="single" w:color="CCCCCC" w:sz="0" w:space="0"/>
+            </w:tcBorders>
+            <w:tcMar>
+              <w:top w:w="80" w:type="dxa"/>
+              <w:left w:w="120" w:type="dxa"/>
+              <w:bottom w:w="80" w:type="dxa"/>
+              <w:right w:w="120" w:type="dxa"/>
+            </w:tcMar>
+          </w:tcPr>
+          <w:p>
+            <w:r>
+              <w:rPr>
+                <w:rFonts w:ascii="Arial" w:hAnsi="Arial" w:eastAsia="Arial" w:cs="Arial"/>
+                <w:b w:val="0"/>
+                <w:bCs w:val="0"/>
+                <w:sz w:val="20"/>
+                <w:szCs w:val="20"/>
+              </w:rPr>
+              <w:t>0～23；仅当天数为 0 时可用</w:t>
+            </w:r>
+          </w:p>
+        </w:tc>
+      </w:tr>
+      <w:tr>
+        <w:tblPrEx>
+          <w:tblBorders>
+            <w:top w:val="single" w:color="auto" w:sz="4" w:space="0"/>
+            <w:left w:val="single" w:color="auto" w:sz="4" w:space="0"/>
+            <w:bottom w:val="single" w:color="auto" w:sz="4" w:space="0"/>
+            <w:right w:val="single" w:color="auto" w:sz="4" w:space="0"/>
+            <w:insideH w:val="single" w:color="auto" w:sz="4" w:space="0"/>
+            <w:insideV w:val="single" w:color="auto" w:sz="4" w:space="0"/>
+          </w:tblBorders>
+          <w:tblCellMar>
+            <w:top w:w="0" w:type="dxa"/>
+            <w:left w:w="10" w:type="dxa"/>
+            <w:bottom w:w="0" w:type="dxa"/>
+            <w:right w:w="10" w:type="dxa"/>
+          </w:tblCellMar>
+        </w:tblPrEx>
+        <w:tc>
+          <w:tcPr>
+            <w:tcW w:w="1800" w:type="dxa"/>
+            <w:tcBorders>
+              <w:top w:val="single" w:color="CCCCCC" w:sz="0" w:space="0"/>
+              <w:left w:val="single" w:color="CCCCCC" w:sz="0" w:space="0"/>
+              <w:bottom w:val="single" w:color="CCCCCC" w:sz="0" w:space="0"/>
+              <w:right w:val="single" w:color="CCCCCC" w:sz="0" w:space="0"/>
+            </w:tcBorders>
+            <w:tcMar>
+              <w:top w:w="80" w:type="dxa"/>
+              <w:left w:w="120" w:type="dxa"/>
+              <w:bottom w:w="80" w:type="dxa"/>
+              <w:right w:w="120" w:type="dxa"/>
+            </w:tcMar>
+          </w:tcPr>
+          <w:p>
+            <w:r>
+              <w:rPr>
+                <w:rFonts w:ascii="Arial" w:hAnsi="Arial" w:eastAsia="Arial" w:cs="Arial"/>
+                <w:b w:val="0"/>
+                <w:bCs w:val="0"/>
+                <w:sz w:val="20"/>
+                <w:szCs w:val="20"/>
+              </w:rPr>
+              <w:t>有效期（分钟）</w:t>
+            </w:r>
+          </w:p>
+        </w:tc>
+        <w:tc>
+          <w:tcPr>
+            <w:tcW w:w="1600" w:type="dxa"/>
+            <w:tcBorders>
+              <w:top w:val="single" w:color="CCCCCC" w:sz="0" w:space="0"/>
+              <w:left w:val="single" w:color="CCCCCC" w:sz="0" w:space="0"/>
+              <w:bottom w:val="single" w:color="CCCCCC" w:sz="0" w:space="0"/>
+              <w:right w:val="single" w:color="CCCCCC" w:sz="0" w:space="0"/>
+            </w:tcBorders>
+            <w:tcMar>
+              <w:top w:w="80" w:type="dxa"/>
+              <w:left w:w="120" w:type="dxa"/>
+              <w:bottom w:w="80" w:type="dxa"/>
+              <w:right w:w="120" w:type="dxa"/>
+            </w:tcMar>
+          </w:tcPr>
+          <w:p>
+            <w:r>
+              <w:rPr>
+                <w:rFonts w:ascii="Arial" w:hAnsi="Arial" w:eastAsia="Arial" w:cs="Arial"/>
+                <w:b w:val="0"/>
+                <w:bCs w:val="0"/>
+                <w:sz w:val="20"/>
+                <w:szCs w:val="20"/>
+              </w:rPr>
+              <w:t>0</w:t>
+            </w:r>
+          </w:p>
+        </w:tc>
+        <w:tc>
+          <w:tcPr>
+            <w:tcW w:w="5626" w:type="dxa"/>
+            <w:tcBorders>
+              <w:top w:val="single" w:color="CCCCCC" w:sz="0" w:space="0"/>
+              <w:left w:val="single" w:color="CCCCCC" w:sz="0" w:space="0"/>
+              <w:bottom w:val="single" w:color="CCCCCC" w:sz="0" w:space="0"/>
+              <w:right w:val="single" w:color="CCCCCC" w:sz="0" w:space="0"/>
+            </w:tcBorders>
+            <w:tcMar>
+              <w:top w:w="80" w:type="dxa"/>
+              <w:left w:w="120" w:type="dxa"/>
+              <w:bottom w:w="80" w:type="dxa"/>
+              <w:right w:w="120" w:type="dxa"/>
+            </w:tcMar>
+          </w:tcPr>
+          <w:p>
+            <w:r>
+              <w:rPr>
+                <w:rFonts w:ascii="Arial" w:hAnsi="Arial" w:eastAsia="Arial" w:cs="Arial"/>
+                <w:b w:val="0"/>
+                <w:bCs w:val="0"/>
+                <w:sz w:val="20"/>
+                <w:szCs w:val="20"/>
+              </w:rPr>
+              <w:t>0～59；仅当天数为 0 时可用</w:t>
+            </w:r>
+          </w:p>
+        </w:tc>
+      </w:tr>
+      <w:tr>
+        <w:tblPrEx>
+          <w:tblBorders>
+            <w:top w:val="single" w:color="auto" w:sz="4" w:space="0"/>
+            <w:left w:val="single" w:color="auto" w:sz="4" w:space="0"/>
+            <w:bottom w:val="single" w:color="auto" w:sz="4" w:space="0"/>
+            <w:right w:val="single" w:color="auto" w:sz="4" w:space="0"/>
+            <w:insideH w:val="single" w:color="auto" w:sz="4" w:space="0"/>
+            <w:insideV w:val="single" w:color="auto" w:sz="4" w:space="0"/>
+          </w:tblBorders>
+          <w:tblCellMar>
+            <w:top w:w="0" w:type="dxa"/>
+            <w:left w:w="10" w:type="dxa"/>
+            <w:bottom w:w="0" w:type="dxa"/>
+            <w:right w:w="10" w:type="dxa"/>
+          </w:tblCellMar>
+        </w:tblPrEx>
+        <w:tc>
+          <w:tcPr>
+            <w:tcW w:w="1800" w:type="dxa"/>
+            <w:tcBorders>
+              <w:top w:val="single" w:color="CCCCCC" w:sz="0" w:space="0"/>
+              <w:left w:val="single" w:color="CCCCCC" w:sz="0" w:space="0"/>
+              <w:bottom w:val="single" w:color="CCCCCC" w:sz="0" w:space="0"/>
+              <w:right w:val="single" w:color="CCCCCC" w:sz="0" w:space="0"/>
+            </w:tcBorders>
+            <w:tcMar>
+              <w:top w:w="80" w:type="dxa"/>
+              <w:left w:w="120" w:type="dxa"/>
+              <w:bottom w:w="80" w:type="dxa"/>
+              <w:right w:w="120" w:type="dxa"/>
+            </w:tcMar>
+          </w:tcPr>
+          <w:p>
+            <w:r>
+              <w:rPr>
+                <w:rFonts w:ascii="Arial" w:hAnsi="Arial" w:eastAsia="Arial" w:cs="Arial"/>
+                <w:b w:val="0"/>
+                <w:bCs w:val="0"/>
+                <w:sz w:val="20"/>
+                <w:szCs w:val="20"/>
+              </w:rPr>
+              <w:t>幂等键</w:t>
+            </w:r>
+          </w:p>
+        </w:tc>
+        <w:tc>
+          <w:tcPr>
+            <w:tcW w:w="1600" w:type="dxa"/>
+            <w:tcBorders>
+              <w:top w:val="single" w:color="CCCCCC" w:sz="0" w:space="0"/>
+              <w:left w:val="single" w:color="CCCCCC" w:sz="0" w:space="0"/>
+              <w:bottom w:val="single" w:color="CCCCCC" w:sz="0" w:space="0"/>
+              <w:right w:val="single" w:color="CCCCCC" w:sz="0" w:space="0"/>
+            </w:tcBorders>
+            <w:tcMar>
+              <w:top w:w="80" w:type="dxa"/>
+              <w:left w:w="120" w:type="dxa"/>
+              <w:bottom w:w="80" w:type="dxa"/>
+              <w:right w:w="120" w:type="dxa"/>
+            </w:tcMar>
+          </w:tcPr>
+          <w:p>
+            <w:r>
+              <w:rPr>
+                <w:rFonts w:ascii="Arial" w:hAnsi="Arial" w:eastAsia="Arial" w:cs="Arial"/>
+                <w:b w:val="0"/>
+                <w:bCs w:val="0"/>
+                <w:sz w:val="20"/>
+                <w:szCs w:val="20"/>
+              </w:rPr>
+              <w:t>自动生成</w:t>
+            </w:r>
+          </w:p>
+        </w:tc>
+        <w:tc>
+          <w:tcPr>
+            <w:tcW w:w="5626" w:type="dxa"/>
+            <w:tcBorders>
+              <w:top w:val="single" w:color="CCCCCC" w:sz="0" w:space="0"/>
+              <w:left w:val="single" w:color="CCCCCC" w:sz="0" w:space="0"/>
+              <w:bottom w:val="single" w:color="CCCCCC" w:sz="0" w:space="0"/>
+              <w:right w:val="single" w:color="CCCCCC" w:sz="0" w:space="0"/>
+            </w:tcBorders>
+            <w:tcMar>
+              <w:top w:w="80" w:type="dxa"/>
+              <w:left w:w="120" w:type="dxa"/>
+              <w:bottom w:w="80" w:type="dxa"/>
+              <w:right w:w="120" w:type="dxa"/>
+            </w:tcMar>
+          </w:tcPr>
+          <w:p>
+            <w:r>
+              <w:rPr>
+                <w:rFonts w:ascii="Arial" w:hAnsi="Arial" w:eastAsia="Arial" w:cs="Arial"/>
+                <w:b w:val="0"/>
+                <w:bCs w:val="0"/>
+                <w:sz w:val="20"/>
+                <w:szCs w:val="20"/>
+              </w:rPr>
+              <w:t>重复使用同一键会返回同一批次，不会创建新令牌</w:t>
+            </w:r>
+          </w:p>
+        </w:tc>
+      </w:tr>
+    </w:tbl>
+    <w:p>
+      <w:pPr>
+        <w:spacing w:after="80"/>
+      </w:pPr>
+    </w:p>
+    <w:p>
+      <w:pPr>
+        <w:spacing w:after="120"/>
+      </w:pPr>
+      <w:r>
+        <w:rPr>
+          <w:rFonts w:ascii="Arial" w:hAnsi="Arial" w:eastAsia="Arial" w:cs="Arial"/>
+          <w:sz w:val="22"/>
+          <w:szCs w:val="22"/>
+        </w:rPr>
+        <w:t>常用按钮：</w:t>
+      </w:r>
+    </w:p>
+    <w:p>
+      <w:pPr>
+        <w:pStyle w:val="17"/>
+        <w:numPr>
+          <w:ilvl w:val="0"/>
+          <w:numId w:val="1"/>
+        </w:numPr>
+        <w:spacing w:after="80"/>
+      </w:pPr>
+      <w:r>
+        <w:rPr>
+          <w:rFonts w:ascii="Arial" w:hAnsi="Arial" w:eastAsia="Arial" w:cs="Arial"/>
+          <w:sz w:val="22"/>
+          <w:szCs w:val="22"/>
+        </w:rPr>
+        <w:t>「生成」：提交生成请求</w:t>
+      </w:r>
+    </w:p>
+    <w:p>
+      <w:pPr>
+        <w:pStyle w:val="17"/>
+        <w:numPr>
+          <w:ilvl w:val="0"/>
+          <w:numId w:val="1"/>
+        </w:numPr>
+        <w:spacing w:after="80"/>
+      </w:pPr>
+      <w:r>
+        <w:rPr>
+          <w:rFonts w:ascii="Arial" w:hAnsi="Arial" w:eastAsia="Arial" w:cs="Arial"/>
+          <w:sz w:val="22"/>
+          <w:szCs w:val="22"/>
+        </w:rPr>
+        <w:t>「新建幂等键」：重新生成一条幂等键（用于真正新建下一批）</w:t>
+      </w:r>
+    </w:p>
+    <w:p>
+      <w:pPr>
+        <w:pStyle w:val="3"/>
+        <w:spacing w:before="240" w:after="120"/>
+      </w:pPr>
+      <w:r>
+        <w:rPr>
+          <w:rFonts w:ascii="Arial" w:hAnsi="Arial" w:eastAsia="Arial" w:cs="Arial"/>
+          <w:b/>
+          <w:bCs/>
+          <w:sz w:val="26"/>
+          <w:szCs w:val="26"/>
+        </w:rPr>
+        <w:t>4.2 「生成」按钮何时可点</w:t>
+      </w:r>
+    </w:p>
+    <w:p>
+      <w:pPr>
+        <w:pStyle w:val="17"/>
+        <w:numPr>
+          <w:ilvl w:val="0"/>
+          <w:numId w:val="1"/>
+        </w:numPr>
+        <w:spacing w:after="80"/>
+      </w:pPr>
+      <w:r>
+        <w:rPr>
+          <w:rFonts w:ascii="Arial" w:hAnsi="Arial" w:eastAsia="Arial" w:cs="Arial"/>
+          <w:sz w:val="22"/>
+          <w:szCs w:val="22"/>
+        </w:rPr>
+        <w:t>正在生成中时：按钮禁用</w:t>
+      </w:r>
+    </w:p>
+    <w:p>
+      <w:pPr>
+        <w:pStyle w:val="17"/>
+        <w:numPr>
+          <w:ilvl w:val="0"/>
+          <w:numId w:val="1"/>
+        </w:numPr>
+        <w:spacing w:after="80"/>
+      </w:pPr>
+      <w:r>
+        <w:rPr>
+          <w:rFonts w:ascii="Arial" w:hAnsi="Arial" w:eastAsia="Arial" w:cs="Arial"/>
+          <w:sz w:val="22"/>
+          <w:szCs w:val="22"/>
+        </w:rPr>
+        <w:t>天数 ≥ 1：可生成（此时小时/分钟输入框禁用）</w:t>
+      </w:r>
+    </w:p>
+    <w:p>
+      <w:pPr>
+        <w:pStyle w:val="17"/>
+        <w:numPr>
+          <w:ilvl w:val="0"/>
+          <w:numId w:val="1"/>
+        </w:numPr>
+        <w:spacing w:after="80"/>
+      </w:pPr>
+      <w:r>
+        <w:rPr>
+          <w:rFonts w:ascii="Arial" w:hAnsi="Arial" w:eastAsia="Arial" w:cs="Arial"/>
+          <w:sz w:val="22"/>
+          <w:szCs w:val="22"/>
+        </w:rPr>
+        <w:t>天数 = 0：小时或分钟至少有一项 &gt; 0 才可生成；全为 0 时按钮禁用</w:t>
+      </w:r>
+    </w:p>
+    <w:p>
+      <w:pPr>
+        <w:pStyle w:val="3"/>
+        <w:spacing w:before="240" w:after="120"/>
+      </w:pPr>
+      <w:r>
+        <w:rPr>
+          <w:rFonts w:ascii="Arial" w:hAnsi="Arial" w:eastAsia="Arial" w:cs="Arial"/>
+          <w:b/>
+          <w:bCs/>
+          <w:sz w:val="26"/>
+          <w:szCs w:val="26"/>
+        </w:rPr>
+        <w:t>4.3 操作步骤</w:t>
+      </w:r>
+    </w:p>
+    <w:p>
+      <w:pPr>
+        <w:pStyle w:val="17"/>
+        <w:numPr>
+          <w:ilvl w:val="0"/>
+          <w:numId w:val="9"/>
+        </w:numPr>
+        <w:spacing w:after="80"/>
+      </w:pPr>
+      <w:r>
+        <w:rPr>
+          <w:rFonts w:ascii="Arial" w:hAnsi="Arial" w:eastAsia="Arial" w:cs="Arial"/>
+          <w:sz w:val="22"/>
+          <w:szCs w:val="22"/>
+        </w:rPr>
+        <w:t>打开登录页，使用运营账号密码进入「邀请令牌生成器」</w:t>
+      </w:r>
+    </w:p>
+    <w:p>
+      <w:pPr>
+        <w:pStyle w:val="17"/>
+        <w:numPr>
+          <w:ilvl w:val="0"/>
+          <w:numId w:val="9"/>
+        </w:numPr>
+        <w:spacing w:after="80"/>
+      </w:pPr>
+      <w:r>
+        <w:rPr>
+          <w:rFonts w:ascii="Arial" w:hAnsi="Arial" w:eastAsia="Arial" w:cs="Arial"/>
+          <w:sz w:val="22"/>
+          <w:szCs w:val="22"/>
+        </w:rPr>
+        <w:t>确认或调整：哈希算法、数量、有效期、幂等键</w:t>
+      </w:r>
+    </w:p>
+    <w:p>
+      <w:pPr>
+        <w:pStyle w:val="17"/>
+        <w:numPr>
+          <w:ilvl w:val="0"/>
+          <w:numId w:val="9"/>
+        </w:numPr>
+        <w:spacing w:after="80"/>
+      </w:pPr>
+      <w:r>
+        <w:rPr>
+          <w:rFonts w:ascii="Arial" w:hAnsi="Arial" w:eastAsia="Arial" w:cs="Arial"/>
+          <w:sz w:val="22"/>
+          <w:szCs w:val="22"/>
+        </w:rPr>
+        <w:t>点击「生成」，等待提示「邀请令牌已准备就绪。」</w:t>
+      </w:r>
+    </w:p>
+    <w:p>
+      <w:pPr>
+        <w:pStyle w:val="17"/>
+        <w:numPr>
+          <w:ilvl w:val="0"/>
+          <w:numId w:val="9"/>
+        </w:numPr>
+        <w:spacing w:after="80"/>
+      </w:pPr>
+      <w:r>
+        <w:rPr>
+          <w:rFonts w:ascii="Arial" w:hAnsi="Arial" w:eastAsia="Arial" w:cs="Arial"/>
+          <w:sz w:val="22"/>
+          <w:szCs w:val="22"/>
+        </w:rPr>
+        <w:t>在「已生成批次」中核对批次 ID、数量、有效期</w:t>
+      </w:r>
+    </w:p>
+    <w:p>
+      <w:pPr>
+        <w:pStyle w:val="17"/>
+        <w:numPr>
+          <w:ilvl w:val="0"/>
+          <w:numId w:val="9"/>
+        </w:numPr>
+        <w:spacing w:after="80"/>
+      </w:pPr>
+      <w:r>
+        <w:rPr>
+          <w:rFonts w:ascii="Arial" w:hAnsi="Arial" w:eastAsia="Arial" w:cs="Arial"/>
+          <w:sz w:val="22"/>
+          <w:szCs w:val="22"/>
+        </w:rPr>
+        <w:t>点击「导出 Excel」保存完整名单</w:t>
+      </w:r>
+    </w:p>
+    <w:p>
+      <w:pPr>
+        <w:pStyle w:val="17"/>
+        <w:numPr>
+          <w:ilvl w:val="0"/>
+          <w:numId w:val="9"/>
+        </w:numPr>
+        <w:spacing w:after="80"/>
+      </w:pPr>
+      <w:r>
+        <w:rPr>
+          <w:rFonts w:ascii="Arial" w:hAnsi="Arial" w:eastAsia="Arial" w:cs="Arial"/>
+          <w:sz w:val="22"/>
+          <w:szCs w:val="22"/>
+        </w:rPr>
+        <w:t>将 Excel 中的「邀请链接」列交给邮件运营投放</w:t>
+      </w:r>
+    </w:p>
+    <w:p>
+      <w:pPr>
+        <w:pStyle w:val="2"/>
+        <w:spacing w:before="320" w:after="160"/>
+      </w:pPr>
+      <w:r>
+        <w:rPr>
+          <w:rFonts w:ascii="Arial" w:hAnsi="Arial" w:eastAsia="Arial" w:cs="Arial"/>
+          <w:b/>
+          <w:bCs/>
+          <w:sz w:val="32"/>
+          <w:szCs w:val="32"/>
+        </w:rPr>
+        <w:t>5. 生成结果如何查看</w:t>
+      </w:r>
+    </w:p>
+    <w:p>
+      <w:pPr>
+        <w:spacing w:after="120"/>
+      </w:pPr>
+      <w:r>
+        <w:rPr>
+          <w:rFonts w:ascii="Arial" w:hAnsi="Arial" w:eastAsia="Arial" w:cs="Arial"/>
+          <w:sz w:val="22"/>
+          <w:szCs w:val="22"/>
+        </w:rPr>
+        <w:t>生成成功后会出现「已生成批次」区域，包含：</w:t>
+      </w:r>
+    </w:p>
+    <w:p>
+      <w:pPr>
+        <w:pStyle w:val="17"/>
+        <w:numPr>
+          <w:ilvl w:val="0"/>
+          <w:numId w:val="1"/>
+        </w:numPr>
+        <w:spacing w:after="80"/>
+      </w:pPr>
+      <w:r>
+        <w:rPr>
+          <w:rFonts w:ascii="Arial" w:hAnsi="Arial" w:eastAsia="Arial" w:cs="Arial"/>
+          <w:sz w:val="22"/>
+          <w:szCs w:val="22"/>
+        </w:rPr>
+        <w:t>描述：已于某时间使用某算法生成 N 个令牌</w:t>
+      </w:r>
+    </w:p>
+    <w:p>
+      <w:pPr>
+        <w:pStyle w:val="17"/>
+        <w:numPr>
+          <w:ilvl w:val="0"/>
+          <w:numId w:val="1"/>
+        </w:numPr>
+        <w:spacing w:after="80"/>
+      </w:pPr>
+      <w:r>
+        <w:rPr>
+          <w:rFonts w:ascii="Arial" w:hAnsi="Arial" w:eastAsia="Arial" w:cs="Arial"/>
+          <w:sz w:val="22"/>
+          <w:szCs w:val="22"/>
+        </w:rPr>
+        <w:t>徽章：批次 ID、幂等键、数量、有效期</w:t>
+      </w:r>
+    </w:p>
+    <w:p>
+      <w:pPr>
+        <w:pStyle w:val="17"/>
+        <w:numPr>
+          <w:ilvl w:val="0"/>
+          <w:numId w:val="1"/>
+        </w:numPr>
+        <w:spacing w:after="80"/>
+      </w:pPr>
+      <w:r>
+        <w:rPr>
+          <w:rFonts w:ascii="Arial" w:hAnsi="Arial" w:eastAsia="Arial" w:cs="Arial"/>
+          <w:sz w:val="22"/>
+          <w:szCs w:val="22"/>
+        </w:rPr>
+        <w:t>「导出 Excel」按钮</w:t>
+      </w:r>
+    </w:p>
+    <w:p>
+      <w:pPr>
+        <w:pStyle w:val="17"/>
+        <w:numPr>
+          <w:ilvl w:val="0"/>
+          <w:numId w:val="1"/>
+        </w:numPr>
+        <w:spacing w:after="80"/>
+      </w:pPr>
+      <w:r>
+        <w:rPr>
+          <w:rFonts w:ascii="Arial" w:hAnsi="Arial" w:eastAsia="Arial" w:cs="Arial"/>
+          <w:sz w:val="22"/>
+          <w:szCs w:val="22"/>
+        </w:rPr>
+        <w:t>预览表格（见下）</w:t>
+      </w:r>
+    </w:p>
+    <w:p>
+      <w:pPr>
+        <w:pStyle w:val="3"/>
+        <w:spacing w:before="240" w:after="120"/>
+      </w:pPr>
+      <w:r>
+        <w:rPr>
+          <w:rFonts w:ascii="Arial" w:hAnsi="Arial" w:eastAsia="Arial" w:cs="Arial"/>
+          <w:b/>
+          <w:bCs/>
+          <w:sz w:val="26"/>
+          <w:szCs w:val="26"/>
+        </w:rPr>
+        <w:t>5.1 预览表格</w:t>
+      </w:r>
+    </w:p>
+    <w:p>
+      <w:pPr>
+        <w:spacing w:after="80"/>
+      </w:pPr>
+    </w:p>
+    <w:tbl>
+      <w:tblPr>
+        <w:tblStyle w:val="11"/>
+        <w:tblW w:w="9026" w:type="dxa"/>
+        <w:tblInd w:w="0" w:type="dxa"/>
+        <w:tblBorders>
+          <w:top w:val="single" w:color="auto" w:sz="4" w:space="0"/>
+          <w:left w:val="single" w:color="auto" w:sz="4" w:space="0"/>
+          <w:bottom w:val="single" w:color="auto" w:sz="4" w:space="0"/>
+          <w:right w:val="single" w:color="auto" w:sz="4" w:space="0"/>
+          <w:insideH w:val="single" w:color="auto" w:sz="4" w:space="0"/>
+          <w:insideV w:val="single" w:color="auto" w:sz="4" w:space="0"/>
+        </w:tblBorders>
+        <w:tblLayout w:type="autofit"/>
+        <w:tblCellMar>
+          <w:top w:w="0" w:type="dxa"/>
+          <w:left w:w="10" w:type="dxa"/>
+          <w:bottom w:w="0" w:type="dxa"/>
+          <w:right w:w="10" w:type="dxa"/>
+        </w:tblCellMar>
+      </w:tblPr>
+      <w:tblGrid>
+        <w:gridCol w:w="1600"/>
+        <w:gridCol w:w="7426"/>
+      </w:tblGrid>
+      <w:tr>
+        <w:tblPrEx>
+          <w:tblBorders>
+            <w:top w:val="single" w:color="auto" w:sz="4" w:space="0"/>
+            <w:left w:val="single" w:color="auto" w:sz="4" w:space="0"/>
+            <w:bottom w:val="single" w:color="auto" w:sz="4" w:space="0"/>
+            <w:right w:val="single" w:color="auto" w:sz="4" w:space="0"/>
+            <w:insideH w:val="single" w:color="auto" w:sz="4" w:space="0"/>
+            <w:insideV w:val="single" w:color="auto" w:sz="4" w:space="0"/>
+          </w:tblBorders>
+          <w:tblCellMar>
+            <w:top w:w="0" w:type="dxa"/>
+            <w:left w:w="10" w:type="dxa"/>
+            <w:bottom w:w="0" w:type="dxa"/>
+            <w:right w:w="10" w:type="dxa"/>
+          </w:tblCellMar>
+        </w:tblPrEx>
+        <w:tc>
+          <w:tcPr>
+            <w:tcW w:w="1600" w:type="dxa"/>
+            <w:tcBorders>
+              <w:top w:val="single" w:color="CCCCCC" w:sz="0" w:space="0"/>
+              <w:left w:val="single" w:color="CCCCCC" w:sz="0" w:space="0"/>
+              <w:bottom w:val="single" w:color="CCCCCC" w:sz="0" w:space="0"/>
+              <w:right w:val="single" w:color="CCCCCC" w:sz="0" w:space="0"/>
+            </w:tcBorders>
+            <w:shd w:val="clear" w:color="auto" w:fill="D9E8F5"/>
+            <w:tcMar>
+              <w:top w:w="80" w:type="dxa"/>
+              <w:left w:w="120" w:type="dxa"/>
+              <w:bottom w:w="80" w:type="dxa"/>
+              <w:right w:w="120" w:type="dxa"/>
+            </w:tcMar>
+          </w:tcPr>
+          <w:p>
+            <w:r>
+              <w:rPr>
+                <w:rFonts w:ascii="Arial" w:hAnsi="Arial" w:eastAsia="Arial" w:cs="Arial"/>
+                <w:b/>
+                <w:bCs/>
+                <w:sz w:val="20"/>
+                <w:szCs w:val="20"/>
+              </w:rPr>
+              <w:t>列名</w:t>
+            </w:r>
+          </w:p>
+        </w:tc>
+        <w:tc>
+          <w:tcPr>
+            <w:tcW w:w="7426" w:type="dxa"/>
+            <w:tcBorders>
+              <w:top w:val="single" w:color="CCCCCC" w:sz="0" w:space="0"/>
+              <w:left w:val="single" w:color="CCCCCC" w:sz="0" w:space="0"/>
+              <w:bottom w:val="single" w:color="CCCCCC" w:sz="0" w:space="0"/>
+              <w:right w:val="single" w:color="CCCCCC" w:sz="0" w:space="0"/>
+            </w:tcBorders>
+            <w:shd w:val="clear" w:color="auto" w:fill="D9E8F5"/>
+            <w:tcMar>
+              <w:top w:w="80" w:type="dxa"/>
+              <w:left w:w="120" w:type="dxa"/>
+              <w:bottom w:w="80" w:type="dxa"/>
+              <w:right w:w="120" w:type="dxa"/>
+            </w:tcMar>
+          </w:tcPr>
+          <w:p>
+            <w:r>
+              <w:rPr>
+                <w:rFonts w:ascii="Arial" w:hAnsi="Arial" w:eastAsia="Arial" w:cs="Arial"/>
+                <w:b/>
+                <w:bCs/>
+                <w:sz w:val="20"/>
+                <w:szCs w:val="20"/>
+              </w:rPr>
+              <w:t>含义</w:t>
+            </w:r>
+          </w:p>
+        </w:tc>
+      </w:tr>
+      <w:tr>
+        <w:tblPrEx>
+          <w:tblBorders>
+            <w:top w:val="single" w:color="auto" w:sz="4" w:space="0"/>
+            <w:left w:val="single" w:color="auto" w:sz="4" w:space="0"/>
+            <w:bottom w:val="single" w:color="auto" w:sz="4" w:space="0"/>
+            <w:right w:val="single" w:color="auto" w:sz="4" w:space="0"/>
+            <w:insideH w:val="single" w:color="auto" w:sz="4" w:space="0"/>
+            <w:insideV w:val="single" w:color="auto" w:sz="4" w:space="0"/>
+          </w:tblBorders>
+          <w:tblCellMar>
+            <w:top w:w="0" w:type="dxa"/>
+            <w:left w:w="10" w:type="dxa"/>
+            <w:bottom w:w="0" w:type="dxa"/>
+            <w:right w:w="10" w:type="dxa"/>
+          </w:tblCellMar>
+        </w:tblPrEx>
+        <w:tc>
+          <w:tcPr>
+            <w:tcW w:w="1600" w:type="dxa"/>
+            <w:tcBorders>
+              <w:top w:val="single" w:color="CCCCCC" w:sz="0" w:space="0"/>
+              <w:left w:val="single" w:color="CCCCCC" w:sz="0" w:space="0"/>
+              <w:bottom w:val="single" w:color="CCCCCC" w:sz="0" w:space="0"/>
+              <w:right w:val="single" w:color="CCCCCC" w:sz="0" w:space="0"/>
+            </w:tcBorders>
+            <w:tcMar>
+              <w:top w:w="80" w:type="dxa"/>
+              <w:left w:w="120" w:type="dxa"/>
+              <w:bottom w:w="80" w:type="dxa"/>
+              <w:right w:w="120" w:type="dxa"/>
+            </w:tcMar>
+          </w:tcPr>
+          <w:p>
+            <w:r>
+              <w:rPr>
+                <w:rFonts w:ascii="Arial" w:hAnsi="Arial" w:eastAsia="Arial" w:cs="Arial"/>
+                <w:b w:val="0"/>
+                <w:bCs w:val="0"/>
+                <w:sz w:val="20"/>
+                <w:szCs w:val="20"/>
+              </w:rPr>
+              <w:t>#</w:t>
+            </w:r>
+          </w:p>
+        </w:tc>
+        <w:tc>
+          <w:tcPr>
+            <w:tcW w:w="7426" w:type="dxa"/>
+            <w:tcBorders>
+              <w:top w:val="single" w:color="CCCCCC" w:sz="0" w:space="0"/>
+              <w:left w:val="single" w:color="CCCCCC" w:sz="0" w:space="0"/>
+              <w:bottom w:val="single" w:color="CCCCCC" w:sz="0" w:space="0"/>
+              <w:right w:val="single" w:color="CCCCCC" w:sz="0" w:space="0"/>
+            </w:tcBorders>
+            <w:tcMar>
+              <w:top w:w="80" w:type="dxa"/>
+              <w:left w:w="120" w:type="dxa"/>
+              <w:bottom w:w="80" w:type="dxa"/>
+              <w:right w:w="120" w:type="dxa"/>
+            </w:tcMar>
+          </w:tcPr>
+          <w:p>
+            <w:r>
+              <w:rPr>
+                <w:rFonts w:ascii="Arial" w:hAnsi="Arial" w:eastAsia="Arial" w:cs="Arial"/>
+                <w:b w:val="0"/>
+                <w:bCs w:val="0"/>
+                <w:sz w:val="20"/>
+                <w:szCs w:val="20"/>
+              </w:rPr>
+              <w:t>序号（从 1 开始）</w:t>
+            </w:r>
+          </w:p>
+        </w:tc>
+      </w:tr>
+      <w:tr>
+        <w:tblPrEx>
+          <w:tblBorders>
+            <w:top w:val="single" w:color="auto" w:sz="4" w:space="0"/>
+            <w:left w:val="single" w:color="auto" w:sz="4" w:space="0"/>
+            <w:bottom w:val="single" w:color="auto" w:sz="4" w:space="0"/>
+            <w:right w:val="single" w:color="auto" w:sz="4" w:space="0"/>
+            <w:insideH w:val="single" w:color="auto" w:sz="4" w:space="0"/>
+            <w:insideV w:val="single" w:color="auto" w:sz="4" w:space="0"/>
+          </w:tblBorders>
+          <w:tblCellMar>
+            <w:top w:w="0" w:type="dxa"/>
+            <w:left w:w="10" w:type="dxa"/>
+            <w:bottom w:w="0" w:type="dxa"/>
+            <w:right w:w="10" w:type="dxa"/>
+          </w:tblCellMar>
+        </w:tblPrEx>
+        <w:tc>
+          <w:tcPr>
+            <w:tcW w:w="1600" w:type="dxa"/>
+            <w:tcBorders>
+              <w:top w:val="single" w:color="CCCCCC" w:sz="0" w:space="0"/>
+              <w:left w:val="single" w:color="CCCCCC" w:sz="0" w:space="0"/>
+              <w:bottom w:val="single" w:color="CCCCCC" w:sz="0" w:space="0"/>
+              <w:right w:val="single" w:color="CCCCCC" w:sz="0" w:space="0"/>
+            </w:tcBorders>
+            <w:tcMar>
+              <w:top w:w="80" w:type="dxa"/>
+              <w:left w:w="120" w:type="dxa"/>
+              <w:bottom w:w="80" w:type="dxa"/>
+              <w:right w:w="120" w:type="dxa"/>
+            </w:tcMar>
+          </w:tcPr>
+          <w:p>
+            <w:r>
+              <w:rPr>
+                <w:rFonts w:ascii="Arial" w:hAnsi="Arial" w:eastAsia="Arial" w:cs="Arial"/>
+                <w:b w:val="0"/>
+                <w:bCs w:val="0"/>
+                <w:sz w:val="20"/>
+                <w:szCs w:val="20"/>
+              </w:rPr>
+              <w:t>专家 ID</w:t>
+            </w:r>
+          </w:p>
+        </w:tc>
+        <w:tc>
+          <w:tcPr>
+            <w:tcW w:w="7426" w:type="dxa"/>
+            <w:tcBorders>
+              <w:top w:val="single" w:color="CCCCCC" w:sz="0" w:space="0"/>
+              <w:left w:val="single" w:color="CCCCCC" w:sz="0" w:space="0"/>
+              <w:bottom w:val="single" w:color="CCCCCC" w:sz="0" w:space="0"/>
+              <w:right w:val="single" w:color="CCCCCC" w:sz="0" w:space="0"/>
+            </w:tcBorders>
+            <w:tcMar>
+              <w:top w:w="80" w:type="dxa"/>
+              <w:left w:w="120" w:type="dxa"/>
+              <w:bottom w:w="80" w:type="dxa"/>
+              <w:right w:w="120" w:type="dxa"/>
+            </w:tcMar>
+          </w:tcPr>
+          <w:p>
+            <w:r>
+              <w:rPr>
+                <w:rFonts w:ascii="Arial" w:hAnsi="Arial" w:eastAsia="Arial" w:cs="Arial"/>
+                <w:b w:val="0"/>
+                <w:bCs w:val="0"/>
+                <w:sz w:val="20"/>
+                <w:szCs w:val="20"/>
+              </w:rPr>
+              <w:t>系统生成的占位 ID（非真实专家档案）</w:t>
+            </w:r>
+          </w:p>
+        </w:tc>
+      </w:tr>
+      <w:tr>
+        <w:tblPrEx>
+          <w:tblBorders>
+            <w:top w:val="single" w:color="auto" w:sz="4" w:space="0"/>
+            <w:left w:val="single" w:color="auto" w:sz="4" w:space="0"/>
+            <w:bottom w:val="single" w:color="auto" w:sz="4" w:space="0"/>
+            <w:right w:val="single" w:color="auto" w:sz="4" w:space="0"/>
+            <w:insideH w:val="single" w:color="auto" w:sz="4" w:space="0"/>
+            <w:insideV w:val="single" w:color="auto" w:sz="4" w:space="0"/>
+          </w:tblBorders>
+          <w:tblCellMar>
+            <w:top w:w="0" w:type="dxa"/>
+            <w:left w:w="10" w:type="dxa"/>
+            <w:bottom w:w="0" w:type="dxa"/>
+            <w:right w:w="10" w:type="dxa"/>
+          </w:tblCellMar>
+        </w:tblPrEx>
+        <w:tc>
+          <w:tcPr>
+            <w:tcW w:w="1600" w:type="dxa"/>
+            <w:tcBorders>
+              <w:top w:val="single" w:color="CCCCCC" w:sz="0" w:space="0"/>
+              <w:left w:val="single" w:color="CCCCCC" w:sz="0" w:space="0"/>
+              <w:bottom w:val="single" w:color="CCCCCC" w:sz="0" w:space="0"/>
+              <w:right w:val="single" w:color="CCCCCC" w:sz="0" w:space="0"/>
+            </w:tcBorders>
+            <w:tcMar>
+              <w:top w:w="80" w:type="dxa"/>
+              <w:left w:w="120" w:type="dxa"/>
+              <w:bottom w:w="80" w:type="dxa"/>
+              <w:right w:w="120" w:type="dxa"/>
+            </w:tcMar>
+          </w:tcPr>
+          <w:p>
+            <w:r>
+              <w:rPr>
+                <w:rFonts w:ascii="Arial" w:hAnsi="Arial" w:eastAsia="Arial" w:cs="Arial"/>
+                <w:b w:val="0"/>
+                <w:bCs w:val="0"/>
+                <w:sz w:val="20"/>
+                <w:szCs w:val="20"/>
+              </w:rPr>
+              <w:t>令牌</w:t>
+            </w:r>
+          </w:p>
+        </w:tc>
+        <w:tc>
+          <w:tcPr>
+            <w:tcW w:w="7426" w:type="dxa"/>
+            <w:tcBorders>
+              <w:top w:val="single" w:color="CCCCCC" w:sz="0" w:space="0"/>
+              <w:left w:val="single" w:color="CCCCCC" w:sz="0" w:space="0"/>
+              <w:bottom w:val="single" w:color="CCCCCC" w:sz="0" w:space="0"/>
+              <w:right w:val="single" w:color="CCCCCC" w:sz="0" w:space="0"/>
+            </w:tcBorders>
+            <w:tcMar>
+              <w:top w:w="80" w:type="dxa"/>
+              <w:left w:w="120" w:type="dxa"/>
+              <w:bottom w:w="80" w:type="dxa"/>
+              <w:right w:w="120" w:type="dxa"/>
+            </w:tcMar>
+          </w:tcPr>
+          <w:p>
+            <w:r>
+              <w:rPr>
+                <w:rFonts w:ascii="Arial" w:hAnsi="Arial" w:eastAsia="Arial" w:cs="Arial"/>
+                <w:b w:val="0"/>
+                <w:bCs w:val="0"/>
+                <w:sz w:val="20"/>
+                <w:szCs w:val="20"/>
+              </w:rPr>
+              <w:t>原始令牌 +「复制令牌」按钮</w:t>
+            </w:r>
+          </w:p>
+        </w:tc>
+      </w:tr>
+      <w:tr>
+        <w:tblPrEx>
+          <w:tblBorders>
+            <w:top w:val="single" w:color="auto" w:sz="4" w:space="0"/>
+            <w:left w:val="single" w:color="auto" w:sz="4" w:space="0"/>
+            <w:bottom w:val="single" w:color="auto" w:sz="4" w:space="0"/>
+            <w:right w:val="single" w:color="auto" w:sz="4" w:space="0"/>
+            <w:insideH w:val="single" w:color="auto" w:sz="4" w:space="0"/>
+            <w:insideV w:val="single" w:color="auto" w:sz="4" w:space="0"/>
+          </w:tblBorders>
+          <w:tblCellMar>
+            <w:top w:w="0" w:type="dxa"/>
+            <w:left w:w="10" w:type="dxa"/>
+            <w:bottom w:w="0" w:type="dxa"/>
+            <w:right w:w="10" w:type="dxa"/>
+          </w:tblCellMar>
+        </w:tblPrEx>
+        <w:tc>
+          <w:tcPr>
+            <w:tcW w:w="1600" w:type="dxa"/>
+            <w:tcBorders>
+              <w:top w:val="single" w:color="CCCCCC" w:sz="0" w:space="0"/>
+              <w:left w:val="single" w:color="CCCCCC" w:sz="0" w:space="0"/>
+              <w:bottom w:val="single" w:color="CCCCCC" w:sz="0" w:space="0"/>
+              <w:right w:val="single" w:color="CCCCCC" w:sz="0" w:space="0"/>
+            </w:tcBorders>
+            <w:tcMar>
+              <w:top w:w="80" w:type="dxa"/>
+              <w:left w:w="120" w:type="dxa"/>
+              <w:bottom w:w="80" w:type="dxa"/>
+              <w:right w:w="120" w:type="dxa"/>
+            </w:tcMar>
+          </w:tcPr>
+          <w:p>
+            <w:r>
+              <w:rPr>
+                <w:rFonts w:ascii="Arial" w:hAnsi="Arial" w:eastAsia="Arial" w:cs="Arial"/>
+                <w:b w:val="0"/>
+                <w:bCs w:val="0"/>
+                <w:sz w:val="20"/>
+                <w:szCs w:val="20"/>
+              </w:rPr>
+              <w:t>链接</w:t>
+            </w:r>
+          </w:p>
+        </w:tc>
+        <w:tc>
+          <w:tcPr>
+            <w:tcW w:w="7426" w:type="dxa"/>
+            <w:tcBorders>
+              <w:top w:val="single" w:color="CCCCCC" w:sz="0" w:space="0"/>
+              <w:left w:val="single" w:color="CCCCCC" w:sz="0" w:space="0"/>
+              <w:bottom w:val="single" w:color="CCCCCC" w:sz="0" w:space="0"/>
+              <w:right w:val="single" w:color="CCCCCC" w:sz="0" w:space="0"/>
+            </w:tcBorders>
+            <w:tcMar>
+              <w:top w:w="80" w:type="dxa"/>
+              <w:left w:w="120" w:type="dxa"/>
+              <w:bottom w:w="80" w:type="dxa"/>
+              <w:right w:w="120" w:type="dxa"/>
+            </w:tcMar>
+          </w:tcPr>
+          <w:p>
+            <w:r>
+              <w:rPr>
+                <w:rFonts w:ascii="Arial" w:hAnsi="Arial" w:eastAsia="Arial" w:cs="Arial"/>
+                <w:b w:val="0"/>
+                <w:bCs w:val="0"/>
+                <w:sz w:val="20"/>
+                <w:szCs w:val="20"/>
+              </w:rPr>
+              <w:t>完整邀请 URL</w:t>
+            </w:r>
+          </w:p>
+        </w:tc>
+      </w:tr>
+    </w:tbl>
+    <w:p>
+      <w:pPr>
+        <w:spacing w:after="80"/>
+      </w:pPr>
+    </w:p>
+    <w:p>
+      <w:pPr>
+        <w:spacing w:after="120"/>
+      </w:pPr>
+      <w:r>
+        <w:rPr>
+          <w:rFonts w:ascii="Arial" w:hAnsi="Arial" w:eastAsia="Arial" w:cs="Arial"/>
+          <w:sz w:val="22"/>
+          <w:szCs w:val="22"/>
+        </w:rPr>
+        <w:t>页面最多显示前 8 行。若总数超过 8，表格下方会提示：当前显示前 8 行，导出 Excel 可查看全部令牌。</w:t>
+      </w:r>
+    </w:p>
+    <w:p>
+      <w:pPr>
+        <w:spacing w:after="120"/>
+      </w:pPr>
+      <w:r>
+        <w:rPr>
+          <w:rFonts w:ascii="Arial" w:hAnsi="Arial" w:eastAsia="Arial" w:cs="Arial"/>
+          <w:sz w:val="22"/>
+          <w:szCs w:val="22"/>
+        </w:rPr>
+        <w:t>说明：页面可一键复制令牌，但不提供「复制链接」按钮；链接请从表格手动复制，或从 Excel 获取。</w:t>
+      </w:r>
+    </w:p>
+    <w:p>
+      <w:pPr>
+        <w:pStyle w:val="2"/>
+        <w:spacing w:before="320" w:after="160"/>
+      </w:pPr>
+      <w:r>
+        <w:rPr>
+          <w:rFonts w:ascii="Arial" w:hAnsi="Arial" w:eastAsia="Arial" w:cs="Arial"/>
+          <w:b/>
+          <w:bCs/>
+          <w:sz w:val="32"/>
+          <w:szCs w:val="32"/>
+        </w:rPr>
+        <w:t>6. 如何导出 Excel</w:t>
+      </w:r>
+    </w:p>
+    <w:p>
+      <w:pPr>
+        <w:pStyle w:val="3"/>
+        <w:spacing w:before="240" w:after="120"/>
+      </w:pPr>
+      <w:r>
+        <w:rPr>
+          <w:rFonts w:ascii="Arial" w:hAnsi="Arial" w:eastAsia="Arial" w:cs="Arial"/>
+          <w:b/>
+          <w:bCs/>
+          <w:sz w:val="26"/>
+          <w:szCs w:val="26"/>
+        </w:rPr>
+        <w:t>6.1 文件信息</w:t>
+      </w:r>
+    </w:p>
+    <w:p>
+      <w:pPr>
+        <w:spacing w:after="80"/>
+      </w:pPr>
+    </w:p>
+    <w:tbl>
+      <w:tblPr>
+        <w:tblStyle w:val="11"/>
+        <w:tblW w:w="9026" w:type="dxa"/>
+        <w:tblInd w:w="0" w:type="dxa"/>
+        <w:tblBorders>
+          <w:top w:val="single" w:color="auto" w:sz="4" w:space="0"/>
+          <w:left w:val="single" w:color="auto" w:sz="4" w:space="0"/>
+          <w:bottom w:val="single" w:color="auto" w:sz="4" w:space="0"/>
+          <w:right w:val="single" w:color="auto" w:sz="4" w:space="0"/>
+          <w:insideH w:val="single" w:color="auto" w:sz="4" w:space="0"/>
+          <w:insideV w:val="single" w:color="auto" w:sz="4" w:space="0"/>
+        </w:tblBorders>
+        <w:tblLayout w:type="autofit"/>
+        <w:tblCellMar>
+          <w:top w:w="0" w:type="dxa"/>
+          <w:left w:w="10" w:type="dxa"/>
+          <w:bottom w:w="0" w:type="dxa"/>
+          <w:right w:w="10" w:type="dxa"/>
+        </w:tblCellMar>
+      </w:tblPr>
+      <w:tblGrid>
+        <w:gridCol w:w="2400"/>
+        <w:gridCol w:w="6626"/>
+      </w:tblGrid>
+      <w:tr>
+        <w:tblPrEx>
+          <w:tblBorders>
+            <w:top w:val="single" w:color="auto" w:sz="4" w:space="0"/>
+            <w:left w:val="single" w:color="auto" w:sz="4" w:space="0"/>
+            <w:bottom w:val="single" w:color="auto" w:sz="4" w:space="0"/>
+            <w:right w:val="single" w:color="auto" w:sz="4" w:space="0"/>
+            <w:insideH w:val="single" w:color="auto" w:sz="4" w:space="0"/>
+            <w:insideV w:val="single" w:color="auto" w:sz="4" w:space="0"/>
+          </w:tblBorders>
+          <w:tblCellMar>
+            <w:top w:w="0" w:type="dxa"/>
+            <w:left w:w="10" w:type="dxa"/>
+            <w:bottom w:w="0" w:type="dxa"/>
+            <w:right w:w="10" w:type="dxa"/>
+          </w:tblCellMar>
+        </w:tblPrEx>
+        <w:tc>
+          <w:tcPr>
+            <w:tcW w:w="2400" w:type="dxa"/>
+            <w:tcBorders>
+              <w:top w:val="single" w:color="CCCCCC" w:sz="0" w:space="0"/>
+              <w:left w:val="single" w:color="CCCCCC" w:sz="0" w:space="0"/>
+              <w:bottom w:val="single" w:color="CCCCCC" w:sz="0" w:space="0"/>
+              <w:right w:val="single" w:color="CCCCCC" w:sz="0" w:space="0"/>
+            </w:tcBorders>
+            <w:shd w:val="clear" w:color="auto" w:fill="D9E8F5"/>
+            <w:tcMar>
+              <w:top w:w="80" w:type="dxa"/>
+              <w:left w:w="120" w:type="dxa"/>
+              <w:bottom w:w="80" w:type="dxa"/>
+              <w:right w:w="120" w:type="dxa"/>
+            </w:tcMar>
+          </w:tcPr>
+          <w:p>
+            <w:r>
+              <w:rPr>
+                <w:rFonts w:ascii="Arial" w:hAnsi="Arial" w:eastAsia="Arial" w:cs="Arial"/>
+                <w:b/>
+                <w:bCs/>
+                <w:sz w:val="20"/>
+                <w:szCs w:val="20"/>
+              </w:rPr>
+              <w:t>项目</w:t>
+            </w:r>
+          </w:p>
+        </w:tc>
+        <w:tc>
+          <w:tcPr>
+            <w:tcW w:w="6626" w:type="dxa"/>
+            <w:tcBorders>
+              <w:top w:val="single" w:color="CCCCCC" w:sz="0" w:space="0"/>
+              <w:left w:val="single" w:color="CCCCCC" w:sz="0" w:space="0"/>
+              <w:bottom w:val="single" w:color="CCCCCC" w:sz="0" w:space="0"/>
+              <w:right w:val="single" w:color="CCCCCC" w:sz="0" w:space="0"/>
+            </w:tcBorders>
+            <w:shd w:val="clear" w:color="auto" w:fill="D9E8F5"/>
+            <w:tcMar>
+              <w:top w:w="80" w:type="dxa"/>
+              <w:left w:w="120" w:type="dxa"/>
+              <w:bottom w:w="80" w:type="dxa"/>
+              <w:right w:w="120" w:type="dxa"/>
+            </w:tcMar>
+          </w:tcPr>
+          <w:p>
+            <w:r>
+              <w:rPr>
+                <w:rFonts w:ascii="Arial" w:hAnsi="Arial" w:eastAsia="Arial" w:cs="Arial"/>
+                <w:b/>
+                <w:bCs/>
+                <w:sz w:val="20"/>
+                <w:szCs w:val="20"/>
+              </w:rPr>
+              <w:t>值</w:t>
+            </w:r>
+          </w:p>
+        </w:tc>
+      </w:tr>
+      <w:tr>
+        <w:tblPrEx>
+          <w:tblBorders>
+            <w:top w:val="single" w:color="auto" w:sz="4" w:space="0"/>
+            <w:left w:val="single" w:color="auto" w:sz="4" w:space="0"/>
+            <w:bottom w:val="single" w:color="auto" w:sz="4" w:space="0"/>
+            <w:right w:val="single" w:color="auto" w:sz="4" w:space="0"/>
+            <w:insideH w:val="single" w:color="auto" w:sz="4" w:space="0"/>
+            <w:insideV w:val="single" w:color="auto" w:sz="4" w:space="0"/>
+          </w:tblBorders>
+          <w:tblCellMar>
+            <w:top w:w="0" w:type="dxa"/>
+            <w:left w:w="10" w:type="dxa"/>
+            <w:bottom w:w="0" w:type="dxa"/>
+            <w:right w:w="10" w:type="dxa"/>
+          </w:tblCellMar>
+        </w:tblPrEx>
+        <w:tc>
+          <w:tcPr>
+            <w:tcW w:w="2400" w:type="dxa"/>
+            <w:tcBorders>
+              <w:top w:val="single" w:color="CCCCCC" w:sz="0" w:space="0"/>
+              <w:left w:val="single" w:color="CCCCCC" w:sz="0" w:space="0"/>
+              <w:bottom w:val="single" w:color="CCCCCC" w:sz="0" w:space="0"/>
+              <w:right w:val="single" w:color="CCCCCC" w:sz="0" w:space="0"/>
+            </w:tcBorders>
+            <w:tcMar>
+              <w:top w:w="80" w:type="dxa"/>
+              <w:left w:w="120" w:type="dxa"/>
+              <w:bottom w:w="80" w:type="dxa"/>
+              <w:right w:w="120" w:type="dxa"/>
+            </w:tcMar>
+          </w:tcPr>
+          <w:p>
+            <w:r>
+              <w:rPr>
+                <w:rFonts w:ascii="Arial" w:hAnsi="Arial" w:eastAsia="Arial" w:cs="Arial"/>
+                <w:b w:val="0"/>
+                <w:bCs w:val="0"/>
+                <w:sz w:val="20"/>
+                <w:szCs w:val="20"/>
+              </w:rPr>
+              <w:t>格式</w:t>
+            </w:r>
+          </w:p>
+        </w:tc>
+        <w:tc>
+          <w:tcPr>
+            <w:tcW w:w="6626" w:type="dxa"/>
+            <w:tcBorders>
+              <w:top w:val="single" w:color="CCCCCC" w:sz="0" w:space="0"/>
+              <w:left w:val="single" w:color="CCCCCC" w:sz="0" w:space="0"/>
+              <w:bottom w:val="single" w:color="CCCCCC" w:sz="0" w:space="0"/>
+              <w:right w:val="single" w:color="CCCCCC" w:sz="0" w:space="0"/>
+            </w:tcBorders>
+            <w:tcMar>
+              <w:top w:w="80" w:type="dxa"/>
+              <w:left w:w="120" w:type="dxa"/>
+              <w:bottom w:w="80" w:type="dxa"/>
+              <w:right w:w="120" w:type="dxa"/>
+            </w:tcMar>
+          </w:tcPr>
+          <w:p>
+            <w:r>
+              <w:rPr>
+                <w:rFonts w:ascii="Arial" w:hAnsi="Arial" w:eastAsia="Arial" w:cs="Arial"/>
+                <w:b w:val="0"/>
+                <w:bCs w:val="0"/>
+                <w:sz w:val="20"/>
+                <w:szCs w:val="20"/>
+              </w:rPr>
+              <w:t>Excel（.xlsx），不是 CSV</w:t>
+            </w:r>
+          </w:p>
+        </w:tc>
+      </w:tr>
+      <w:tr>
+        <w:tblPrEx>
+          <w:tblBorders>
+            <w:top w:val="single" w:color="auto" w:sz="4" w:space="0"/>
+            <w:left w:val="single" w:color="auto" w:sz="4" w:space="0"/>
+            <w:bottom w:val="single" w:color="auto" w:sz="4" w:space="0"/>
+            <w:right w:val="single" w:color="auto" w:sz="4" w:space="0"/>
+            <w:insideH w:val="single" w:color="auto" w:sz="4" w:space="0"/>
+            <w:insideV w:val="single" w:color="auto" w:sz="4" w:space="0"/>
+          </w:tblBorders>
+          <w:tblCellMar>
+            <w:top w:w="0" w:type="dxa"/>
+            <w:left w:w="10" w:type="dxa"/>
+            <w:bottom w:w="0" w:type="dxa"/>
+            <w:right w:w="10" w:type="dxa"/>
+          </w:tblCellMar>
+        </w:tblPrEx>
+        <w:tc>
+          <w:tcPr>
+            <w:tcW w:w="2400" w:type="dxa"/>
+            <w:tcBorders>
+              <w:top w:val="single" w:color="CCCCCC" w:sz="0" w:space="0"/>
+              <w:left w:val="single" w:color="CCCCCC" w:sz="0" w:space="0"/>
+              <w:bottom w:val="single" w:color="CCCCCC" w:sz="0" w:space="0"/>
+              <w:right w:val="single" w:color="CCCCCC" w:sz="0" w:space="0"/>
+            </w:tcBorders>
+            <w:tcMar>
+              <w:top w:w="80" w:type="dxa"/>
+              <w:left w:w="120" w:type="dxa"/>
+              <w:bottom w:w="80" w:type="dxa"/>
+              <w:right w:w="120" w:type="dxa"/>
+            </w:tcMar>
+          </w:tcPr>
+          <w:p>
+            <w:r>
+              <w:rPr>
+                <w:rFonts w:ascii="Arial" w:hAnsi="Arial" w:eastAsia="Arial" w:cs="Arial"/>
+                <w:b w:val="0"/>
+                <w:bCs w:val="0"/>
+                <w:sz w:val="20"/>
+                <w:szCs w:val="20"/>
+              </w:rPr>
+              <w:t>工作表名</w:t>
+            </w:r>
+          </w:p>
+        </w:tc>
+        <w:tc>
+          <w:tcPr>
+            <w:tcW w:w="6626" w:type="dxa"/>
+            <w:tcBorders>
+              <w:top w:val="single" w:color="CCCCCC" w:sz="0" w:space="0"/>
+              <w:left w:val="single" w:color="CCCCCC" w:sz="0" w:space="0"/>
+              <w:bottom w:val="single" w:color="CCCCCC" w:sz="0" w:space="0"/>
+              <w:right w:val="single" w:color="CCCCCC" w:sz="0" w:space="0"/>
+            </w:tcBorders>
+            <w:tcMar>
+              <w:top w:w="80" w:type="dxa"/>
+              <w:left w:w="120" w:type="dxa"/>
+              <w:bottom w:w="80" w:type="dxa"/>
+              <w:right w:w="120" w:type="dxa"/>
+            </w:tcMar>
+          </w:tcPr>
+          <w:p>
+            <w:r>
+              <w:rPr>
+                <w:rFonts w:ascii="Arial" w:hAnsi="Arial" w:eastAsia="Arial" w:cs="Arial"/>
+                <w:b w:val="0"/>
+                <w:bCs w:val="0"/>
+                <w:sz w:val="20"/>
+                <w:szCs w:val="20"/>
+              </w:rPr>
+              <w:t>邀请令牌</w:t>
+            </w:r>
+          </w:p>
+        </w:tc>
+      </w:tr>
+      <w:tr>
+        <w:tblPrEx>
+          <w:tblBorders>
+            <w:top w:val="single" w:color="auto" w:sz="4" w:space="0"/>
+            <w:left w:val="single" w:color="auto" w:sz="4" w:space="0"/>
+            <w:bottom w:val="single" w:color="auto" w:sz="4" w:space="0"/>
+            <w:right w:val="single" w:color="auto" w:sz="4" w:space="0"/>
+            <w:insideH w:val="single" w:color="auto" w:sz="4" w:space="0"/>
+            <w:insideV w:val="single" w:color="auto" w:sz="4" w:space="0"/>
+          </w:tblBorders>
+          <w:tblCellMar>
+            <w:top w:w="0" w:type="dxa"/>
+            <w:left w:w="10" w:type="dxa"/>
+            <w:bottom w:w="0" w:type="dxa"/>
+            <w:right w:w="10" w:type="dxa"/>
+          </w:tblCellMar>
+        </w:tblPrEx>
+        <w:tc>
+          <w:tcPr>
+            <w:tcW w:w="2400" w:type="dxa"/>
+            <w:tcBorders>
+              <w:top w:val="single" w:color="CCCCCC" w:sz="0" w:space="0"/>
+              <w:left w:val="single" w:color="CCCCCC" w:sz="0" w:space="0"/>
+              <w:bottom w:val="single" w:color="CCCCCC" w:sz="0" w:space="0"/>
+              <w:right w:val="single" w:color="CCCCCC" w:sz="0" w:space="0"/>
+            </w:tcBorders>
+            <w:tcMar>
+              <w:top w:w="80" w:type="dxa"/>
+              <w:left w:w="120" w:type="dxa"/>
+              <w:bottom w:w="80" w:type="dxa"/>
+              <w:right w:w="120" w:type="dxa"/>
+            </w:tcMar>
+          </w:tcPr>
+          <w:p>
+            <w:r>
+              <w:rPr>
+                <w:rFonts w:ascii="Arial" w:hAnsi="Arial" w:eastAsia="Arial" w:cs="Arial"/>
+                <w:b w:val="0"/>
+                <w:bCs w:val="0"/>
+                <w:sz w:val="20"/>
+                <w:szCs w:val="20"/>
+              </w:rPr>
+              <w:t>下载文件名</w:t>
+            </w:r>
+          </w:p>
+        </w:tc>
+        <w:tc>
+          <w:tcPr>
+            <w:tcW w:w="6626" w:type="dxa"/>
+            <w:tcBorders>
+              <w:top w:val="single" w:color="CCCCCC" w:sz="0" w:space="0"/>
+              <w:left w:val="single" w:color="CCCCCC" w:sz="0" w:space="0"/>
+              <w:bottom w:val="single" w:color="CCCCCC" w:sz="0" w:space="0"/>
+              <w:right w:val="single" w:color="CCCCCC" w:sz="0" w:space="0"/>
+            </w:tcBorders>
+            <w:tcMar>
+              <w:top w:w="80" w:type="dxa"/>
+              <w:left w:w="120" w:type="dxa"/>
+              <w:bottom w:w="80" w:type="dxa"/>
+              <w:right w:w="120" w:type="dxa"/>
+            </w:tcMar>
+          </w:tcPr>
+          <w:p>
+            <w:r>
+              <w:rPr>
+                <w:rFonts w:ascii="Arial" w:hAnsi="Arial" w:eastAsia="Arial" w:cs="Arial"/>
+                <w:b w:val="0"/>
+                <w:bCs w:val="0"/>
+                <w:sz w:val="20"/>
+                <w:szCs w:val="20"/>
+              </w:rPr>
+              <w:t>邀请令牌-{批次ID}.xlsx</w:t>
+            </w:r>
+          </w:p>
+        </w:tc>
+      </w:tr>
+      <w:tr>
+        <w:tblPrEx>
+          <w:tblBorders>
+            <w:top w:val="single" w:color="auto" w:sz="4" w:space="0"/>
+            <w:left w:val="single" w:color="auto" w:sz="4" w:space="0"/>
+            <w:bottom w:val="single" w:color="auto" w:sz="4" w:space="0"/>
+            <w:right w:val="single" w:color="auto" w:sz="4" w:space="0"/>
+            <w:insideH w:val="single" w:color="auto" w:sz="4" w:space="0"/>
+            <w:insideV w:val="single" w:color="auto" w:sz="4" w:space="0"/>
+          </w:tblBorders>
+          <w:tblCellMar>
+            <w:top w:w="0" w:type="dxa"/>
+            <w:left w:w="10" w:type="dxa"/>
+            <w:bottom w:w="0" w:type="dxa"/>
+            <w:right w:w="10" w:type="dxa"/>
+          </w:tblCellMar>
+        </w:tblPrEx>
+        <w:tc>
+          <w:tcPr>
+            <w:tcW w:w="2400" w:type="dxa"/>
+            <w:tcBorders>
+              <w:top w:val="single" w:color="CCCCCC" w:sz="0" w:space="0"/>
+              <w:left w:val="single" w:color="CCCCCC" w:sz="0" w:space="0"/>
+              <w:bottom w:val="single" w:color="CCCCCC" w:sz="0" w:space="0"/>
+              <w:right w:val="single" w:color="CCCCCC" w:sz="0" w:space="0"/>
+            </w:tcBorders>
+            <w:tcMar>
+              <w:top w:w="80" w:type="dxa"/>
+              <w:left w:w="120" w:type="dxa"/>
+              <w:bottom w:w="80" w:type="dxa"/>
+              <w:right w:w="120" w:type="dxa"/>
+            </w:tcMar>
+          </w:tcPr>
+          <w:p>
+            <w:r>
+              <w:rPr>
+                <w:rFonts w:ascii="Arial" w:hAnsi="Arial" w:eastAsia="Arial" w:cs="Arial"/>
+                <w:b w:val="0"/>
+                <w:bCs w:val="0"/>
+                <w:sz w:val="20"/>
+                <w:szCs w:val="20"/>
+              </w:rPr>
+              <w:t>触发方式</w:t>
+            </w:r>
+          </w:p>
+        </w:tc>
+        <w:tc>
+          <w:tcPr>
+            <w:tcW w:w="6626" w:type="dxa"/>
+            <w:tcBorders>
+              <w:top w:val="single" w:color="CCCCCC" w:sz="0" w:space="0"/>
+              <w:left w:val="single" w:color="CCCCCC" w:sz="0" w:space="0"/>
+              <w:bottom w:val="single" w:color="CCCCCC" w:sz="0" w:space="0"/>
+              <w:right w:val="single" w:color="CCCCCC" w:sz="0" w:space="0"/>
+            </w:tcBorders>
+            <w:tcMar>
+              <w:top w:w="80" w:type="dxa"/>
+              <w:left w:w="120" w:type="dxa"/>
+              <w:bottom w:w="80" w:type="dxa"/>
+              <w:right w:w="120" w:type="dxa"/>
+            </w:tcMar>
+          </w:tcPr>
+          <w:p>
+            <w:r>
+              <w:rPr>
+                <w:rFonts w:ascii="Arial" w:hAnsi="Arial" w:eastAsia="Arial" w:cs="Arial"/>
+                <w:b w:val="0"/>
+                <w:bCs w:val="0"/>
+                <w:sz w:val="20"/>
+                <w:szCs w:val="20"/>
+              </w:rPr>
+              <w:t>结果区「导出 Excel」按钮</w:t>
+            </w:r>
+          </w:p>
+        </w:tc>
+      </w:tr>
+    </w:tbl>
+    <w:p>
+      <w:pPr>
+        <w:pStyle w:val="3"/>
+        <w:spacing w:before="240" w:after="120"/>
+      </w:pPr>
+      <w:r>
+        <w:rPr>
+          <w:rFonts w:ascii="Arial" w:hAnsi="Arial" w:eastAsia="Arial" w:cs="Arial"/>
+          <w:b/>
+          <w:bCs/>
+          <w:sz w:val="26"/>
+          <w:szCs w:val="26"/>
+        </w:rPr>
+        <w:t>6.2 列说明</w:t>
+      </w:r>
+    </w:p>
+    <w:p>
+      <w:pPr>
+        <w:spacing w:after="80"/>
+      </w:pPr>
+    </w:p>
+    <w:tbl>
+      <w:tblPr>
+        <w:tblStyle w:val="11"/>
+        <w:tblW w:w="9026" w:type="dxa"/>
+        <w:tblInd w:w="0" w:type="dxa"/>
+        <w:tblBorders>
+          <w:top w:val="single" w:color="auto" w:sz="4" w:space="0"/>
+          <w:left w:val="single" w:color="auto" w:sz="4" w:space="0"/>
+          <w:bottom w:val="single" w:color="auto" w:sz="4" w:space="0"/>
+          <w:right w:val="single" w:color="auto" w:sz="4" w:space="0"/>
+          <w:insideH w:val="single" w:color="auto" w:sz="4" w:space="0"/>
+          <w:insideV w:val="single" w:color="auto" w:sz="4" w:space="0"/>
+        </w:tblBorders>
+        <w:tblLayout w:type="autofit"/>
+        <w:tblCellMar>
+          <w:top w:w="0" w:type="dxa"/>
+          <w:left w:w="10" w:type="dxa"/>
+          <w:bottom w:w="0" w:type="dxa"/>
+          <w:right w:w="10" w:type="dxa"/>
+        </w:tblCellMar>
+      </w:tblPr>
+      <w:tblGrid>
+        <w:gridCol w:w="2000"/>
+        <w:gridCol w:w="7026"/>
+      </w:tblGrid>
+      <w:tr>
+        <w:tblPrEx>
+          <w:tblBorders>
+            <w:top w:val="single" w:color="auto" w:sz="4" w:space="0"/>
+            <w:left w:val="single" w:color="auto" w:sz="4" w:space="0"/>
+            <w:bottom w:val="single" w:color="auto" w:sz="4" w:space="0"/>
+            <w:right w:val="single" w:color="auto" w:sz="4" w:space="0"/>
+            <w:insideH w:val="single" w:color="auto" w:sz="4" w:space="0"/>
+            <w:insideV w:val="single" w:color="auto" w:sz="4" w:space="0"/>
+          </w:tblBorders>
+          <w:tblCellMar>
+            <w:top w:w="0" w:type="dxa"/>
+            <w:left w:w="10" w:type="dxa"/>
+            <w:bottom w:w="0" w:type="dxa"/>
+            <w:right w:w="10" w:type="dxa"/>
+          </w:tblCellMar>
+        </w:tblPrEx>
+        <w:tc>
+          <w:tcPr>
+            <w:tcW w:w="2000" w:type="dxa"/>
+            <w:tcBorders>
+              <w:top w:val="single" w:color="CCCCCC" w:sz="0" w:space="0"/>
+              <w:left w:val="single" w:color="CCCCCC" w:sz="0" w:space="0"/>
+              <w:bottom w:val="single" w:color="CCCCCC" w:sz="0" w:space="0"/>
+              <w:right w:val="single" w:color="CCCCCC" w:sz="0" w:space="0"/>
+            </w:tcBorders>
+            <w:shd w:val="clear" w:color="auto" w:fill="D9E8F5"/>
+            <w:tcMar>
+              <w:top w:w="80" w:type="dxa"/>
+              <w:left w:w="120" w:type="dxa"/>
+              <w:bottom w:w="80" w:type="dxa"/>
+              <w:right w:w="120" w:type="dxa"/>
+            </w:tcMar>
+          </w:tcPr>
+          <w:p>
+            <w:r>
+              <w:rPr>
+                <w:rFonts w:ascii="Arial" w:hAnsi="Arial" w:eastAsia="Arial" w:cs="Arial"/>
+                <w:b/>
+                <w:bCs/>
+                <w:sz w:val="20"/>
+                <w:szCs w:val="20"/>
+              </w:rPr>
+              <w:t>列名</w:t>
+            </w:r>
+          </w:p>
+        </w:tc>
+        <w:tc>
+          <w:tcPr>
+            <w:tcW w:w="7026" w:type="dxa"/>
+            <w:tcBorders>
+              <w:top w:val="single" w:color="CCCCCC" w:sz="0" w:space="0"/>
+              <w:left w:val="single" w:color="CCCCCC" w:sz="0" w:space="0"/>
+              <w:bottom w:val="single" w:color="CCCCCC" w:sz="0" w:space="0"/>
+              <w:right w:val="single" w:color="CCCCCC" w:sz="0" w:space="0"/>
+            </w:tcBorders>
+            <w:shd w:val="clear" w:color="auto" w:fill="D9E8F5"/>
+            <w:tcMar>
+              <w:top w:w="80" w:type="dxa"/>
+              <w:left w:w="120" w:type="dxa"/>
+              <w:bottom w:w="80" w:type="dxa"/>
+              <w:right w:w="120" w:type="dxa"/>
+            </w:tcMar>
+          </w:tcPr>
+          <w:p>
+            <w:r>
+              <w:rPr>
+                <w:rFonts w:ascii="Arial" w:hAnsi="Arial" w:eastAsia="Arial" w:cs="Arial"/>
+                <w:b/>
+                <w:bCs/>
+                <w:sz w:val="20"/>
+                <w:szCs w:val="20"/>
+              </w:rPr>
+              <w:t>含义</w:t>
+            </w:r>
+          </w:p>
+        </w:tc>
+      </w:tr>
+      <w:tr>
+        <w:tblPrEx>
+          <w:tblBorders>
+            <w:top w:val="single" w:color="auto" w:sz="4" w:space="0"/>
+            <w:left w:val="single" w:color="auto" w:sz="4" w:space="0"/>
+            <w:bottom w:val="single" w:color="auto" w:sz="4" w:space="0"/>
+            <w:right w:val="single" w:color="auto" w:sz="4" w:space="0"/>
+            <w:insideH w:val="single" w:color="auto" w:sz="4" w:space="0"/>
+            <w:insideV w:val="single" w:color="auto" w:sz="4" w:space="0"/>
+          </w:tblBorders>
+          <w:tblCellMar>
+            <w:top w:w="0" w:type="dxa"/>
+            <w:left w:w="10" w:type="dxa"/>
+            <w:bottom w:w="0" w:type="dxa"/>
+            <w:right w:w="10" w:type="dxa"/>
+          </w:tblCellMar>
+        </w:tblPrEx>
+        <w:tc>
+          <w:tcPr>
+            <w:tcW w:w="2000" w:type="dxa"/>
+            <w:tcBorders>
+              <w:top w:val="single" w:color="CCCCCC" w:sz="0" w:space="0"/>
+              <w:left w:val="single" w:color="CCCCCC" w:sz="0" w:space="0"/>
+              <w:bottom w:val="single" w:color="CCCCCC" w:sz="0" w:space="0"/>
+              <w:right w:val="single" w:color="CCCCCC" w:sz="0" w:space="0"/>
+            </w:tcBorders>
+            <w:tcMar>
+              <w:top w:w="80" w:type="dxa"/>
+              <w:left w:w="120" w:type="dxa"/>
+              <w:bottom w:w="80" w:type="dxa"/>
+              <w:right w:w="120" w:type="dxa"/>
+            </w:tcMar>
+          </w:tcPr>
+          <w:p>
+            <w:r>
+              <w:rPr>
+                <w:rFonts w:ascii="Arial" w:hAnsi="Arial" w:eastAsia="Arial" w:cs="Arial"/>
+                <w:b w:val="0"/>
+                <w:bCs w:val="0"/>
+                <w:sz w:val="20"/>
+                <w:szCs w:val="20"/>
+              </w:rPr>
+              <w:t>序号</w:t>
+            </w:r>
+          </w:p>
+        </w:tc>
+        <w:tc>
+          <w:tcPr>
+            <w:tcW w:w="7026" w:type="dxa"/>
+            <w:tcBorders>
+              <w:top w:val="single" w:color="CCCCCC" w:sz="0" w:space="0"/>
+              <w:left w:val="single" w:color="CCCCCC" w:sz="0" w:space="0"/>
+              <w:bottom w:val="single" w:color="CCCCCC" w:sz="0" w:space="0"/>
+              <w:right w:val="single" w:color="CCCCCC" w:sz="0" w:space="0"/>
+            </w:tcBorders>
+            <w:tcMar>
+              <w:top w:w="80" w:type="dxa"/>
+              <w:left w:w="120" w:type="dxa"/>
+              <w:bottom w:w="80" w:type="dxa"/>
+              <w:right w:w="120" w:type="dxa"/>
+            </w:tcMar>
+          </w:tcPr>
+          <w:p>
+            <w:r>
+              <w:rPr>
+                <w:rFonts w:ascii="Arial" w:hAnsi="Arial" w:eastAsia="Arial" w:cs="Arial"/>
+                <w:b w:val="0"/>
+                <w:bCs w:val="0"/>
+                <w:sz w:val="20"/>
+                <w:szCs w:val="20"/>
+              </w:rPr>
+              <w:t>批次内从 1 开始的顺序号</w:t>
+            </w:r>
+          </w:p>
+        </w:tc>
+      </w:tr>
+      <w:tr>
+        <w:tblPrEx>
+          <w:tblBorders>
+            <w:top w:val="single" w:color="auto" w:sz="4" w:space="0"/>
+            <w:left w:val="single" w:color="auto" w:sz="4" w:space="0"/>
+            <w:bottom w:val="single" w:color="auto" w:sz="4" w:space="0"/>
+            <w:right w:val="single" w:color="auto" w:sz="4" w:space="0"/>
+            <w:insideH w:val="single" w:color="auto" w:sz="4" w:space="0"/>
+            <w:insideV w:val="single" w:color="auto" w:sz="4" w:space="0"/>
+          </w:tblBorders>
+          <w:tblCellMar>
+            <w:top w:w="0" w:type="dxa"/>
+            <w:left w:w="10" w:type="dxa"/>
+            <w:bottom w:w="0" w:type="dxa"/>
+            <w:right w:w="10" w:type="dxa"/>
+          </w:tblCellMar>
+        </w:tblPrEx>
+        <w:tc>
+          <w:tcPr>
+            <w:tcW w:w="2000" w:type="dxa"/>
+            <w:tcBorders>
+              <w:top w:val="single" w:color="CCCCCC" w:sz="0" w:space="0"/>
+              <w:left w:val="single" w:color="CCCCCC" w:sz="0" w:space="0"/>
+              <w:bottom w:val="single" w:color="CCCCCC" w:sz="0" w:space="0"/>
+              <w:right w:val="single" w:color="CCCCCC" w:sz="0" w:space="0"/>
+            </w:tcBorders>
+            <w:tcMar>
+              <w:top w:w="80" w:type="dxa"/>
+              <w:left w:w="120" w:type="dxa"/>
+              <w:bottom w:w="80" w:type="dxa"/>
+              <w:right w:w="120" w:type="dxa"/>
+            </w:tcMar>
+          </w:tcPr>
+          <w:p>
+            <w:r>
+              <w:rPr>
+                <w:rFonts w:ascii="Arial" w:hAnsi="Arial" w:eastAsia="Arial" w:cs="Arial"/>
+                <w:b w:val="0"/>
+                <w:bCs w:val="0"/>
+                <w:sz w:val="20"/>
+                <w:szCs w:val="20"/>
+              </w:rPr>
+              <w:t>邀请 ID</w:t>
+            </w:r>
+          </w:p>
+        </w:tc>
+        <w:tc>
+          <w:tcPr>
+            <w:tcW w:w="7026" w:type="dxa"/>
+            <w:tcBorders>
+              <w:top w:val="single" w:color="CCCCCC" w:sz="0" w:space="0"/>
+              <w:left w:val="single" w:color="CCCCCC" w:sz="0" w:space="0"/>
+              <w:bottom w:val="single" w:color="CCCCCC" w:sz="0" w:space="0"/>
+              <w:right w:val="single" w:color="CCCCCC" w:sz="0" w:space="0"/>
+            </w:tcBorders>
+            <w:tcMar>
+              <w:top w:w="80" w:type="dxa"/>
+              <w:left w:w="120" w:type="dxa"/>
+              <w:bottom w:w="80" w:type="dxa"/>
+              <w:right w:w="120" w:type="dxa"/>
+            </w:tcMar>
+          </w:tcPr>
+          <w:p>
+            <w:r>
+              <w:rPr>
+                <w:rFonts w:ascii="Arial" w:hAnsi="Arial" w:eastAsia="Arial" w:cs="Arial"/>
+                <w:b w:val="0"/>
+                <w:bCs w:val="0"/>
+                <w:sz w:val="20"/>
+                <w:szCs w:val="20"/>
+              </w:rPr>
+              <w:t>系统内部邀请记录 ID</w:t>
+            </w:r>
+          </w:p>
+        </w:tc>
+      </w:tr>
+      <w:tr>
+        <w:tblPrEx>
+          <w:tblBorders>
+            <w:top w:val="single" w:color="auto" w:sz="4" w:space="0"/>
+            <w:left w:val="single" w:color="auto" w:sz="4" w:space="0"/>
+            <w:bottom w:val="single" w:color="auto" w:sz="4" w:space="0"/>
+            <w:right w:val="single" w:color="auto" w:sz="4" w:space="0"/>
+            <w:insideH w:val="single" w:color="auto" w:sz="4" w:space="0"/>
+            <w:insideV w:val="single" w:color="auto" w:sz="4" w:space="0"/>
+          </w:tblBorders>
+          <w:tblCellMar>
+            <w:top w:w="0" w:type="dxa"/>
+            <w:left w:w="10" w:type="dxa"/>
+            <w:bottom w:w="0" w:type="dxa"/>
+            <w:right w:w="10" w:type="dxa"/>
+          </w:tblCellMar>
+        </w:tblPrEx>
+        <w:tc>
+          <w:tcPr>
+            <w:tcW w:w="2000" w:type="dxa"/>
+            <w:tcBorders>
+              <w:top w:val="single" w:color="CCCCCC" w:sz="0" w:space="0"/>
+              <w:left w:val="single" w:color="CCCCCC" w:sz="0" w:space="0"/>
+              <w:bottom w:val="single" w:color="CCCCCC" w:sz="0" w:space="0"/>
+              <w:right w:val="single" w:color="CCCCCC" w:sz="0" w:space="0"/>
+            </w:tcBorders>
+            <w:tcMar>
+              <w:top w:w="80" w:type="dxa"/>
+              <w:left w:w="120" w:type="dxa"/>
+              <w:bottom w:w="80" w:type="dxa"/>
+              <w:right w:w="120" w:type="dxa"/>
+            </w:tcMar>
+          </w:tcPr>
+          <w:p>
+            <w:r>
+              <w:rPr>
+                <w:rFonts w:ascii="Arial" w:hAnsi="Arial" w:eastAsia="Arial" w:cs="Arial"/>
+                <w:b w:val="0"/>
+                <w:bCs w:val="0"/>
+                <w:sz w:val="20"/>
+                <w:szCs w:val="20"/>
+              </w:rPr>
+              <w:t>专家 ID</w:t>
+            </w:r>
+          </w:p>
+        </w:tc>
+        <w:tc>
+          <w:tcPr>
+            <w:tcW w:w="7026" w:type="dxa"/>
+            <w:tcBorders>
+              <w:top w:val="single" w:color="CCCCCC" w:sz="0" w:space="0"/>
+              <w:left w:val="single" w:color="CCCCCC" w:sz="0" w:space="0"/>
+              <w:bottom w:val="single" w:color="CCCCCC" w:sz="0" w:space="0"/>
+              <w:right w:val="single" w:color="CCCCCC" w:sz="0" w:space="0"/>
+            </w:tcBorders>
+            <w:tcMar>
+              <w:top w:w="80" w:type="dxa"/>
+              <w:left w:w="120" w:type="dxa"/>
+              <w:bottom w:w="80" w:type="dxa"/>
+              <w:right w:w="120" w:type="dxa"/>
+            </w:tcMar>
+          </w:tcPr>
+          <w:p>
+            <w:r>
+              <w:rPr>
+                <w:rFonts w:ascii="Arial" w:hAnsi="Arial" w:eastAsia="Arial" w:cs="Arial"/>
+                <w:b w:val="0"/>
+                <w:bCs w:val="0"/>
+                <w:sz w:val="20"/>
+                <w:szCs w:val="20"/>
+              </w:rPr>
+              <w:t>生成时分配的占位专家 ID</w:t>
+            </w:r>
+          </w:p>
+        </w:tc>
+      </w:tr>
+      <w:tr>
+        <w:tblPrEx>
+          <w:tblBorders>
+            <w:top w:val="single" w:color="auto" w:sz="4" w:space="0"/>
+            <w:left w:val="single" w:color="auto" w:sz="4" w:space="0"/>
+            <w:bottom w:val="single" w:color="auto" w:sz="4" w:space="0"/>
+            <w:right w:val="single" w:color="auto" w:sz="4" w:space="0"/>
+            <w:insideH w:val="single" w:color="auto" w:sz="4" w:space="0"/>
+            <w:insideV w:val="single" w:color="auto" w:sz="4" w:space="0"/>
+          </w:tblBorders>
+          <w:tblCellMar>
+            <w:top w:w="0" w:type="dxa"/>
+            <w:left w:w="10" w:type="dxa"/>
+            <w:bottom w:w="0" w:type="dxa"/>
+            <w:right w:w="10" w:type="dxa"/>
+          </w:tblCellMar>
+        </w:tblPrEx>
+        <w:tc>
+          <w:tcPr>
+            <w:tcW w:w="2000" w:type="dxa"/>
+            <w:tcBorders>
+              <w:top w:val="single" w:color="CCCCCC" w:sz="0" w:space="0"/>
+              <w:left w:val="single" w:color="CCCCCC" w:sz="0" w:space="0"/>
+              <w:bottom w:val="single" w:color="CCCCCC" w:sz="0" w:space="0"/>
+              <w:right w:val="single" w:color="CCCCCC" w:sz="0" w:space="0"/>
+            </w:tcBorders>
+            <w:tcMar>
+              <w:top w:w="80" w:type="dxa"/>
+              <w:left w:w="120" w:type="dxa"/>
+              <w:bottom w:w="80" w:type="dxa"/>
+              <w:right w:w="120" w:type="dxa"/>
+            </w:tcMar>
+          </w:tcPr>
+          <w:p>
+            <w:r>
+              <w:rPr>
+                <w:rFonts w:ascii="Arial" w:hAnsi="Arial" w:eastAsia="Arial" w:cs="Arial"/>
+                <w:b w:val="0"/>
+                <w:bCs w:val="0"/>
+                <w:sz w:val="20"/>
+                <w:szCs w:val="20"/>
+              </w:rPr>
+              <w:t>原始令牌</w:t>
+            </w:r>
+          </w:p>
+        </w:tc>
+        <w:tc>
+          <w:tcPr>
+            <w:tcW w:w="7026" w:type="dxa"/>
+            <w:tcBorders>
+              <w:top w:val="single" w:color="CCCCCC" w:sz="0" w:space="0"/>
+              <w:left w:val="single" w:color="CCCCCC" w:sz="0" w:space="0"/>
+              <w:bottom w:val="single" w:color="CCCCCC" w:sz="0" w:space="0"/>
+              <w:right w:val="single" w:color="CCCCCC" w:sz="0" w:space="0"/>
+            </w:tcBorders>
+            <w:tcMar>
+              <w:top w:w="80" w:type="dxa"/>
+              <w:left w:w="120" w:type="dxa"/>
+              <w:bottom w:w="80" w:type="dxa"/>
+              <w:right w:w="120" w:type="dxa"/>
+            </w:tcMar>
+          </w:tcPr>
+          <w:p>
+            <w:r>
+              <w:rPr>
+                <w:rFonts w:ascii="Arial" w:hAnsi="Arial" w:eastAsia="Arial" w:cs="Arial"/>
+                <w:b w:val="0"/>
+                <w:bCs w:val="0"/>
+                <w:sz w:val="20"/>
+                <w:szCs w:val="20"/>
+              </w:rPr>
+              <w:t>明文令牌（敏感，需保密）</w:t>
+            </w:r>
+          </w:p>
+        </w:tc>
+      </w:tr>
+      <w:tr>
+        <w:tblPrEx>
+          <w:tblBorders>
+            <w:top w:val="single" w:color="auto" w:sz="4" w:space="0"/>
+            <w:left w:val="single" w:color="auto" w:sz="4" w:space="0"/>
+            <w:bottom w:val="single" w:color="auto" w:sz="4" w:space="0"/>
+            <w:right w:val="single" w:color="auto" w:sz="4" w:space="0"/>
+            <w:insideH w:val="single" w:color="auto" w:sz="4" w:space="0"/>
+            <w:insideV w:val="single" w:color="auto" w:sz="4" w:space="0"/>
+          </w:tblBorders>
+          <w:tblCellMar>
+            <w:top w:w="0" w:type="dxa"/>
+            <w:left w:w="10" w:type="dxa"/>
+            <w:bottom w:w="0" w:type="dxa"/>
+            <w:right w:w="10" w:type="dxa"/>
+          </w:tblCellMar>
+        </w:tblPrEx>
+        <w:tc>
+          <w:tcPr>
+            <w:tcW w:w="2000" w:type="dxa"/>
+            <w:tcBorders>
+              <w:top w:val="single" w:color="CCCCCC" w:sz="0" w:space="0"/>
+              <w:left w:val="single" w:color="CCCCCC" w:sz="0" w:space="0"/>
+              <w:bottom w:val="single" w:color="CCCCCC" w:sz="0" w:space="0"/>
+              <w:right w:val="single" w:color="CCCCCC" w:sz="0" w:space="0"/>
+            </w:tcBorders>
+            <w:tcMar>
+              <w:top w:w="80" w:type="dxa"/>
+              <w:left w:w="120" w:type="dxa"/>
+              <w:bottom w:w="80" w:type="dxa"/>
+              <w:right w:w="120" w:type="dxa"/>
+            </w:tcMar>
+          </w:tcPr>
+          <w:p>
+            <w:r>
+              <w:rPr>
+                <w:rFonts w:ascii="Arial" w:hAnsi="Arial" w:eastAsia="Arial" w:cs="Arial"/>
+                <w:b w:val="0"/>
+                <w:bCs w:val="0"/>
+                <w:sz w:val="20"/>
+                <w:szCs w:val="20"/>
+              </w:rPr>
+              <w:t>邀请链接</w:t>
+            </w:r>
+          </w:p>
+        </w:tc>
+        <w:tc>
+          <w:tcPr>
+            <w:tcW w:w="7026" w:type="dxa"/>
+            <w:tcBorders>
+              <w:top w:val="single" w:color="CCCCCC" w:sz="0" w:space="0"/>
+              <w:left w:val="single" w:color="CCCCCC" w:sz="0" w:space="0"/>
+              <w:bottom w:val="single" w:color="CCCCCC" w:sz="0" w:space="0"/>
+              <w:right w:val="single" w:color="CCCCCC" w:sz="0" w:space="0"/>
+            </w:tcBorders>
+            <w:tcMar>
+              <w:top w:w="80" w:type="dxa"/>
+              <w:left w:w="120" w:type="dxa"/>
+              <w:bottom w:w="80" w:type="dxa"/>
+              <w:right w:w="120" w:type="dxa"/>
+            </w:tcMar>
+          </w:tcPr>
+          <w:p>
+            <w:r>
+              <w:rPr>
+                <w:rFonts w:ascii="Arial" w:hAnsi="Arial" w:eastAsia="Arial" w:cs="Arial"/>
+                <w:b w:val="0"/>
+                <w:bCs w:val="0"/>
+                <w:sz w:val="20"/>
+                <w:szCs w:val="20"/>
+              </w:rPr>
+              <w:t>专家可点击的完整 URL</w:t>
+            </w:r>
+          </w:p>
+        </w:tc>
+      </w:tr>
+      <w:tr>
+        <w:tblPrEx>
+          <w:tblBorders>
+            <w:top w:val="single" w:color="auto" w:sz="4" w:space="0"/>
+            <w:left w:val="single" w:color="auto" w:sz="4" w:space="0"/>
+            <w:bottom w:val="single" w:color="auto" w:sz="4" w:space="0"/>
+            <w:right w:val="single" w:color="auto" w:sz="4" w:space="0"/>
+            <w:insideH w:val="single" w:color="auto" w:sz="4" w:space="0"/>
+            <w:insideV w:val="single" w:color="auto" w:sz="4" w:space="0"/>
+          </w:tblBorders>
+          <w:tblCellMar>
+            <w:top w:w="0" w:type="dxa"/>
+            <w:left w:w="10" w:type="dxa"/>
+            <w:bottom w:w="0" w:type="dxa"/>
+            <w:right w:w="10" w:type="dxa"/>
+          </w:tblCellMar>
+        </w:tblPrEx>
+        <w:tc>
+          <w:tcPr>
+            <w:tcW w:w="2000" w:type="dxa"/>
+            <w:tcBorders>
+              <w:top w:val="single" w:color="CCCCCC" w:sz="0" w:space="0"/>
+              <w:left w:val="single" w:color="CCCCCC" w:sz="0" w:space="0"/>
+              <w:bottom w:val="single" w:color="CCCCCC" w:sz="0" w:space="0"/>
+              <w:right w:val="single" w:color="CCCCCC" w:sz="0" w:space="0"/>
+            </w:tcBorders>
+            <w:tcMar>
+              <w:top w:w="80" w:type="dxa"/>
+              <w:left w:w="120" w:type="dxa"/>
+              <w:bottom w:w="80" w:type="dxa"/>
+              <w:right w:w="120" w:type="dxa"/>
+            </w:tcMar>
+          </w:tcPr>
+          <w:p>
+            <w:r>
+              <w:rPr>
+                <w:rFonts w:ascii="Arial" w:hAnsi="Arial" w:eastAsia="Arial" w:cs="Arial"/>
+                <w:b w:val="0"/>
+                <w:bCs w:val="0"/>
+                <w:sz w:val="20"/>
+                <w:szCs w:val="20"/>
+              </w:rPr>
+              <w:t>哈希算法</w:t>
+            </w:r>
+          </w:p>
+        </w:tc>
+        <w:tc>
+          <w:tcPr>
+            <w:tcW w:w="7026" w:type="dxa"/>
+            <w:tcBorders>
+              <w:top w:val="single" w:color="CCCCCC" w:sz="0" w:space="0"/>
+              <w:left w:val="single" w:color="CCCCCC" w:sz="0" w:space="0"/>
+              <w:bottom w:val="single" w:color="CCCCCC" w:sz="0" w:space="0"/>
+              <w:right w:val="single" w:color="CCCCCC" w:sz="0" w:space="0"/>
+            </w:tcBorders>
+            <w:tcMar>
+              <w:top w:w="80" w:type="dxa"/>
+              <w:left w:w="120" w:type="dxa"/>
+              <w:bottom w:w="80" w:type="dxa"/>
+              <w:right w:w="120" w:type="dxa"/>
+            </w:tcMar>
+          </w:tcPr>
+          <w:p>
+            <w:r>
+              <w:rPr>
+                <w:rFonts w:ascii="Arial" w:hAnsi="Arial" w:eastAsia="Arial" w:cs="Arial"/>
+                <w:b w:val="0"/>
+                <w:bCs w:val="0"/>
+                <w:sz w:val="20"/>
+                <w:szCs w:val="20"/>
+              </w:rPr>
+              <w:t>SHA256 / SHA384 / SHA512</w:t>
+            </w:r>
+          </w:p>
+        </w:tc>
+      </w:tr>
+      <w:tr>
+        <w:tblPrEx>
+          <w:tblBorders>
+            <w:top w:val="single" w:color="auto" w:sz="4" w:space="0"/>
+            <w:left w:val="single" w:color="auto" w:sz="4" w:space="0"/>
+            <w:bottom w:val="single" w:color="auto" w:sz="4" w:space="0"/>
+            <w:right w:val="single" w:color="auto" w:sz="4" w:space="0"/>
+            <w:insideH w:val="single" w:color="auto" w:sz="4" w:space="0"/>
+            <w:insideV w:val="single" w:color="auto" w:sz="4" w:space="0"/>
+          </w:tblBorders>
+          <w:tblCellMar>
+            <w:top w:w="0" w:type="dxa"/>
+            <w:left w:w="10" w:type="dxa"/>
+            <w:bottom w:w="0" w:type="dxa"/>
+            <w:right w:w="10" w:type="dxa"/>
+          </w:tblCellMar>
+        </w:tblPrEx>
+        <w:tc>
+          <w:tcPr>
+            <w:tcW w:w="2000" w:type="dxa"/>
+            <w:tcBorders>
+              <w:top w:val="single" w:color="CCCCCC" w:sz="0" w:space="0"/>
+              <w:left w:val="single" w:color="CCCCCC" w:sz="0" w:space="0"/>
+              <w:bottom w:val="single" w:color="CCCCCC" w:sz="0" w:space="0"/>
+              <w:right w:val="single" w:color="CCCCCC" w:sz="0" w:space="0"/>
+            </w:tcBorders>
+            <w:tcMar>
+              <w:top w:w="80" w:type="dxa"/>
+              <w:left w:w="120" w:type="dxa"/>
+              <w:bottom w:w="80" w:type="dxa"/>
+              <w:right w:w="120" w:type="dxa"/>
+            </w:tcMar>
+          </w:tcPr>
+          <w:p>
+            <w:r>
+              <w:rPr>
+                <w:rFonts w:ascii="Arial" w:hAnsi="Arial" w:eastAsia="Arial" w:cs="Arial"/>
+                <w:b w:val="0"/>
+                <w:bCs w:val="0"/>
+                <w:sz w:val="20"/>
+                <w:szCs w:val="20"/>
+              </w:rPr>
+              <w:t>失效时间</w:t>
+            </w:r>
+          </w:p>
+        </w:tc>
+        <w:tc>
+          <w:tcPr>
+            <w:tcW w:w="7026" w:type="dxa"/>
+            <w:tcBorders>
+              <w:top w:val="single" w:color="CCCCCC" w:sz="0" w:space="0"/>
+              <w:left w:val="single" w:color="CCCCCC" w:sz="0" w:space="0"/>
+              <w:bottom w:val="single" w:color="CCCCCC" w:sz="0" w:space="0"/>
+              <w:right w:val="single" w:color="CCCCCC" w:sz="0" w:space="0"/>
+            </w:tcBorders>
+            <w:tcMar>
+              <w:top w:w="80" w:type="dxa"/>
+              <w:left w:w="120" w:type="dxa"/>
+              <w:bottom w:w="80" w:type="dxa"/>
+              <w:right w:w="120" w:type="dxa"/>
+            </w:tcMar>
+          </w:tcPr>
+          <w:p>
+            <w:r>
+              <w:rPr>
+                <w:rFonts w:ascii="Arial" w:hAnsi="Arial" w:eastAsia="Arial" w:cs="Arial"/>
+                <w:b w:val="0"/>
+                <w:bCs w:val="0"/>
+                <w:sz w:val="20"/>
+                <w:szCs w:val="20"/>
+              </w:rPr>
+              <w:t>按批次创建时间 + 有效期计算的时间点</w:t>
+            </w:r>
+          </w:p>
+        </w:tc>
+      </w:tr>
+      <w:tr>
+        <w:tblPrEx>
+          <w:tblBorders>
+            <w:top w:val="single" w:color="auto" w:sz="4" w:space="0"/>
+            <w:left w:val="single" w:color="auto" w:sz="4" w:space="0"/>
+            <w:bottom w:val="single" w:color="auto" w:sz="4" w:space="0"/>
+            <w:right w:val="single" w:color="auto" w:sz="4" w:space="0"/>
+            <w:insideH w:val="single" w:color="auto" w:sz="4" w:space="0"/>
+            <w:insideV w:val="single" w:color="auto" w:sz="4" w:space="0"/>
+          </w:tblBorders>
+          <w:tblCellMar>
+            <w:top w:w="0" w:type="dxa"/>
+            <w:left w:w="10" w:type="dxa"/>
+            <w:bottom w:w="0" w:type="dxa"/>
+            <w:right w:w="10" w:type="dxa"/>
+          </w:tblCellMar>
+        </w:tblPrEx>
+        <w:tc>
+          <w:tcPr>
+            <w:tcW w:w="2000" w:type="dxa"/>
+            <w:tcBorders>
+              <w:top w:val="single" w:color="CCCCCC" w:sz="0" w:space="0"/>
+              <w:left w:val="single" w:color="CCCCCC" w:sz="0" w:space="0"/>
+              <w:bottom w:val="single" w:color="CCCCCC" w:sz="0" w:space="0"/>
+              <w:right w:val="single" w:color="CCCCCC" w:sz="0" w:space="0"/>
+            </w:tcBorders>
+            <w:tcMar>
+              <w:top w:w="80" w:type="dxa"/>
+              <w:left w:w="120" w:type="dxa"/>
+              <w:bottom w:w="80" w:type="dxa"/>
+              <w:right w:w="120" w:type="dxa"/>
+            </w:tcMar>
+          </w:tcPr>
+          <w:p>
+            <w:r>
+              <w:rPr>
+                <w:rFonts w:ascii="Arial" w:hAnsi="Arial" w:eastAsia="Arial" w:cs="Arial"/>
+                <w:b w:val="0"/>
+                <w:bCs w:val="0"/>
+                <w:sz w:val="20"/>
+                <w:szCs w:val="20"/>
+              </w:rPr>
+              <w:t>创建时间</w:t>
+            </w:r>
+          </w:p>
+        </w:tc>
+        <w:tc>
+          <w:tcPr>
+            <w:tcW w:w="7026" w:type="dxa"/>
+            <w:tcBorders>
+              <w:top w:val="single" w:color="CCCCCC" w:sz="0" w:space="0"/>
+              <w:left w:val="single" w:color="CCCCCC" w:sz="0" w:space="0"/>
+              <w:bottom w:val="single" w:color="CCCCCC" w:sz="0" w:space="0"/>
+              <w:right w:val="single" w:color="CCCCCC" w:sz="0" w:space="0"/>
+            </w:tcBorders>
+            <w:tcMar>
+              <w:top w:w="80" w:type="dxa"/>
+              <w:left w:w="120" w:type="dxa"/>
+              <w:bottom w:w="80" w:type="dxa"/>
+              <w:right w:w="120" w:type="dxa"/>
+            </w:tcMar>
+          </w:tcPr>
+          <w:p>
+            <w:r>
+              <w:rPr>
+                <w:rFonts w:ascii="Arial" w:hAnsi="Arial" w:eastAsia="Arial" w:cs="Arial"/>
+                <w:b w:val="0"/>
+                <w:bCs w:val="0"/>
+                <w:sz w:val="20"/>
+                <w:szCs w:val="20"/>
+              </w:rPr>
+              <w:t>该条令牌的创建时间</w:t>
+            </w:r>
+          </w:p>
+        </w:tc>
+      </w:tr>
+    </w:tbl>
+    <w:p>
+      <w:pPr>
+        <w:spacing w:after="80"/>
+      </w:pPr>
+    </w:p>
+    <w:p>
+      <w:pPr>
+        <w:spacing w:after="120"/>
+      </w:pPr>
+      <w:r>
+        <w:rPr>
+          <w:rFonts w:ascii="Arial" w:hAnsi="Arial" w:eastAsia="Arial" w:cs="Arial"/>
+          <w:sz w:val="22"/>
+          <w:szCs w:val="22"/>
+        </w:rPr>
+        <w:t>导出成功会出现提示「Excel 文件已下载。」</w:t>
+      </w:r>
+    </w:p>
+    <w:p>
+      <w:pPr>
+        <w:pStyle w:val="2"/>
+        <w:spacing w:before="320" w:after="160"/>
+      </w:pPr>
+      <w:r>
+        <w:rPr>
+          <w:rFonts w:ascii="Arial" w:hAnsi="Arial" w:eastAsia="Arial" w:cs="Arial"/>
+          <w:b/>
+          <w:bCs/>
+          <w:sz w:val="32"/>
+          <w:szCs w:val="32"/>
+        </w:rPr>
+        <w:t>7. 幂等键与批次说明（必读）</w:t>
+      </w:r>
+    </w:p>
+    <w:p>
+      <w:pPr>
+        <w:spacing w:after="80"/>
+      </w:pPr>
+    </w:p>
+    <w:tbl>
+      <w:tblPr>
+        <w:tblStyle w:val="11"/>
+        <w:tblW w:w="9026" w:type="dxa"/>
+        <w:tblInd w:w="0" w:type="dxa"/>
+        <w:tblBorders>
+          <w:top w:val="single" w:color="auto" w:sz="4" w:space="0"/>
+          <w:left w:val="single" w:color="auto" w:sz="4" w:space="0"/>
+          <w:bottom w:val="single" w:color="auto" w:sz="4" w:space="0"/>
+          <w:right w:val="single" w:color="auto" w:sz="4" w:space="0"/>
+          <w:insideH w:val="single" w:color="auto" w:sz="4" w:space="0"/>
+          <w:insideV w:val="single" w:color="auto" w:sz="4" w:space="0"/>
+        </w:tblBorders>
+        <w:tblLayout w:type="autofit"/>
+        <w:tblCellMar>
+          <w:top w:w="0" w:type="dxa"/>
+          <w:left w:w="10" w:type="dxa"/>
+          <w:bottom w:w="0" w:type="dxa"/>
+          <w:right w:w="10" w:type="dxa"/>
+        </w:tblCellMar>
+      </w:tblPr>
+      <w:tblGrid>
+        <w:gridCol w:w="4200"/>
+        <w:gridCol w:w="4826"/>
+      </w:tblGrid>
+      <w:tr>
+        <w:tblPrEx>
+          <w:tblBorders>
+            <w:top w:val="single" w:color="auto" w:sz="4" w:space="0"/>
+            <w:left w:val="single" w:color="auto" w:sz="4" w:space="0"/>
+            <w:bottom w:val="single" w:color="auto" w:sz="4" w:space="0"/>
+            <w:right w:val="single" w:color="auto" w:sz="4" w:space="0"/>
+            <w:insideH w:val="single" w:color="auto" w:sz="4" w:space="0"/>
+            <w:insideV w:val="single" w:color="auto" w:sz="4" w:space="0"/>
+          </w:tblBorders>
+          <w:tblCellMar>
+            <w:top w:w="0" w:type="dxa"/>
+            <w:left w:w="10" w:type="dxa"/>
+            <w:bottom w:w="0" w:type="dxa"/>
+            <w:right w:w="10" w:type="dxa"/>
+          </w:tblCellMar>
+        </w:tblPrEx>
+        <w:tc>
+          <w:tcPr>
+            <w:tcW w:w="4200" w:type="dxa"/>
+            <w:tcBorders>
+              <w:top w:val="single" w:color="CCCCCC" w:sz="0" w:space="0"/>
+              <w:left w:val="single" w:color="CCCCCC" w:sz="0" w:space="0"/>
+              <w:bottom w:val="single" w:color="CCCCCC" w:sz="0" w:space="0"/>
+              <w:right w:val="single" w:color="CCCCCC" w:sz="0" w:space="0"/>
+            </w:tcBorders>
+            <w:shd w:val="clear" w:color="auto" w:fill="D9E8F5"/>
+            <w:tcMar>
+              <w:top w:w="80" w:type="dxa"/>
+              <w:left w:w="120" w:type="dxa"/>
+              <w:bottom w:w="80" w:type="dxa"/>
+              <w:right w:w="120" w:type="dxa"/>
+            </w:tcMar>
+          </w:tcPr>
+          <w:p>
+            <w:r>
+              <w:rPr>
+                <w:rFonts w:ascii="Arial" w:hAnsi="Arial" w:eastAsia="Arial" w:cs="Arial"/>
+                <w:b/>
+                <w:bCs/>
+                <w:sz w:val="20"/>
+                <w:szCs w:val="20"/>
+              </w:rPr>
+              <w:t>场景</w:t>
+            </w:r>
+          </w:p>
+        </w:tc>
+        <w:tc>
+          <w:tcPr>
+            <w:tcW w:w="4826" w:type="dxa"/>
+            <w:tcBorders>
+              <w:top w:val="single" w:color="CCCCCC" w:sz="0" w:space="0"/>
+              <w:left w:val="single" w:color="CCCCCC" w:sz="0" w:space="0"/>
+              <w:bottom w:val="single" w:color="CCCCCC" w:sz="0" w:space="0"/>
+              <w:right w:val="single" w:color="CCCCCC" w:sz="0" w:space="0"/>
+            </w:tcBorders>
+            <w:shd w:val="clear" w:color="auto" w:fill="D9E8F5"/>
+            <w:tcMar>
+              <w:top w:w="80" w:type="dxa"/>
+              <w:left w:w="120" w:type="dxa"/>
+              <w:bottom w:w="80" w:type="dxa"/>
+              <w:right w:w="120" w:type="dxa"/>
+            </w:tcMar>
+          </w:tcPr>
+          <w:p>
+            <w:r>
+              <w:rPr>
+                <w:rFonts w:ascii="Arial" w:hAnsi="Arial" w:eastAsia="Arial" w:cs="Arial"/>
+                <w:b/>
+                <w:bCs/>
+                <w:sz w:val="20"/>
+                <w:szCs w:val="20"/>
+              </w:rPr>
+              <w:t>结果</w:t>
+            </w:r>
+          </w:p>
+        </w:tc>
+      </w:tr>
+      <w:tr>
+        <w:tblPrEx>
+          <w:tblBorders>
+            <w:top w:val="single" w:color="auto" w:sz="4" w:space="0"/>
+            <w:left w:val="single" w:color="auto" w:sz="4" w:space="0"/>
+            <w:bottom w:val="single" w:color="auto" w:sz="4" w:space="0"/>
+            <w:right w:val="single" w:color="auto" w:sz="4" w:space="0"/>
+            <w:insideH w:val="single" w:color="auto" w:sz="4" w:space="0"/>
+            <w:insideV w:val="single" w:color="auto" w:sz="4" w:space="0"/>
+          </w:tblBorders>
+          <w:tblCellMar>
+            <w:top w:w="0" w:type="dxa"/>
+            <w:left w:w="10" w:type="dxa"/>
+            <w:bottom w:w="0" w:type="dxa"/>
+            <w:right w:w="10" w:type="dxa"/>
+          </w:tblCellMar>
+        </w:tblPrEx>
+        <w:tc>
+          <w:tcPr>
+            <w:tcW w:w="4200" w:type="dxa"/>
+            <w:tcBorders>
+              <w:top w:val="single" w:color="CCCCCC" w:sz="0" w:space="0"/>
+              <w:left w:val="single" w:color="CCCCCC" w:sz="0" w:space="0"/>
+              <w:bottom w:val="single" w:color="CCCCCC" w:sz="0" w:space="0"/>
+              <w:right w:val="single" w:color="CCCCCC" w:sz="0" w:space="0"/>
+            </w:tcBorders>
+            <w:tcMar>
+              <w:top w:w="80" w:type="dxa"/>
+              <w:left w:w="120" w:type="dxa"/>
+              <w:bottom w:w="80" w:type="dxa"/>
+              <w:right w:w="120" w:type="dxa"/>
+            </w:tcMar>
+          </w:tcPr>
+          <w:p>
+            <w:r>
+              <w:rPr>
+                <w:rFonts w:ascii="Arial" w:hAnsi="Arial" w:eastAsia="Arial" w:cs="Arial"/>
+                <w:b w:val="0"/>
+                <w:bCs w:val="0"/>
+                <w:sz w:val="20"/>
+                <w:szCs w:val="20"/>
+              </w:rPr>
+              <w:t>首次用某幂等键生成</w:t>
+            </w:r>
+          </w:p>
+        </w:tc>
+        <w:tc>
+          <w:tcPr>
+            <w:tcW w:w="4826" w:type="dxa"/>
+            <w:tcBorders>
+              <w:top w:val="single" w:color="CCCCCC" w:sz="0" w:space="0"/>
+              <w:left w:val="single" w:color="CCCCCC" w:sz="0" w:space="0"/>
+              <w:bottom w:val="single" w:color="CCCCCC" w:sz="0" w:space="0"/>
+              <w:right w:val="single" w:color="CCCCCC" w:sz="0" w:space="0"/>
+            </w:tcBorders>
+            <w:tcMar>
+              <w:top w:w="80" w:type="dxa"/>
+              <w:left w:w="120" w:type="dxa"/>
+              <w:bottom w:w="80" w:type="dxa"/>
+              <w:right w:w="120" w:type="dxa"/>
+            </w:tcMar>
+          </w:tcPr>
+          <w:p>
+            <w:r>
+              <w:rPr>
+                <w:rFonts w:ascii="Arial" w:hAnsi="Arial" w:eastAsia="Arial" w:cs="Arial"/>
+                <w:b w:val="0"/>
+                <w:bCs w:val="0"/>
+                <w:sz w:val="20"/>
+                <w:szCs w:val="20"/>
+              </w:rPr>
+              <w:t>创建新批次</w:t>
+            </w:r>
+          </w:p>
+        </w:tc>
+      </w:tr>
+      <w:tr>
+        <w:tblPrEx>
+          <w:tblBorders>
+            <w:top w:val="single" w:color="auto" w:sz="4" w:space="0"/>
+            <w:left w:val="single" w:color="auto" w:sz="4" w:space="0"/>
+            <w:bottom w:val="single" w:color="auto" w:sz="4" w:space="0"/>
+            <w:right w:val="single" w:color="auto" w:sz="4" w:space="0"/>
+            <w:insideH w:val="single" w:color="auto" w:sz="4" w:space="0"/>
+            <w:insideV w:val="single" w:color="auto" w:sz="4" w:space="0"/>
+          </w:tblBorders>
+          <w:tblCellMar>
+            <w:top w:w="0" w:type="dxa"/>
+            <w:left w:w="10" w:type="dxa"/>
+            <w:bottom w:w="0" w:type="dxa"/>
+            <w:right w:w="10" w:type="dxa"/>
+          </w:tblCellMar>
+        </w:tblPrEx>
+        <w:tc>
+          <w:tcPr>
+            <w:tcW w:w="4200" w:type="dxa"/>
+            <w:tcBorders>
+              <w:top w:val="single" w:color="CCCCCC" w:sz="0" w:space="0"/>
+              <w:left w:val="single" w:color="CCCCCC" w:sz="0" w:space="0"/>
+              <w:bottom w:val="single" w:color="CCCCCC" w:sz="0" w:space="0"/>
+              <w:right w:val="single" w:color="CCCCCC" w:sz="0" w:space="0"/>
+            </w:tcBorders>
+            <w:tcMar>
+              <w:top w:w="80" w:type="dxa"/>
+              <w:left w:w="120" w:type="dxa"/>
+              <w:bottom w:w="80" w:type="dxa"/>
+              <w:right w:w="120" w:type="dxa"/>
+            </w:tcMar>
+          </w:tcPr>
+          <w:p>
+            <w:r>
+              <w:rPr>
+                <w:rFonts w:ascii="Arial" w:hAnsi="Arial" w:eastAsia="Arial" w:cs="Arial"/>
+                <w:b w:val="0"/>
+                <w:bCs w:val="0"/>
+                <w:sz w:val="20"/>
+                <w:szCs w:val="20"/>
+              </w:rPr>
+              <w:t>相同幂等键 + 完全相同参数再次点「生成」</w:t>
+            </w:r>
+          </w:p>
+        </w:tc>
+        <w:tc>
+          <w:tcPr>
+            <w:tcW w:w="4826" w:type="dxa"/>
+            <w:tcBorders>
+              <w:top w:val="single" w:color="CCCCCC" w:sz="0" w:space="0"/>
+              <w:left w:val="single" w:color="CCCCCC" w:sz="0" w:space="0"/>
+              <w:bottom w:val="single" w:color="CCCCCC" w:sz="0" w:space="0"/>
+              <w:right w:val="single" w:color="CCCCCC" w:sz="0" w:space="0"/>
+            </w:tcBorders>
+            <w:tcMar>
+              <w:top w:w="80" w:type="dxa"/>
+              <w:left w:w="120" w:type="dxa"/>
+              <w:bottom w:w="80" w:type="dxa"/>
+              <w:right w:w="120" w:type="dxa"/>
+            </w:tcMar>
+          </w:tcPr>
+          <w:p>
+            <w:r>
+              <w:rPr>
+                <w:rFonts w:ascii="Arial" w:hAnsi="Arial" w:eastAsia="Arial" w:cs="Arial"/>
+                <w:b w:val="0"/>
+                <w:bCs w:val="0"/>
+                <w:sz w:val="20"/>
+                <w:szCs w:val="20"/>
+              </w:rPr>
+              <w:t>返回同一批次（令牌不变）</w:t>
+            </w:r>
+          </w:p>
+        </w:tc>
+      </w:tr>
+      <w:tr>
+        <w:tblPrEx>
+          <w:tblBorders>
+            <w:top w:val="single" w:color="auto" w:sz="4" w:space="0"/>
+            <w:left w:val="single" w:color="auto" w:sz="4" w:space="0"/>
+            <w:bottom w:val="single" w:color="auto" w:sz="4" w:space="0"/>
+            <w:right w:val="single" w:color="auto" w:sz="4" w:space="0"/>
+            <w:insideH w:val="single" w:color="auto" w:sz="4" w:space="0"/>
+            <w:insideV w:val="single" w:color="auto" w:sz="4" w:space="0"/>
+          </w:tblBorders>
+          <w:tblCellMar>
+            <w:top w:w="0" w:type="dxa"/>
+            <w:left w:w="10" w:type="dxa"/>
+            <w:bottom w:w="0" w:type="dxa"/>
+            <w:right w:w="10" w:type="dxa"/>
+          </w:tblCellMar>
+        </w:tblPrEx>
+        <w:tc>
+          <w:tcPr>
+            <w:tcW w:w="4200" w:type="dxa"/>
+            <w:tcBorders>
+              <w:top w:val="single" w:color="CCCCCC" w:sz="0" w:space="0"/>
+              <w:left w:val="single" w:color="CCCCCC" w:sz="0" w:space="0"/>
+              <w:bottom w:val="single" w:color="CCCCCC" w:sz="0" w:space="0"/>
+              <w:right w:val="single" w:color="CCCCCC" w:sz="0" w:space="0"/>
+            </w:tcBorders>
+            <w:tcMar>
+              <w:top w:w="80" w:type="dxa"/>
+              <w:left w:w="120" w:type="dxa"/>
+              <w:bottom w:w="80" w:type="dxa"/>
+              <w:right w:w="120" w:type="dxa"/>
+            </w:tcMar>
+          </w:tcPr>
+          <w:p>
+            <w:r>
+              <w:rPr>
+                <w:rFonts w:ascii="Arial" w:hAnsi="Arial" w:eastAsia="Arial" w:cs="Arial"/>
+                <w:b w:val="0"/>
+                <w:bCs w:val="0"/>
+                <w:sz w:val="20"/>
+                <w:szCs w:val="20"/>
+              </w:rPr>
+              <w:t>相同幂等键但改了数量/算法/有效期</w:t>
+            </w:r>
+          </w:p>
+        </w:tc>
+        <w:tc>
+          <w:tcPr>
+            <w:tcW w:w="4826" w:type="dxa"/>
+            <w:tcBorders>
+              <w:top w:val="single" w:color="CCCCCC" w:sz="0" w:space="0"/>
+              <w:left w:val="single" w:color="CCCCCC" w:sz="0" w:space="0"/>
+              <w:bottom w:val="single" w:color="CCCCCC" w:sz="0" w:space="0"/>
+              <w:right w:val="single" w:color="CCCCCC" w:sz="0" w:space="0"/>
+            </w:tcBorders>
+            <w:tcMar>
+              <w:top w:w="80" w:type="dxa"/>
+              <w:left w:w="120" w:type="dxa"/>
+              <w:bottom w:w="80" w:type="dxa"/>
+              <w:right w:w="120" w:type="dxa"/>
+            </w:tcMar>
+          </w:tcPr>
+          <w:p>
+            <w:r>
+              <w:rPr>
+                <w:rFonts w:ascii="Arial" w:hAnsi="Arial" w:eastAsia="Arial" w:cs="Arial"/>
+                <w:b w:val="0"/>
+                <w:bCs w:val="0"/>
+                <w:sz w:val="20"/>
+                <w:szCs w:val="20"/>
+              </w:rPr>
+              <w:t>冲突提示：幂等键已用于不同的生成设置</w:t>
+            </w:r>
+          </w:p>
+        </w:tc>
+      </w:tr>
+      <w:tr>
+        <w:tblPrEx>
+          <w:tblBorders>
+            <w:top w:val="single" w:color="auto" w:sz="4" w:space="0"/>
+            <w:left w:val="single" w:color="auto" w:sz="4" w:space="0"/>
+            <w:bottom w:val="single" w:color="auto" w:sz="4" w:space="0"/>
+            <w:right w:val="single" w:color="auto" w:sz="4" w:space="0"/>
+            <w:insideH w:val="single" w:color="auto" w:sz="4" w:space="0"/>
+            <w:insideV w:val="single" w:color="auto" w:sz="4" w:space="0"/>
+          </w:tblBorders>
+          <w:tblCellMar>
+            <w:top w:w="0" w:type="dxa"/>
+            <w:left w:w="10" w:type="dxa"/>
+            <w:bottom w:w="0" w:type="dxa"/>
+            <w:right w:w="10" w:type="dxa"/>
+          </w:tblCellMar>
+        </w:tblPrEx>
+        <w:tc>
+          <w:tcPr>
+            <w:tcW w:w="4200" w:type="dxa"/>
+            <w:tcBorders>
+              <w:top w:val="single" w:color="CCCCCC" w:sz="0" w:space="0"/>
+              <w:left w:val="single" w:color="CCCCCC" w:sz="0" w:space="0"/>
+              <w:bottom w:val="single" w:color="CCCCCC" w:sz="0" w:space="0"/>
+              <w:right w:val="single" w:color="CCCCCC" w:sz="0" w:space="0"/>
+            </w:tcBorders>
+            <w:tcMar>
+              <w:top w:w="80" w:type="dxa"/>
+              <w:left w:w="120" w:type="dxa"/>
+              <w:bottom w:w="80" w:type="dxa"/>
+              <w:right w:w="120" w:type="dxa"/>
+            </w:tcMar>
+          </w:tcPr>
+          <w:p>
+            <w:r>
+              <w:rPr>
+                <w:rFonts w:ascii="Arial" w:hAnsi="Arial" w:eastAsia="Arial" w:cs="Arial"/>
+                <w:b w:val="0"/>
+                <w:bCs w:val="0"/>
+                <w:sz w:val="20"/>
+                <w:szCs w:val="20"/>
+              </w:rPr>
+              <w:t>点击「新建幂等键」后再生成</w:t>
+            </w:r>
+          </w:p>
+        </w:tc>
+        <w:tc>
+          <w:tcPr>
+            <w:tcW w:w="4826" w:type="dxa"/>
+            <w:tcBorders>
+              <w:top w:val="single" w:color="CCCCCC" w:sz="0" w:space="0"/>
+              <w:left w:val="single" w:color="CCCCCC" w:sz="0" w:space="0"/>
+              <w:bottom w:val="single" w:color="CCCCCC" w:sz="0" w:space="0"/>
+              <w:right w:val="single" w:color="CCCCCC" w:sz="0" w:space="0"/>
+            </w:tcBorders>
+            <w:tcMar>
+              <w:top w:w="80" w:type="dxa"/>
+              <w:left w:w="120" w:type="dxa"/>
+              <w:bottom w:w="80" w:type="dxa"/>
+              <w:right w:w="120" w:type="dxa"/>
+            </w:tcMar>
+          </w:tcPr>
+          <w:p>
+            <w:r>
+              <w:rPr>
+                <w:rFonts w:ascii="Arial" w:hAnsi="Arial" w:eastAsia="Arial" w:cs="Arial"/>
+                <w:b w:val="0"/>
+                <w:bCs w:val="0"/>
+                <w:sz w:val="20"/>
+                <w:szCs w:val="20"/>
+              </w:rPr>
+              <w:t>创建新批次</w:t>
+            </w:r>
+          </w:p>
+        </w:tc>
+      </w:tr>
+    </w:tbl>
+    <w:p>
+      <w:pPr>
+        <w:spacing w:after="80"/>
+      </w:pPr>
+    </w:p>
+    <w:p>
+      <w:pPr>
+        <w:spacing w:after="120"/>
+      </w:pPr>
+      <w:r>
+        <w:rPr>
+          <w:rFonts w:ascii="Arial" w:hAnsi="Arial" w:eastAsia="Arial" w:cs="Arial"/>
+          <w:sz w:val="22"/>
+          <w:szCs w:val="22"/>
+        </w:rPr>
+        <w:t>页面上没有「进行中 / 已完成 / 已作废」等批次状态列表，只展示当前会话最近一次生成结果。</w:t>
+      </w:r>
+    </w:p>
+    <w:p>
+      <w:pPr>
+        <w:spacing w:after="120"/>
+      </w:pPr>
+      <w:r>
+        <w:rPr>
+          <w:rFonts w:ascii="Arial" w:hAnsi="Arial" w:eastAsia="Arial" w:cs="Arial"/>
+          <w:sz w:val="22"/>
+          <w:szCs w:val="22"/>
+        </w:rPr>
+        <w:t>邀请链接是否仍可用，取决于生成时配置的有效期，以及令牌是否仍为有效状态。本页不提供吊销或续期操作。</w:t>
+      </w:r>
+    </w:p>
+    <w:p>
+      <w:pPr>
+        <w:pStyle w:val="2"/>
+        <w:spacing w:before="320" w:after="160"/>
+      </w:pPr>
+      <w:r>
+        <w:rPr>
+          <w:rFonts w:ascii="Arial" w:hAnsi="Arial" w:eastAsia="Arial" w:cs="Arial"/>
+          <w:b/>
+          <w:bCs/>
+          <w:sz w:val="32"/>
+          <w:szCs w:val="32"/>
+        </w:rPr>
+        <w:t>8. 常见问题（邀请令牌）</w:t>
+      </w:r>
+    </w:p>
+    <w:p>
+      <w:pPr>
+        <w:spacing w:before="160" w:after="60"/>
+      </w:pPr>
+      <w:r>
+        <w:rPr>
+          <w:rFonts w:ascii="Arial" w:hAnsi="Arial" w:eastAsia="Arial" w:cs="Arial"/>
+          <w:b/>
+          <w:bCs/>
+          <w:sz w:val="22"/>
+          <w:szCs w:val="22"/>
+        </w:rPr>
+        <w:t>Q：打不开页面，跳到登录页？</w:t>
+      </w:r>
+    </w:p>
+    <w:p>
+      <w:pPr>
+        <w:spacing w:after="120"/>
+      </w:pPr>
+      <w:r>
+        <w:rPr>
+          <w:rFonts w:ascii="Arial" w:hAnsi="Arial" w:eastAsia="Arial" w:cs="Arial"/>
+          <w:sz w:val="22"/>
+          <w:szCs w:val="22"/>
+        </w:rPr>
+        <w:t>尚未登录或会话已过期。请打开 /ops/invitations/login，使用运营账号密码重新登录。</w:t>
+      </w:r>
+    </w:p>
+    <w:p>
+      <w:pPr>
+        <w:spacing w:before="160" w:after="60"/>
+      </w:pPr>
+      <w:r>
+        <w:rPr>
+          <w:rFonts w:ascii="Arial" w:hAnsi="Arial" w:eastAsia="Arial" w:cs="Arial"/>
+          <w:b/>
+          <w:bCs/>
+          <w:sz w:val="22"/>
+          <w:szCs w:val="22"/>
+        </w:rPr>
+        <w:t>Q：能用专家档案的账号密码登录吗？</w:t>
+      </w:r>
+    </w:p>
+    <w:p>
+      <w:pPr>
+        <w:spacing w:after="120"/>
+      </w:pPr>
+      <w:r>
+        <w:rPr>
+          <w:rFonts w:ascii="Arial" w:hAnsi="Arial" w:eastAsia="Arial" w:cs="Arial"/>
+          <w:sz w:val="22"/>
+          <w:szCs w:val="22"/>
+        </w:rPr>
+        <w:t>能。邀请令牌与专家档案共用同一套运营账号；在任一登录页登录后，另一页面在会话有效期内也可直接使用。</w:t>
+      </w:r>
+    </w:p>
+    <w:p>
+      <w:pPr>
+        <w:spacing w:before="160" w:after="60"/>
+      </w:pPr>
+      <w:r>
+        <w:rPr>
+          <w:rFonts w:ascii="Arial" w:hAnsi="Arial" w:eastAsia="Arial" w:cs="Arial"/>
+          <w:b/>
+          <w:bCs/>
+          <w:sz w:val="22"/>
+          <w:szCs w:val="22"/>
+        </w:rPr>
+        <w:t>Q：重复点了「生成」，会不会多出一批新令牌？</w:t>
+      </w:r>
+    </w:p>
+    <w:p>
+      <w:pPr>
+        <w:spacing w:after="120"/>
+      </w:pPr>
+      <w:r>
+        <w:rPr>
+          <w:rFonts w:ascii="Arial" w:hAnsi="Arial" w:eastAsia="Arial" w:cs="Arial"/>
+          <w:sz w:val="22"/>
+          <w:szCs w:val="22"/>
+        </w:rPr>
+        <w:t>在幂等键和参数未变的前提下不会，会返回同一批次。要新批次请点「新建幂等键」或手动改幂等键。</w:t>
+      </w:r>
+    </w:p>
+    <w:p>
+      <w:pPr>
+        <w:spacing w:before="160" w:after="60"/>
+      </w:pPr>
+      <w:r>
+        <w:rPr>
+          <w:rFonts w:ascii="Arial" w:hAnsi="Arial" w:eastAsia="Arial" w:cs="Arial"/>
+          <w:b/>
+          <w:bCs/>
+          <w:sz w:val="22"/>
+          <w:szCs w:val="22"/>
+        </w:rPr>
+        <w:t>Q：为什么「生成」按钮是灰的？</w:t>
+      </w:r>
+    </w:p>
+    <w:p>
+      <w:pPr>
+        <w:spacing w:after="120"/>
+      </w:pPr>
+      <w:r>
+        <w:rPr>
+          <w:rFonts w:ascii="Arial" w:hAnsi="Arial" w:eastAsia="Arial" w:cs="Arial"/>
+          <w:sz w:val="22"/>
+          <w:szCs w:val="22"/>
+        </w:rPr>
+        <w:t>可能正在生成中；或有效期设为 0 天但小时、分钟也都是 0。</w:t>
+      </w:r>
+    </w:p>
+    <w:p>
+      <w:pPr>
+        <w:spacing w:before="160" w:after="60"/>
+      </w:pPr>
+      <w:r>
+        <w:rPr>
+          <w:rFonts w:ascii="Arial" w:hAnsi="Arial" w:eastAsia="Arial" w:cs="Arial"/>
+          <w:b/>
+          <w:bCs/>
+          <w:sz w:val="22"/>
+          <w:szCs w:val="22"/>
+        </w:rPr>
+        <w:t>Q：页面上看不到全部令牌？</w:t>
+      </w:r>
+    </w:p>
+    <w:p>
+      <w:pPr>
+        <w:spacing w:after="120"/>
+      </w:pPr>
+      <w:r>
+        <w:rPr>
+          <w:rFonts w:ascii="Arial" w:hAnsi="Arial" w:eastAsia="Arial" w:cs="Arial"/>
+          <w:sz w:val="22"/>
+          <w:szCs w:val="22"/>
+        </w:rPr>
+        <w:t>设计如此，仅预览前 8 条；完整数据请「导出 Excel」。</w:t>
+      </w:r>
+    </w:p>
+    <w:p>
+      <w:pPr>
+        <w:spacing w:before="160" w:after="60"/>
+      </w:pPr>
+      <w:r>
+        <w:rPr>
+          <w:rFonts w:ascii="Arial" w:hAnsi="Arial" w:eastAsia="Arial" w:cs="Arial"/>
+          <w:b/>
+          <w:bCs/>
+          <w:sz w:val="22"/>
+          <w:szCs w:val="22"/>
+        </w:rPr>
+        <w:t>Q：导出的是 CSV 吗？</w:t>
+      </w:r>
+    </w:p>
+    <w:p>
+      <w:pPr>
+        <w:spacing w:after="120"/>
+      </w:pPr>
+      <w:r>
+        <w:rPr>
+          <w:rFonts w:ascii="Arial" w:hAnsi="Arial" w:eastAsia="Arial" w:cs="Arial"/>
+          <w:sz w:val="22"/>
+          <w:szCs w:val="22"/>
+        </w:rPr>
+        <w:t>不是，是 .xlsx Excel 文件。</w:t>
+      </w:r>
+    </w:p>
+    <w:p>
+      <w:pPr>
+        <w:spacing w:before="160" w:after="60"/>
+      </w:pPr>
+      <w:r>
+        <w:rPr>
+          <w:rFonts w:ascii="Arial" w:hAnsi="Arial" w:eastAsia="Arial" w:cs="Arial"/>
+          <w:b/>
+          <w:bCs/>
+          <w:sz w:val="22"/>
+          <w:szCs w:val="22"/>
+        </w:rPr>
+        <w:t>Q：邀请链接发给专家后多久失效？</w:t>
+      </w:r>
+    </w:p>
+    <w:p>
+      <w:pPr>
+        <w:spacing w:after="120"/>
+      </w:pPr>
+      <w:r>
+        <w:rPr>
+          <w:rFonts w:ascii="Arial" w:hAnsi="Arial" w:eastAsia="Arial" w:cs="Arial"/>
+          <w:sz w:val="22"/>
+          <w:szCs w:val="22"/>
+        </w:rPr>
+        <w:t>以生成时配置的「有效期」为准（默认 90 天），Excel「失效时间」列有具体时间点。</w:t>
+      </w:r>
+    </w:p>
+    <w:p>
+      <w:pPr>
+        <w:spacing w:before="160" w:after="60"/>
+      </w:pPr>
+      <w:r>
+        <w:rPr>
+          <w:rFonts w:ascii="Arial" w:hAnsi="Arial" w:eastAsia="Arial" w:cs="Arial"/>
+          <w:b/>
+          <w:bCs/>
+          <w:sz w:val="22"/>
+          <w:szCs w:val="22"/>
+        </w:rPr>
+        <w:t>Q：专家 ID 列是什么？要不要填真实专家？</w:t>
+      </w:r>
+    </w:p>
+    <w:p>
+      <w:pPr>
+        <w:spacing w:after="120"/>
+      </w:pPr>
+      <w:r>
+        <w:rPr>
+          <w:rFonts w:ascii="Arial" w:hAnsi="Arial" w:eastAsia="Arial" w:cs="Arial"/>
+          <w:sz w:val="22"/>
+          <w:szCs w:val="22"/>
+        </w:rPr>
+        <w:t>批量生成时为系统占位 ID，不是真实专家档案；专家通过链接进入后会走正常申报流程。</w:t>
+      </w:r>
+    </w:p>
+    <w:p>
+      <w:pPr>
+        <w:spacing w:after="120"/>
+      </w:pPr>
     </w:p>
     <w:sectPr>
-      <w:headerReference r:id="rId3" w:type="default"/>
-      <w:footerReference r:id="rId4" w:type="default"/>
+      <w:footerReference r:id="rId3" w:type="default"/>
       <w:pgSz w:w="11906" w:h="16838"/>
-      <w:pgMar w:top="1134" w:right="1134" w:bottom="1134" w:left="1134" w:header="708" w:footer="708" w:gutter="0"/>
+      <w:pgMar w:top="1440" w:right="1440" w:bottom="1440" w:left="1440" w:header="708" w:footer="708" w:gutter="0"/>
       <w:cols w:space="720" w:num="1"/>
       <w:docGrid w:linePitch="360" w:charSpace="0"/>
     </w:sectPr>
@@ -2872,16 +7470,16 @@
     <w:r>
       <w:rPr>
         <w:rFonts w:ascii="Arial" w:hAnsi="Arial" w:eastAsia="Arial" w:cs="Arial"/>
-        <w:color w:val="666666"/>
+        <w:color w:val="888888"/>
         <w:sz w:val="18"/>
         <w:szCs w:val="18"/>
       </w:rPr>
-      <w:t xml:space="preserve">第 </w:t>
+      <w:t xml:space="preserve">运营后台使用说明  ·  第 </w:t>
     </w:r>
     <w:r>
       <w:rPr>
         <w:rFonts w:ascii="Arial" w:hAnsi="Arial" w:eastAsia="Arial" w:cs="Arial"/>
-        <w:color w:val="666666"/>
+        <w:color w:val="888888"/>
         <w:sz w:val="18"/>
         <w:szCs w:val="18"/>
       </w:rPr>
@@ -2890,7 +7488,7 @@
     <w:r>
       <w:rPr>
         <w:rFonts w:ascii="Arial" w:hAnsi="Arial" w:eastAsia="Arial" w:cs="Arial"/>
-        <w:color w:val="666666"/>
+        <w:color w:val="888888"/>
         <w:sz w:val="18"/>
         <w:szCs w:val="18"/>
       </w:rPr>
@@ -2899,7 +7497,7 @@
     <w:r>
       <w:rPr>
         <w:rFonts w:ascii="Arial" w:hAnsi="Arial" w:eastAsia="Arial" w:cs="Arial"/>
-        <w:color w:val="666666"/>
+        <w:color w:val="888888"/>
         <w:sz w:val="18"/>
         <w:szCs w:val="18"/>
       </w:rPr>
@@ -2908,7 +7506,7 @@
     <w:r>
       <w:rPr>
         <w:rFonts w:ascii="Arial" w:hAnsi="Arial" w:eastAsia="Arial" w:cs="Arial"/>
-        <w:color w:val="666666"/>
+        <w:color w:val="888888"/>
         <w:sz w:val="18"/>
         <w:szCs w:val="18"/>
       </w:rPr>
@@ -2917,7 +7515,7 @@
     <w:r>
       <w:rPr>
         <w:rFonts w:ascii="Arial" w:hAnsi="Arial" w:eastAsia="Arial" w:cs="Arial"/>
-        <w:color w:val="666666"/>
+        <w:color w:val="888888"/>
         <w:sz w:val="18"/>
         <w:szCs w:val="18"/>
       </w:rPr>
@@ -2927,59 +7525,9 @@
 </w:ftr>
 </file>
 
-<file path=word/header1.xml><?xml version="1.0" encoding="utf-8"?>
-<w:hdr xmlns:wpc="http://schemas.microsoft.com/office/word/2010/wordprocessingCanvas" xmlns:mc="http://schemas.openxmlformats.org/markup-compatibility/2006" xmlns:o="urn:schemas-microsoft-com:office:office" xmlns:r="http://schemas.openxmlformats.org/officeDocument/2006/relationships" xmlns:m="http://schemas.openxmlformats.org/officeDocument/2006/math" xmlns:v="urn:schemas-microsoft-com:vml" xmlns:wp14="http://schemas.microsoft.com/office/word/2010/wordprocessingDrawing" xmlns:wp="http://schemas.openxmlformats.org/drawingml/2006/wordprocessingDrawing" xmlns:w10="urn:schemas-microsoft-com:office:word" xmlns:w="http://schemas.openxmlformats.org/wordprocessingml/2006/main" xmlns:w14="http://schemas.microsoft.com/office/word/2010/wordml" xmlns:w15="http://schemas.microsoft.com/office/word/2012/wordml" xmlns:wpg="http://schemas.microsoft.com/office/word/2010/wordprocessingGroup" xmlns:wpi="http://schemas.microsoft.com/office/word/2010/wordprocessingInk" xmlns:wne="http://schemas.microsoft.com/office/word/2006/wordml" xmlns:wps="http://schemas.microsoft.com/office/word/2010/wordprocessingShape" xmlns:wpsCustomData="http://www.wps.cn/officeDocument/2013/wpsCustomData" mc:Ignorable="w14 w15 wp14">
-  <w:p>
-    <w:pPr>
-      <w:pBdr>
-        <w:bottom w:val="single" w:color="2E75B6" w:sz="6" w:space="1"/>
-      </w:pBdr>
-      <w:spacing w:after="120"/>
-    </w:pPr>
-    <w:r>
-      <w:rPr>
-        <w:rFonts w:ascii="Arial" w:hAnsi="Arial" w:eastAsia="Arial" w:cs="Arial"/>
-        <w:color w:val="666666"/>
-        <w:sz w:val="18"/>
-        <w:szCs w:val="18"/>
-      </w:rPr>
-      <w:t>专家档案运营后台使用说明</w:t>
-    </w:r>
-  </w:p>
-</w:hdr>
-</file>
-
 <file path=word/numbering.xml><?xml version="1.0" encoding="utf-8"?>
 <w:numbering xmlns:wpc="http://schemas.microsoft.com/office/word/2010/wordprocessingCanvas" xmlns:mc="http://schemas.openxmlformats.org/markup-compatibility/2006" xmlns:o="urn:schemas-microsoft-com:office:office" xmlns:r="http://schemas.openxmlformats.org/officeDocument/2006/relationships" xmlns:m="http://schemas.openxmlformats.org/officeDocument/2006/math" xmlns:v="urn:schemas-microsoft-com:vml" xmlns:wp14="http://schemas.microsoft.com/office/word/2010/wordprocessingDrawing" xmlns:wp="http://schemas.openxmlformats.org/drawingml/2006/wordprocessingDrawing" xmlns:w10="urn:schemas-microsoft-com:office:word" xmlns:w="http://schemas.openxmlformats.org/wordprocessingml/2006/main" xmlns:w14="http://schemas.microsoft.com/office/word/2010/wordml" xmlns:wpg="http://schemas.microsoft.com/office/word/2010/wordprocessingGroup" xmlns:wpi="http://schemas.microsoft.com/office/word/2010/wordprocessingInk" xmlns:wne="http://schemas.microsoft.com/office/word/2006/wordml" xmlns:wps="http://schemas.microsoft.com/office/word/2010/wordprocessingShape" xmlns:wpsCustomData="http://www.wps.cn/officeDocument/2013/wpsCustomData" mc:Ignorable="w14 wp14">
   <w:abstractNum w:abstractNumId="0">
-    <w:nsid w:val="9288B902"/>
-    <w:multiLevelType w:val="singleLevel"/>
-    <w:tmpl w:val="9288B902"/>
-    <w:lvl w:ilvl="0" w:tentative="0">
-      <w:start w:val="1"/>
-      <w:numFmt w:val="bullet"/>
-      <w:lvlText w:val="•"/>
-      <w:lvlJc w:val="left"/>
-      <w:pPr>
-        <w:ind w:left="720" w:hanging="360"/>
-      </w:pPr>
-    </w:lvl>
-  </w:abstractNum>
-  <w:abstractNum w:abstractNumId="1">
-    <w:nsid w:val="9C8AC8EF"/>
-    <w:multiLevelType w:val="singleLevel"/>
-    <w:tmpl w:val="9C8AC8EF"/>
-    <w:lvl w:ilvl="0" w:tentative="0">
-      <w:start w:val="1"/>
-      <w:numFmt w:val="bullet"/>
-      <w:lvlText w:val="•"/>
-      <w:lvlJc w:val="left"/>
-      <w:pPr>
-        <w:ind w:left="720" w:hanging="360"/>
-      </w:pPr>
-    </w:lvl>
-  </w:abstractNum>
-  <w:abstractNum w:abstractNumId="2">
     <w:nsid w:val="B5E306ED"/>
     <w:multiLevelType w:val="singleLevel"/>
     <w:tmpl w:val="B5E306ED"/>
@@ -2993,49 +7541,35 @@
       </w:pPr>
     </w:lvl>
   </w:abstractNum>
-  <w:abstractNum w:abstractNumId="3">
-    <w:nsid w:val="BE923771"/>
-    <w:multiLevelType w:val="singleLevel"/>
-    <w:tmpl w:val="BE923771"/>
-    <w:lvl w:ilvl="0" w:tentative="0">
-      <w:start w:val="1"/>
-      <w:numFmt w:val="bullet"/>
-      <w:lvlText w:val="•"/>
-      <w:lvlJc w:val="left"/>
-      <w:pPr>
-        <w:ind w:left="720" w:hanging="360"/>
-      </w:pPr>
-    </w:lvl>
-  </w:abstractNum>
-  <w:abstractNum w:abstractNumId="4">
+  <w:abstractNum w:abstractNumId="1">
     <w:nsid w:val="C8879AEF"/>
     <w:multiLevelType w:val="singleLevel"/>
     <w:tmpl w:val="C8879AEF"/>
     <w:lvl w:ilvl="0" w:tentative="0">
       <w:start w:val="1"/>
-      <w:numFmt w:val="bullet"/>
-      <w:lvlText w:val="•"/>
+      <w:numFmt w:val="decimal"/>
+      <w:lvlText w:val="%1."/>
       <w:lvlJc w:val="left"/>
       <w:pPr>
         <w:ind w:left="720" w:hanging="360"/>
       </w:pPr>
     </w:lvl>
   </w:abstractNum>
-  <w:abstractNum w:abstractNumId="5">
+  <w:abstractNum w:abstractNumId="2">
     <w:nsid w:val="DCBA6B53"/>
     <w:multiLevelType w:val="singleLevel"/>
     <w:tmpl w:val="DCBA6B53"/>
     <w:lvl w:ilvl="0" w:tentative="0">
       <w:start w:val="1"/>
-      <w:numFmt w:val="bullet"/>
-      <w:lvlText w:val="•"/>
+      <w:numFmt w:val="decimal"/>
+      <w:lvlText w:val="%1."/>
       <w:lvlJc w:val="left"/>
       <w:pPr>
         <w:ind w:left="720" w:hanging="360"/>
       </w:pPr>
     </w:lvl>
   </w:abstractNum>
-  <w:abstractNum w:abstractNumId="6">
+  <w:abstractNum w:abstractNumId="3">
     <w:nsid w:val="F4B5D9F5"/>
     <w:multiLevelType w:val="singleLevel"/>
     <w:tmpl w:val="F4B5D9F5"/>
@@ -3049,7 +7583,7 @@
       </w:pPr>
     </w:lvl>
   </w:abstractNum>
-  <w:abstractNum w:abstractNumId="7">
+  <w:abstractNum w:abstractNumId="4">
     <w:nsid w:val="0053208E"/>
     <w:multiLevelType w:val="singleLevel"/>
     <w:tmpl w:val="0053208E"/>
@@ -3063,7 +7597,7 @@
       </w:pPr>
     </w:lvl>
   </w:abstractNum>
-  <w:abstractNum w:abstractNumId="8">
+  <w:abstractNum w:abstractNumId="5">
     <w:nsid w:val="0248C179"/>
     <w:multiLevelType w:val="singleLevel"/>
     <w:tmpl w:val="0248C179"/>
@@ -3077,21 +7611,21 @@
       </w:pPr>
     </w:lvl>
   </w:abstractNum>
-  <w:abstractNum w:abstractNumId="9">
+  <w:abstractNum w:abstractNumId="6">
     <w:nsid w:val="25B654F3"/>
     <w:multiLevelType w:val="singleLevel"/>
     <w:tmpl w:val="25B654F3"/>
     <w:lvl w:ilvl="0" w:tentative="0">
       <w:start w:val="1"/>
-      <w:numFmt w:val="bullet"/>
-      <w:lvlText w:val="•"/>
+      <w:numFmt w:val="decimal"/>
+      <w:lvlText w:val="%1."/>
       <w:lvlJc w:val="left"/>
       <w:pPr>
         <w:ind w:left="720" w:hanging="360"/>
       </w:pPr>
     </w:lvl>
   </w:abstractNum>
-  <w:abstractNum w:abstractNumId="10">
+  <w:abstractNum w:abstractNumId="7">
     <w:nsid w:val="2A8F537B"/>
     <w:multiLevelType w:val="singleLevel"/>
     <w:tmpl w:val="2A8F537B"/>
@@ -3105,38 +7639,10 @@
       </w:pPr>
     </w:lvl>
   </w:abstractNum>
-  <w:abstractNum w:abstractNumId="11">
-    <w:nsid w:val="46A08BB8"/>
+  <w:abstractNum w:abstractNumId="8">
+    <w:nsid w:val="59ADCABA"/>
     <w:multiLevelType w:val="singleLevel"/>
-    <w:tmpl w:val="46A08BB8"/>
-    <w:lvl w:ilvl="0" w:tentative="0">
-      <w:start w:val="1"/>
-      <w:numFmt w:val="bullet"/>
-      <w:lvlText w:val="•"/>
-      <w:lvlJc w:val="left"/>
-      <w:pPr>
-        <w:ind w:left="720" w:hanging="360"/>
-      </w:pPr>
-    </w:lvl>
-  </w:abstractNum>
-  <w:abstractNum w:abstractNumId="12">
-    <w:nsid w:val="60382F6E"/>
-    <w:multiLevelType w:val="singleLevel"/>
-    <w:tmpl w:val="60382F6E"/>
-    <w:lvl w:ilvl="0" w:tentative="0">
-      <w:start w:val="1"/>
-      <w:numFmt w:val="bullet"/>
-      <w:lvlText w:val="•"/>
-      <w:lvlJc w:val="left"/>
-      <w:pPr>
-        <w:ind w:left="720" w:hanging="360"/>
-      </w:pPr>
-    </w:lvl>
-  </w:abstractNum>
-  <w:abstractNum w:abstractNumId="13">
-    <w:nsid w:val="7C246926"/>
-    <w:multiLevelType w:val="singleLevel"/>
-    <w:tmpl w:val="7C246926"/>
+    <w:tmpl w:val="59ADCABA"/>
     <w:lvl w:ilvl="0" w:tentative="0">
       <w:start w:val="1"/>
       <w:numFmt w:val="decimal"/>
@@ -3148,85 +7654,55 @@
     </w:lvl>
   </w:abstractNum>
   <w:num w:numId="1">
+    <w:abstractNumId w:val="4"/>
+    <w:lvlOverride w:ilvl="0">
+      <w:startOverride w:val="1"/>
+    </w:lvlOverride>
+  </w:num>
+  <w:num w:numId="2">
+    <w:abstractNumId w:val="8"/>
+    <w:lvlOverride w:ilvl="0">
+      <w:startOverride w:val="1"/>
+    </w:lvlOverride>
+  </w:num>
+  <w:num w:numId="3">
+    <w:abstractNumId w:val="0"/>
+    <w:lvlOverride w:ilvl="0">
+      <w:startOverride w:val="1"/>
+    </w:lvlOverride>
+  </w:num>
+  <w:num w:numId="4">
+    <w:abstractNumId w:val="6"/>
+    <w:lvlOverride w:ilvl="0">
+      <w:startOverride w:val="1"/>
+    </w:lvlOverride>
+  </w:num>
+  <w:num w:numId="5">
+    <w:abstractNumId w:val="5"/>
+    <w:lvlOverride w:ilvl="0">
+      <w:startOverride w:val="1"/>
+    </w:lvlOverride>
+  </w:num>
+  <w:num w:numId="6">
     <w:abstractNumId w:val="7"/>
     <w:lvlOverride w:ilvl="0">
       <w:startOverride w:val="1"/>
     </w:lvlOverride>
   </w:num>
-  <w:num w:numId="2">
-    <w:abstractNumId w:val="2"/>
-    <w:lvlOverride w:ilvl="0">
-      <w:startOverride w:val="1"/>
-    </w:lvlOverride>
-  </w:num>
-  <w:num w:numId="3">
-    <w:abstractNumId w:val="9"/>
-    <w:lvlOverride w:ilvl="0">
-      <w:startOverride w:val="1"/>
-    </w:lvlOverride>
-  </w:num>
-  <w:num w:numId="4">
-    <w:abstractNumId w:val="8"/>
-    <w:lvlOverride w:ilvl="0">
-      <w:startOverride w:val="1"/>
-    </w:lvlOverride>
-  </w:num>
-  <w:num w:numId="5">
-    <w:abstractNumId w:val="10"/>
-    <w:lvlOverride w:ilvl="0">
-      <w:startOverride w:val="1"/>
-    </w:lvlOverride>
-  </w:num>
-  <w:num w:numId="6">
-    <w:abstractNumId w:val="4"/>
-    <w:lvlOverride w:ilvl="0">
-      <w:startOverride w:val="1"/>
-    </w:lvlOverride>
-  </w:num>
   <w:num w:numId="7">
-    <w:abstractNumId w:val="6"/>
+    <w:abstractNumId w:val="1"/>
     <w:lvlOverride w:ilvl="0">
       <w:startOverride w:val="1"/>
     </w:lvlOverride>
   </w:num>
   <w:num w:numId="8">
-    <w:abstractNumId w:val="5"/>
+    <w:abstractNumId w:val="3"/>
     <w:lvlOverride w:ilvl="0">
       <w:startOverride w:val="1"/>
     </w:lvlOverride>
   </w:num>
   <w:num w:numId="9">
-    <w:abstractNumId w:val="1"/>
-    <w:lvlOverride w:ilvl="0">
-      <w:startOverride w:val="1"/>
-    </w:lvlOverride>
-  </w:num>
-  <w:num w:numId="10">
-    <w:abstractNumId w:val="12"/>
-    <w:lvlOverride w:ilvl="0">
-      <w:startOverride w:val="1"/>
-    </w:lvlOverride>
-  </w:num>
-  <w:num w:numId="11">
-    <w:abstractNumId w:val="11"/>
-    <w:lvlOverride w:ilvl="0">
-      <w:startOverride w:val="1"/>
-    </w:lvlOverride>
-  </w:num>
-  <w:num w:numId="12">
-    <w:abstractNumId w:val="13"/>
-    <w:lvlOverride w:ilvl="0">
-      <w:startOverride w:val="1"/>
-    </w:lvlOverride>
-  </w:num>
-  <w:num w:numId="13">
-    <w:abstractNumId w:val="3"/>
-    <w:lvlOverride w:ilvl="0">
-      <w:startOverride w:val="1"/>
-    </w:lvlOverride>
-  </w:num>
-  <w:num w:numId="14">
-    <w:abstractNumId w:val="0"/>
+    <w:abstractNumId w:val="2"/>
     <w:lvlOverride w:ilvl="0">
       <w:startOverride w:val="1"/>
     </w:lvlOverride>
@@ -3274,7 +7750,7 @@
     <w:lsdException w:unhideWhenUsed="0" w:uiPriority="0" w:semiHidden="0" w:name="toc 8"/>
     <w:lsdException w:unhideWhenUsed="0" w:uiPriority="0" w:semiHidden="0" w:name="toc 9"/>
     <w:lsdException w:unhideWhenUsed="0" w:uiPriority="0" w:semiHidden="0" w:name="Normal Indent"/>
-    <w:lsdException w:qFormat="1" w:uiPriority="99" w:name="footnote text"/>
+    <w:lsdException w:uiPriority="99" w:name="footnote text"/>
     <w:lsdException w:unhideWhenUsed="0" w:uiPriority="0" w:semiHidden="0" w:name="annotation text"/>
     <w:lsdException w:unhideWhenUsed="0" w:uiPriority="0" w:semiHidden="0" w:name="header"/>
     <w:lsdException w:unhideWhenUsed="0" w:uiPriority="0" w:semiHidden="0" w:name="footer"/>
@@ -3515,7 +7991,7 @@
     <w:qFormat/>
     <w:uiPriority w:val="0"/>
     <w:pPr>
-      <w:spacing w:before="280" w:after="160"/>
+      <w:spacing w:before="320" w:after="160"/>
       <w:outlineLvl w:val="0"/>
     </w:pPr>
     <w:rPr>
@@ -3532,7 +8008,7 @@
     <w:qFormat/>
     <w:uiPriority w:val="0"/>
     <w:pPr>
-      <w:spacing w:before="220" w:after="120"/>
+      <w:spacing w:before="240" w:after="120"/>
       <w:outlineLvl w:val="1"/>
     </w:pPr>
     <w:rPr>
@@ -3631,7 +8107,6 @@
     <w:link w:val="18"/>
     <w:semiHidden/>
     <w:unhideWhenUsed/>
-    <w:qFormat/>
     <w:uiPriority w:val="99"/>
     <w:pPr>
       <w:spacing w:after="0" w:line="240" w:lineRule="auto"/>
@@ -3714,7 +8189,6 @@
     <w:link w:val="8"/>
     <w:semiHidden/>
     <w:unhideWhenUsed/>
-    <w:qFormat/>
     <w:uiPriority w:val="99"/>
     <w:rPr>
       <w:sz w:val="20"/>
